--- a/插件详细手册/10.互动/关于跳跃能力.docx
+++ b/插件详细手册/10.互动/关于跳跃能力.docx
@@ -1,13 +1,14 @@
 
 <file path=word/document.xml><?xml version="1.0" encoding="utf-8"?>
-<w:document xmlns:wpc="http://schemas.microsoft.com/office/word/2010/wordprocessingCanvas" xmlns:mc="http://schemas.openxmlformats.org/markup-compatibility/2006" xmlns:o="urn:schemas-microsoft-com:office:office" xmlns:r="http://schemas.openxmlformats.org/officeDocument/2006/relationships" xmlns:m="http://schemas.openxmlformats.org/officeDocument/2006/math" xmlns:v="urn:schemas-microsoft-com:vml" xmlns:wp14="http://schemas.microsoft.com/office/word/2010/wordprocessingDrawing" xmlns:wp="http://schemas.openxmlformats.org/drawingml/2006/wordprocessingDrawing" xmlns:w="http://schemas.openxmlformats.org/wordprocessingml/2006/main" xmlns:w14="http://schemas.microsoft.com/office/word/2010/wordml" xmlns:w10="urn:schemas-microsoft-com:office:word" xmlns:w15="http://schemas.microsoft.com/office/word/2012/wordml" xmlns:wpg="http://schemas.microsoft.com/office/word/2010/wordprocessingGroup" xmlns:wpi="http://schemas.microsoft.com/office/word/2010/wordprocessingInk" xmlns:wne="http://schemas.microsoft.com/office/word/2006/wordml" xmlns:wps="http://schemas.microsoft.com/office/word/2010/wordprocessingShape" xmlns:wpsCustomData="http://www.wps.cn/officeDocument/2013/wpsCustomData" mc:Ignorable="w14 w15 wp14">
+<w:document xmlns:wpc="http://schemas.microsoft.com/office/word/2010/wordprocessingCanvas" xmlns:cx="http://schemas.microsoft.com/office/drawing/2014/chartex" xmlns:cx1="http://schemas.microsoft.com/office/drawing/2015/9/8/chartex" xmlns:cx2="http://schemas.microsoft.com/office/drawing/2015/10/21/chartex" xmlns:cx3="http://schemas.microsoft.com/office/drawing/2016/5/9/chartex" xmlns:cx4="http://schemas.microsoft.com/office/drawing/2016/5/10/chartex" xmlns:cx5="http://schemas.microsoft.com/office/drawing/2016/5/11/chartex" xmlns:cx6="http://schemas.microsoft.com/office/drawing/2016/5/12/chartex" xmlns:cx7="http://schemas.microsoft.com/office/drawing/2016/5/13/chartex" xmlns:cx8="http://schemas.microsoft.com/office/drawing/2016/5/14/chartex" xmlns:mc="http://schemas.openxmlformats.org/markup-compatibility/2006" xmlns:aink="http://schemas.microsoft.com/office/drawing/2016/ink" xmlns:am3d="http://schemas.microsoft.com/office/drawing/2017/model3d" xmlns:o="urn:schemas-microsoft-com:office:office" xmlns:oel="http://schemas.microsoft.com/office/2019/extlst" xmlns:r="http://schemas.openxmlformats.org/officeDocument/2006/relationships" xmlns:m="http://schemas.openxmlformats.org/officeDocument/2006/math" xmlns:v="urn:schemas-microsoft-com:vml" xmlns:wp14="http://schemas.microsoft.com/office/word/2010/wordprocessingDrawing" xmlns:wp="http://schemas.openxmlformats.org/drawingml/2006/wordprocessingDrawing" xmlns:w10="urn:schemas-microsoft-com:office:word" xmlns:w="http://schemas.openxmlformats.org/wordprocessingml/2006/main" xmlns:w14="http://schemas.microsoft.com/office/word/2010/wordml" xmlns:w15="http://schemas.microsoft.com/office/word/2012/wordml" xmlns:w16cex="http://schemas.microsoft.com/office/word/2018/wordml/cex" xmlns:w16cid="http://schemas.microsoft.com/office/word/2016/wordml/cid" xmlns:w16="http://schemas.microsoft.com/office/word/2018/wordml" xmlns:w16du="http://schemas.microsoft.com/office/word/2023/wordml/word16du" xmlns:w16sdtdh="http://schemas.microsoft.com/office/word/2020/wordml/sdtdatahash" xmlns:w16sdtfl="http://schemas.microsoft.com/office/word/2024/wordml/sdtformatlock" xmlns:w16se="http://schemas.microsoft.com/office/word/2015/wordml/symex" xmlns:wpg="http://schemas.microsoft.com/office/word/2010/wordprocessingGroup" xmlns:wpi="http://schemas.microsoft.com/office/word/2010/wordprocessingInk" xmlns:wne="http://schemas.microsoft.com/office/word/2006/wordml" xmlns:wps="http://schemas.microsoft.com/office/word/2010/wordprocessingShape" mc:Ignorable="w14 w15 w16se w16cid w16 w16cex w16sdtdh w16sdtfl w16du wp14">
   <w:body>
     <w:p>
       <w:pPr>
         <w:pStyle w:val="2"/>
-      </w:pPr>
-      <w:bookmarkStart w:id="2" w:name="_GoBack"/>
-      <w:bookmarkEnd w:id="2"/>
+        <w:rPr>
+          <w:rFonts w:hint="eastAsia"/>
+        </w:rPr>
+      </w:pPr>
       <w:r>
         <w:rPr>
           <w:rFonts w:hint="eastAsia"/>
@@ -18,6 +19,9 @@
     <w:p>
       <w:pPr>
         <w:pStyle w:val="3"/>
+        <w:rPr>
+          <w:rFonts w:hint="eastAsia"/>
+        </w:rPr>
       </w:pPr>
       <w:r>
         <w:rPr>
@@ -70,7 +74,19 @@
         <w:rPr>
           <w:rFonts w:hint="eastAsia"/>
         </w:rPr>
-        <w:t>物体 - 事件跳跃</w:t>
+        <w:t>物体</w:t>
+      </w:r>
+      <w:r>
+        <w:rPr>
+          <w:rFonts w:hint="eastAsia"/>
+        </w:rPr>
+        <w:t xml:space="preserve"> - </w:t>
+      </w:r>
+      <w:r>
+        <w:rPr>
+          <w:rFonts w:hint="eastAsia"/>
+        </w:rPr>
+        <w:t>事件跳跃</w:t>
       </w:r>
     </w:p>
     <w:p>
@@ -105,7 +121,19 @@
         <w:rPr>
           <w:rFonts w:hint="eastAsia"/>
         </w:rPr>
-        <w:t>物体 - 跳跃速度</w:t>
+        <w:t>物体</w:t>
+      </w:r>
+      <w:r>
+        <w:rPr>
+          <w:rFonts w:hint="eastAsia"/>
+        </w:rPr>
+        <w:t xml:space="preserve"> - </w:t>
+      </w:r>
+      <w:r>
+        <w:rPr>
+          <w:rFonts w:hint="eastAsia"/>
+        </w:rPr>
+        <w:t>跳跃速度</w:t>
       </w:r>
     </w:p>
     <w:p>
@@ -158,7 +186,13 @@
         <w:rPr>
           <w:rFonts w:hint="eastAsia"/>
         </w:rPr>
-        <w:t xml:space="preserve">互动 </w:t>
+        <w:t>互动</w:t>
+      </w:r>
+      <w:r>
+        <w:rPr>
+          <w:rFonts w:hint="eastAsia"/>
+        </w:rPr>
+        <w:t xml:space="preserve"> </w:t>
       </w:r>
       <w:r>
         <w:t>-</w:t>
@@ -167,7 +201,13 @@
         <w:rPr>
           <w:rFonts w:hint="eastAsia"/>
         </w:rPr>
-        <w:t xml:space="preserve"> 跳跃能力</w:t>
+        <w:t xml:space="preserve"> </w:t>
+      </w:r>
+      <w:r>
+        <w:rPr>
+          <w:rFonts w:hint="eastAsia"/>
+        </w:rPr>
+        <w:t>跳跃能力</w:t>
       </w:r>
     </w:p>
     <w:p>
@@ -184,7 +224,42 @@
           <w:rFonts w:hint="eastAsia"/>
           <w:iCs/>
         </w:rPr>
-        <w:t>跳跃设置中用到的图块R区域比较多，你需要用表格分类，不要与其他区域用重了。</w:t>
+        <w:t>跳跃设置中用</w:t>
+      </w:r>
+      <w:r>
+        <w:rPr>
+          <w:rFonts w:hint="eastAsia"/>
+          <w:iCs/>
+        </w:rPr>
+        <w:t>到</w:t>
+      </w:r>
+      <w:r>
+        <w:rPr>
+          <w:rFonts w:hint="eastAsia"/>
+          <w:iCs/>
+        </w:rPr>
+        <w:t>的图块</w:t>
+      </w:r>
+      <w:r>
+        <w:rPr>
+          <w:rFonts w:hint="eastAsia"/>
+          <w:iCs/>
+        </w:rPr>
+        <w:t>R</w:t>
+      </w:r>
+      <w:r>
+        <w:rPr>
+          <w:rFonts w:hint="eastAsia"/>
+          <w:iCs/>
+        </w:rPr>
+        <w:t>区域比较多，你需要用表格分类，不要与其他区域用重了</w:t>
+      </w:r>
+      <w:r>
+        <w:rPr>
+          <w:rFonts w:hint="eastAsia"/>
+          <w:iCs/>
+        </w:rPr>
+        <w:t>。</w:t>
       </w:r>
     </w:p>
     <w:p>
@@ -208,14 +283,15 @@
           <w:iCs/>
           <w:color w:val="0070C0"/>
         </w:rPr>
-        <w:t xml:space="preserve">27.体积 </w:t>
-      </w:r>
-      <w:r>
-        <w:rPr>
+        <w:t>27.</w:t>
+      </w:r>
+      <w:r>
+        <w:rPr>
+          <w:rFonts w:hint="eastAsia"/>
           <w:iCs/>
           <w:color w:val="0070C0"/>
         </w:rPr>
-        <w:t xml:space="preserve">&gt; </w:t>
+        <w:t>体积</w:t>
       </w:r>
       <w:r>
         <w:rPr>
@@ -223,7 +299,46 @@
           <w:iCs/>
           <w:color w:val="0070C0"/>
         </w:rPr>
-        <w:t>关于插件与图块R占用说明.xlsx</w:t>
+        <w:t xml:space="preserve"> </w:t>
+      </w:r>
+      <w:r>
+        <w:rPr>
+          <w:iCs/>
+          <w:color w:val="0070C0"/>
+        </w:rPr>
+        <w:t xml:space="preserve">&gt; </w:t>
+      </w:r>
+      <w:r>
+        <w:rPr>
+          <w:rFonts w:hint="eastAsia"/>
+          <w:iCs/>
+          <w:color w:val="0070C0"/>
+        </w:rPr>
+        <w:t>关于插件与图块</w:t>
+      </w:r>
+      <w:r>
+        <w:rPr>
+          <w:rFonts w:hint="eastAsia"/>
+          <w:iCs/>
+          <w:color w:val="0070C0"/>
+        </w:rPr>
+        <w:t>R</w:t>
+      </w:r>
+      <w:r>
+        <w:rPr>
+          <w:rFonts w:hint="eastAsia"/>
+          <w:iCs/>
+          <w:color w:val="0070C0"/>
+        </w:rPr>
+        <w:t>占用说明</w:t>
+      </w:r>
+      <w:r>
+        <w:rPr>
+          <w:rFonts w:hint="eastAsia"/>
+          <w:iCs/>
+          <w:color w:val="0070C0"/>
+        </w:rPr>
+        <w:t>.xlsx</w:t>
       </w:r>
       <w:r>
         <w:rPr>
@@ -252,11 +367,15 @@
     <w:p>
       <w:pPr>
         <w:pStyle w:val="3"/>
-      </w:pPr>
-      <w:r>
-        <w:rPr>
-          <w:rFonts w:hint="eastAsia"/>
-        </w:rPr>
+        <w:rPr>
+          <w:rFonts w:hint="eastAsia"/>
+        </w:rPr>
+      </w:pPr>
+      <w:r>
+        <w:rPr>
+          <w:rFonts w:hint="eastAsia"/>
+        </w:rPr>
+        <w:lastRenderedPageBreak/>
         <w:t>快速区分</w:t>
       </w:r>
     </w:p>
@@ -310,9 +429,12 @@
         <w:jc w:val="center"/>
       </w:pPr>
       <w:r>
+        <w:rPr>
+          <w:noProof/>
+        </w:rPr>
         <w:drawing>
-          <wp:inline distT="0" distB="0" distL="0" distR="0">
-            <wp:extent cx="2800985" cy="1577340"/>
+          <wp:inline distT="0" distB="0" distL="0" distR="0" wp14:anchorId="4C63DCF3" wp14:editId="5C9CC6BA">
+            <wp:extent cx="2801138" cy="1577340"/>
             <wp:effectExtent l="0" t="0" r="0" b="3810"/>
             <wp:docPr id="5" name="图片 5"/>
             <wp:cNvGraphicFramePr>
@@ -322,13 +444,11 @@
               <a:graphicData uri="http://schemas.openxmlformats.org/drawingml/2006/picture">
                 <pic:pic xmlns:pic="http://schemas.openxmlformats.org/drawingml/2006/picture">
                   <pic:nvPicPr>
-                    <pic:cNvPr id="5" name="图片 5"/>
-                    <pic:cNvPicPr>
-                      <a:picLocks noChangeAspect="1"/>
-                    </pic:cNvPicPr>
+                    <pic:cNvPr id="1" name=""/>
+                    <pic:cNvPicPr/>
                   </pic:nvPicPr>
                   <pic:blipFill>
-                    <a:blip r:embed="rId6"/>
+                    <a:blip r:embed="rId7"/>
                     <a:stretch>
                       <a:fillRect/>
                     </a:stretch>
@@ -365,7 +485,15 @@
           <w:b/>
           <w:bCs/>
         </w:rPr>
-        <w:t>跳跃能力：</w:t>
+        <w:t>跳跃能力</w:t>
+      </w:r>
+      <w:r>
+        <w:rPr>
+          <w:rFonts w:hint="eastAsia"/>
+          <w:b/>
+          <w:bCs/>
+        </w:rPr>
+        <w:t>：</w:t>
       </w:r>
     </w:p>
     <w:p>
@@ -388,9 +516,12 @@
         <w:jc w:val="center"/>
       </w:pPr>
       <w:r>
+        <w:rPr>
+          <w:noProof/>
+        </w:rPr>
         <w:drawing>
-          <wp:inline distT="0" distB="0" distL="0" distR="0">
-            <wp:extent cx="2735580" cy="1734820"/>
+          <wp:inline distT="0" distB="0" distL="0" distR="0" wp14:anchorId="25B7627F" wp14:editId="4542EB02">
+            <wp:extent cx="2735580" cy="1734954"/>
             <wp:effectExtent l="0" t="0" r="7620" b="0"/>
             <wp:docPr id="15" name="图片 15"/>
             <wp:cNvGraphicFramePr>
@@ -400,13 +531,13 @@
               <a:graphicData uri="http://schemas.openxmlformats.org/drawingml/2006/picture">
                 <pic:pic xmlns:pic="http://schemas.openxmlformats.org/drawingml/2006/picture">
                   <pic:nvPicPr>
-                    <pic:cNvPr id="15" name="图片 15"/>
+                    <pic:cNvPr id="0" name="Picture 1"/>
                     <pic:cNvPicPr>
                       <a:picLocks noChangeAspect="1" noChangeArrowheads="1"/>
                     </pic:cNvPicPr>
                   </pic:nvPicPr>
                   <pic:blipFill>
-                    <a:blip r:embed="rId7">
+                    <a:blip r:embed="rId8">
                       <a:extLst>
                         <a:ext uri="{28A0092B-C50C-407E-A947-70E740481C1C}">
                           <a14:useLocalDpi xmlns:a14="http://schemas.microsoft.com/office/drawing/2010/main" val="0"/>
@@ -418,7 +549,7 @@
                       <a:fillRect/>
                     </a:stretch>
                   </pic:blipFill>
-                  <pic:spPr>
+                  <pic:spPr bwMode="auto">
                     <a:xfrm>
                       <a:off x="0" y="0"/>
                       <a:ext cx="2776176" cy="1760701"/>
@@ -454,7 +585,15 @@
           <w:b/>
           <w:bCs/>
         </w:rPr>
-        <w:t>跳跃速度：</w:t>
+        <w:t>跳跃速度</w:t>
+      </w:r>
+      <w:r>
+        <w:rPr>
+          <w:rFonts w:hint="eastAsia"/>
+          <w:b/>
+          <w:bCs/>
+        </w:rPr>
+        <w:t>：</w:t>
       </w:r>
     </w:p>
     <w:p>
@@ -486,9 +625,12 @@
         <w:jc w:val="center"/>
       </w:pPr>
       <w:r>
+        <w:rPr>
+          <w:noProof/>
+        </w:rPr>
         <w:drawing>
-          <wp:inline distT="0" distB="0" distL="0" distR="0">
-            <wp:extent cx="2759710" cy="1783080"/>
+          <wp:inline distT="0" distB="0" distL="0" distR="0" wp14:anchorId="4B27A9AC" wp14:editId="234DFB49">
+            <wp:extent cx="2760019" cy="1783080"/>
             <wp:effectExtent l="0" t="0" r="2540" b="7620"/>
             <wp:docPr id="16" name="图片 16"/>
             <wp:cNvGraphicFramePr>
@@ -498,13 +640,13 @@
               <a:graphicData uri="http://schemas.openxmlformats.org/drawingml/2006/picture">
                 <pic:pic xmlns:pic="http://schemas.openxmlformats.org/drawingml/2006/picture">
                   <pic:nvPicPr>
-                    <pic:cNvPr id="16" name="图片 16"/>
+                    <pic:cNvPr id="0" name="Picture 3"/>
                     <pic:cNvPicPr>
                       <a:picLocks noChangeAspect="1" noChangeArrowheads="1"/>
                     </pic:cNvPicPr>
                   </pic:nvPicPr>
                   <pic:blipFill>
-                    <a:blip r:embed="rId8">
+                    <a:blip r:embed="rId9">
                       <a:extLst>
                         <a:ext uri="{28A0092B-C50C-407E-A947-70E740481C1C}">
                           <a14:useLocalDpi xmlns:a14="http://schemas.microsoft.com/office/drawing/2010/main" val="0"/>
@@ -516,7 +658,7 @@
                       <a:fillRect/>
                     </a:stretch>
                   </pic:blipFill>
-                  <pic:spPr>
+                  <pic:spPr bwMode="auto">
                     <a:xfrm>
                       <a:off x="0" y="0"/>
                       <a:ext cx="2791086" cy="1803151"/>
@@ -549,11 +691,15 @@
     <w:p>
       <w:pPr>
         <w:pStyle w:val="3"/>
-      </w:pPr>
-      <w:r>
-        <w:rPr>
-          <w:rFonts w:hint="eastAsia"/>
-        </w:rPr>
+        <w:rPr>
+          <w:rFonts w:hint="eastAsia"/>
+        </w:rPr>
+      </w:pPr>
+      <w:r>
+        <w:rPr>
+          <w:rFonts w:hint="eastAsia"/>
+        </w:rPr>
+        <w:lastRenderedPageBreak/>
         <w:t>控制方法</w:t>
       </w:r>
     </w:p>
@@ -587,7 +733,43 @@
         <w:rPr>
           <w:rFonts w:hint="eastAsia"/>
         </w:rPr>
-        <w:t>* 键盘 - Q键 跳跃。</w:t>
+        <w:t xml:space="preserve">* </w:t>
+      </w:r>
+      <w:r>
+        <w:rPr>
+          <w:rFonts w:hint="eastAsia"/>
+        </w:rPr>
+        <w:t>键盘</w:t>
+      </w:r>
+      <w:r>
+        <w:rPr>
+          <w:rFonts w:hint="eastAsia"/>
+        </w:rPr>
+        <w:t xml:space="preserve"> - Q</w:t>
+      </w:r>
+      <w:r>
+        <w:rPr>
+          <w:rFonts w:hint="eastAsia"/>
+        </w:rPr>
+        <w:t>键</w:t>
+      </w:r>
+      <w:r>
+        <w:rPr>
+          <w:rFonts w:hint="eastAsia"/>
+        </w:rPr>
+        <w:t xml:space="preserve"> </w:t>
+      </w:r>
+      <w:r>
+        <w:rPr>
+          <w:rFonts w:hint="eastAsia"/>
+        </w:rPr>
+        <w:t>跳跃</w:t>
+      </w:r>
+      <w:r>
+        <w:rPr>
+          <w:rFonts w:hint="eastAsia"/>
+        </w:rPr>
+        <w:t>。</w:t>
       </w:r>
     </w:p>
     <w:p>
@@ -602,7 +784,49 @@
         <w:rPr>
           <w:rFonts w:hint="eastAsia"/>
         </w:rPr>
-        <w:t>* 手柄 - X键 跳跃。</w:t>
+        <w:t xml:space="preserve">* </w:t>
+      </w:r>
+      <w:r>
+        <w:rPr>
+          <w:rFonts w:hint="eastAsia"/>
+        </w:rPr>
+        <w:t>手柄</w:t>
+      </w:r>
+      <w:r>
+        <w:rPr>
+          <w:rFonts w:hint="eastAsia"/>
+        </w:rPr>
+        <w:t xml:space="preserve"> - </w:t>
+      </w:r>
+      <w:r>
+        <w:rPr>
+          <w:rFonts w:hint="eastAsia"/>
+        </w:rPr>
+        <w:t>X</w:t>
+      </w:r>
+      <w:r>
+        <w:rPr>
+          <w:rFonts w:hint="eastAsia"/>
+        </w:rPr>
+        <w:t>键</w:t>
+      </w:r>
+      <w:r>
+        <w:rPr>
+          <w:rFonts w:hint="eastAsia"/>
+        </w:rPr>
+        <w:t xml:space="preserve"> </w:t>
+      </w:r>
+      <w:r>
+        <w:rPr>
+          <w:rFonts w:hint="eastAsia"/>
+        </w:rPr>
+        <w:t>跳跃</w:t>
+      </w:r>
+      <w:r>
+        <w:rPr>
+          <w:rFonts w:hint="eastAsia"/>
+        </w:rPr>
+        <w:t>。</w:t>
       </w:r>
     </w:p>
     <w:p>
@@ -617,7 +841,25 @@
         <w:rPr>
           <w:rFonts w:hint="eastAsia"/>
         </w:rPr>
-        <w:t>* 鼠标 - 鼠标双击跳跃，或者长按，在不能移动的地方自动跳跃。</w:t>
+        <w:t xml:space="preserve">* </w:t>
+      </w:r>
+      <w:r>
+        <w:rPr>
+          <w:rFonts w:hint="eastAsia"/>
+        </w:rPr>
+        <w:t>鼠标</w:t>
+      </w:r>
+      <w:r>
+        <w:rPr>
+          <w:rFonts w:hint="eastAsia"/>
+        </w:rPr>
+        <w:t xml:space="preserve"> - </w:t>
+      </w:r>
+      <w:r>
+        <w:rPr>
+          <w:rFonts w:hint="eastAsia"/>
+        </w:rPr>
+        <w:t>鼠标双击跳跃，或者长按，在不能移动的地方自动跳跃。</w:t>
       </w:r>
     </w:p>
     <w:p>
@@ -632,7 +874,25 @@
         <w:rPr>
           <w:rFonts w:hint="eastAsia"/>
         </w:rPr>
-        <w:t>* 触屏 - 双触碰跳跃，或者长触碰，在不能移动的地方自动跳跃。</w:t>
+        <w:t xml:space="preserve">* </w:t>
+      </w:r>
+      <w:r>
+        <w:rPr>
+          <w:rFonts w:hint="eastAsia"/>
+        </w:rPr>
+        <w:t>触屏</w:t>
+      </w:r>
+      <w:r>
+        <w:rPr>
+          <w:rFonts w:hint="eastAsia"/>
+        </w:rPr>
+        <w:t xml:space="preserve"> - </w:t>
+      </w:r>
+      <w:r>
+        <w:rPr>
+          <w:rFonts w:hint="eastAsia"/>
+        </w:rPr>
+        <w:t>双触碰跳跃，或者长触碰，在不能移动的地方自动跳跃。</w:t>
       </w:r>
     </w:p>
     <w:p>
@@ -651,21 +911,55 @@
           <w:rFonts w:hint="eastAsia"/>
           <w:color w:val="0070C0"/>
         </w:rPr>
-        <w:t xml:space="preserve">“1.系统 &gt; </w:t>
+        <w:t>“</w:t>
       </w:r>
       <w:r>
         <w:rPr>
           <w:rFonts w:hint="eastAsia"/>
           <w:color w:val="0070C0"/>
-          <w:lang w:eastAsia="zh-CN"/>
-        </w:rPr>
-        <w:t>关于输入设备核心（入门篇）.docx</w:t>
+        </w:rPr>
+        <w:t>1.</w:t>
       </w:r>
       <w:r>
         <w:rPr>
           <w:rFonts w:hint="eastAsia"/>
           <w:color w:val="0070C0"/>
         </w:rPr>
+        <w:t>系统</w:t>
+      </w:r>
+      <w:r>
+        <w:rPr>
+          <w:rFonts w:hint="eastAsia"/>
+          <w:color w:val="0070C0"/>
+        </w:rPr>
+        <w:t xml:space="preserve"> &gt; </w:t>
+      </w:r>
+      <w:r>
+        <w:rPr>
+          <w:rFonts w:hint="eastAsia"/>
+          <w:color w:val="0070C0"/>
+        </w:rPr>
+        <w:t>关于输入设备核心</w:t>
+      </w:r>
+      <w:r>
+        <w:rPr>
+          <w:rFonts w:hint="eastAsia"/>
+          <w:color w:val="0070C0"/>
+        </w:rPr>
+        <w:t>（入门篇）</w:t>
+      </w:r>
+      <w:r>
+        <w:rPr>
+          <w:rFonts w:hint="eastAsia"/>
+          <w:color w:val="0070C0"/>
+        </w:rPr>
+        <w:t>.docx</w:t>
+      </w:r>
+      <w:r>
+        <w:rPr>
+          <w:rFonts w:hint="eastAsia"/>
+          <w:color w:val="0070C0"/>
+        </w:rPr>
         <w:t>”</w:t>
       </w:r>
       <w:r>
@@ -683,7 +977,25 @@
         <w:rPr>
           <w:rFonts w:hint="eastAsia"/>
         </w:rPr>
-        <w:t xml:space="preserve">全部按键关系，可以去看看输入设备核心文档的章节 </w:t>
+        <w:t>全部按键关系，可以去看看</w:t>
+      </w:r>
+      <w:r>
+        <w:rPr>
+          <w:rFonts w:hint="eastAsia"/>
+        </w:rPr>
+        <w:t>输入设备核心文档的</w:t>
+      </w:r>
+      <w:r>
+        <w:rPr>
+          <w:rFonts w:hint="eastAsia"/>
+        </w:rPr>
+        <w:t>章节</w:t>
+      </w:r>
+      <w:r>
+        <w:rPr>
+          <w:rFonts w:hint="eastAsia"/>
+        </w:rPr>
+        <w:t xml:space="preserve"> </w:t>
       </w:r>
       <w:r>
         <w:rPr>
@@ -696,7 +1008,13 @@
         <w:rPr>
           <w:rFonts w:hint="eastAsia"/>
         </w:rPr>
-        <w:t xml:space="preserve"> 。</w:t>
+        <w:t xml:space="preserve"> </w:t>
+      </w:r>
+      <w:r>
+        <w:rPr>
+          <w:rFonts w:hint="eastAsia"/>
+        </w:rPr>
+        <w:t>。</w:t>
       </w:r>
     </w:p>
     <w:bookmarkEnd w:id="0"/>
@@ -737,7 +1055,19 @@
         <w:rPr>
           <w:rFonts w:hint="eastAsia"/>
         </w:rPr>
-        <w:t>可以通过下面插件辅助支持：</w:t>
+        <w:t>可以</w:t>
+      </w:r>
+      <w:r>
+        <w:rPr>
+          <w:rFonts w:hint="eastAsia"/>
+        </w:rPr>
+        <w:t>通过</w:t>
+      </w:r>
+      <w:r>
+        <w:rPr>
+          <w:rFonts w:hint="eastAsia"/>
+        </w:rPr>
+        <w:t>下面插件辅助支持：</w:t>
       </w:r>
     </w:p>
     <w:p>
@@ -754,7 +1084,13 @@
         <w:rPr>
           <w:rFonts w:hint="eastAsia"/>
         </w:rPr>
-        <w:t>◆Drill_OperateHud</w:t>
+        <w:t>◆</w:t>
+      </w:r>
+      <w:r>
+        <w:rPr>
+          <w:rFonts w:hint="eastAsia"/>
+        </w:rPr>
+        <w:t>Drill_OperateHud</w:t>
       </w:r>
       <w:r>
         <w:rPr>
@@ -772,7 +1108,19 @@
         <w:rPr>
           <w:rFonts w:hint="eastAsia"/>
         </w:rPr>
-        <w:t>鼠标 - 鼠标辅助操作面板</w:t>
+        <w:t>鼠标</w:t>
+      </w:r>
+      <w:r>
+        <w:rPr>
+          <w:rFonts w:hint="eastAsia"/>
+        </w:rPr>
+        <w:t xml:space="preserve"> - </w:t>
+      </w:r>
+      <w:r>
+        <w:rPr>
+          <w:rFonts w:hint="eastAsia"/>
+        </w:rPr>
+        <w:t>鼠标辅助操作面板</w:t>
       </w:r>
     </w:p>
     <w:p>
@@ -798,9 +1146,12 @@
         </w:rPr>
       </w:pPr>
       <w:r>
+        <w:rPr>
+          <w:noProof/>
+        </w:rPr>
         <w:drawing>
-          <wp:inline distT="0" distB="0" distL="0" distR="0">
-            <wp:extent cx="1958340" cy="1394460"/>
+          <wp:inline distT="0" distB="0" distL="0" distR="0" wp14:anchorId="12E168D0" wp14:editId="6C7EB0A0">
+            <wp:extent cx="1958510" cy="1394581"/>
             <wp:effectExtent l="0" t="0" r="3810" b="0"/>
             <wp:docPr id="4" name="图片 4"/>
             <wp:cNvGraphicFramePr>
@@ -810,13 +1161,11 @@
               <a:graphicData uri="http://schemas.openxmlformats.org/drawingml/2006/picture">
                 <pic:pic xmlns:pic="http://schemas.openxmlformats.org/drawingml/2006/picture">
                   <pic:nvPicPr>
-                    <pic:cNvPr id="4" name="图片 4"/>
-                    <pic:cNvPicPr>
-                      <a:picLocks noChangeAspect="1"/>
-                    </pic:cNvPicPr>
+                    <pic:cNvPr id="1" name=""/>
+                    <pic:cNvPicPr/>
                   </pic:nvPicPr>
                   <pic:blipFill>
-                    <a:blip r:embed="rId9"/>
+                    <a:blip r:embed="rId10"/>
                     <a:stretch>
                       <a:fillRect/>
                     </a:stretch>
@@ -842,91 +1191,96 @@
         <w:widowControl w:val="0"/>
         <w:jc w:val="both"/>
         <w:rPr>
+          <w:rFonts w:ascii="微软雅黑" w:hAnsi="微软雅黑" w:hint="eastAsia"/>
+        </w:rPr>
+      </w:pPr>
+      <w:r>
+        <w:rPr>
           <w:rFonts w:ascii="微软雅黑" w:hAnsi="微软雅黑"/>
         </w:rPr>
-      </w:pPr>
+        <w:br w:type="page"/>
+      </w:r>
+    </w:p>
+    <w:p>
+      <w:pPr>
+        <w:pStyle w:val="2"/>
+        <w:rPr>
+          <w:rFonts w:hint="eastAsia"/>
+        </w:rPr>
+      </w:pPr>
+      <w:r>
+        <w:rPr>
+          <w:rFonts w:hint="eastAsia"/>
+        </w:rPr>
+        <w:lastRenderedPageBreak/>
+        <w:t>游戏硬性机制</w:t>
+      </w:r>
+    </w:p>
+    <w:p>
+      <w:pPr>
+        <w:snapToGrid/>
+        <w:spacing w:after="0"/>
+      </w:pPr>
+      <w:r>
+        <w:rPr>
+          <w:rFonts w:hint="eastAsia"/>
+          <w:b/>
+        </w:rPr>
+        <w:t>跳跃距离</w:t>
+      </w:r>
+      <w:r>
+        <w:rPr>
+          <w:rFonts w:hint="eastAsia"/>
+        </w:rPr>
+        <w:t>：</w:t>
+      </w:r>
+    </w:p>
+    <w:p>
+      <w:pPr>
+        <w:widowControl w:val="0"/>
+        <w:spacing w:after="0"/>
+        <w:jc w:val="both"/>
+        <w:rPr>
+          <w:rFonts w:ascii="微软雅黑" w:hAnsi="微软雅黑" w:hint="eastAsia"/>
+        </w:rPr>
+      </w:pPr>
+      <w:r>
+        <w:rPr>
+          <w:rFonts w:ascii="微软雅黑" w:hAnsi="微软雅黑" w:hint="eastAsia"/>
+        </w:rPr>
+        <w:t>跳跃距离可以调整，</w:t>
+      </w:r>
       <w:r>
         <w:rPr>
           <w:rFonts w:ascii="微软雅黑" w:hAnsi="微软雅黑"/>
         </w:rPr>
-        <w:br w:type="page"/>
-      </w:r>
-    </w:p>
-    <w:p>
-      <w:pPr>
-        <w:pStyle w:val="2"/>
-      </w:pPr>
-      <w:r>
-        <w:rPr>
-          <w:rFonts w:hint="eastAsia"/>
-        </w:rPr>
-        <w:t>游戏硬性机制</w:t>
-      </w:r>
-    </w:p>
-    <w:p>
-      <w:pPr>
-        <w:snapToGrid/>
-        <w:spacing w:after="0"/>
-      </w:pPr>
-      <w:r>
-        <w:rPr>
-          <w:rFonts w:hint="eastAsia"/>
-          <w:b/>
-        </w:rPr>
-        <w:t>跳跃距离</w:t>
-      </w:r>
-      <w:r>
-        <w:rPr>
-          <w:rFonts w:hint="eastAsia"/>
-        </w:rPr>
-        <w:t>：</w:t>
-      </w:r>
-    </w:p>
-    <w:p>
-      <w:pPr>
-        <w:widowControl w:val="0"/>
-        <w:spacing w:after="0"/>
-        <w:jc w:val="both"/>
+        <w:t>0</w:t>
+      </w:r>
+      <w:r>
+        <w:rPr>
+          <w:rFonts w:ascii="微软雅黑" w:hAnsi="微软雅黑" w:hint="eastAsia"/>
+        </w:rPr>
+        <w:t>距离只能原地跳跃，下图是距离为1,2,3的跳跃效果。</w:t>
+      </w:r>
+    </w:p>
+    <w:p>
+      <w:pPr>
+        <w:widowControl w:val="0"/>
+        <w:jc w:val="center"/>
+        <w:rPr>
+          <w:rFonts w:ascii="微软雅黑" w:hAnsi="微软雅黑" w:hint="eastAsia"/>
+          <w:b/>
+        </w:rPr>
+      </w:pPr>
+      <w:r>
         <w:rPr>
           <w:rFonts w:ascii="微软雅黑" w:hAnsi="微软雅黑"/>
-        </w:rPr>
-      </w:pPr>
-      <w:r>
-        <w:rPr>
-          <w:rFonts w:hint="eastAsia" w:ascii="微软雅黑" w:hAnsi="微软雅黑"/>
-        </w:rPr>
-        <w:t>跳跃距离可以调整，</w:t>
-      </w:r>
-      <w:r>
-        <w:rPr>
-          <w:rFonts w:ascii="微软雅黑" w:hAnsi="微软雅黑"/>
-        </w:rPr>
-        <w:t>0</w:t>
-      </w:r>
-      <w:r>
-        <w:rPr>
-          <w:rFonts w:hint="eastAsia" w:ascii="微软雅黑" w:hAnsi="微软雅黑"/>
-        </w:rPr>
-        <w:t>距离只能原地跳跃，下图是距离为1,2,3的跳跃效果。</w:t>
-      </w:r>
-    </w:p>
-    <w:p>
-      <w:pPr>
-        <w:widowControl w:val="0"/>
-        <w:jc w:val="center"/>
-        <w:rPr>
-          <w:rFonts w:ascii="微软雅黑" w:hAnsi="微软雅黑"/>
-          <w:b/>
-        </w:rPr>
-      </w:pPr>
-      <w:r>
-        <w:rPr>
-          <w:rFonts w:ascii="微软雅黑" w:hAnsi="微软雅黑"/>
-          <w:b/>
+          <w:b/>
+          <w:noProof/>
         </w:rPr>
         <w:drawing>
-          <wp:inline distT="0" distB="0" distL="0" distR="0">
-            <wp:extent cx="3093720" cy="1807845"/>
+          <wp:inline distT="0" distB="0" distL="0" distR="0" wp14:anchorId="534AEBC0" wp14:editId="7C4307E0">
+            <wp:extent cx="3093720" cy="1808273"/>
             <wp:effectExtent l="0" t="0" r="0" b="0"/>
             <wp:docPr id="3" name="图片 3" descr="F:\rpg mv箱\R)81(F}CK)FNRAT@]_L`X56.jpg"/>
             <wp:cNvGraphicFramePr>
@@ -936,13 +1290,13 @@
               <a:graphicData uri="http://schemas.openxmlformats.org/drawingml/2006/picture">
                 <pic:pic xmlns:pic="http://schemas.openxmlformats.org/drawingml/2006/picture">
                   <pic:nvPicPr>
-                    <pic:cNvPr id="3" name="图片 3" descr="F:\rpg mv箱\R)81(F}CK)FNRAT@]_L`X56.jpg"/>
+                    <pic:cNvPr id="0" name="Picture 1" descr="F:\rpg mv箱\R)81(F}CK)FNRAT@]_L`X56.jpg"/>
                     <pic:cNvPicPr>
                       <a:picLocks noChangeAspect="1" noChangeArrowheads="1"/>
                     </pic:cNvPicPr>
                   </pic:nvPicPr>
                   <pic:blipFill>
-                    <a:blip r:embed="rId10">
+                    <a:blip r:embed="rId11">
                       <a:extLst>
                         <a:ext uri="{28A0092B-C50C-407E-A947-70E740481C1C}">
                           <a14:useLocalDpi xmlns:a14="http://schemas.microsoft.com/office/drawing/2010/main" val="0"/>
@@ -954,7 +1308,7 @@
                       <a:fillRect/>
                     </a:stretch>
                   </pic:blipFill>
-                  <pic:spPr>
+                  <pic:spPr bwMode="auto">
                     <a:xfrm>
                       <a:off x="0" y="0"/>
                       <a:ext cx="3127603" cy="1828078"/>
@@ -987,7 +1341,14 @@
           <w:rFonts w:hint="eastAsia"/>
           <w:b/>
         </w:rPr>
-        <w:t>跨越鸿沟：</w:t>
+        <w:t>跨越</w:t>
+      </w:r>
+      <w:r>
+        <w:rPr>
+          <w:rFonts w:hint="eastAsia"/>
+          <w:b/>
+        </w:rPr>
+        <w:t>鸿沟：</w:t>
       </w:r>
     </w:p>
     <w:p>
@@ -996,46 +1357,53 @@
         <w:spacing w:after="0"/>
         <w:jc w:val="both"/>
         <w:rPr>
+          <w:rFonts w:ascii="微软雅黑" w:hAnsi="微软雅黑" w:hint="eastAsia"/>
+        </w:rPr>
+      </w:pPr>
+      <w:r>
+        <w:rPr>
+          <w:rFonts w:ascii="微软雅黑" w:hAnsi="微软雅黑" w:hint="eastAsia"/>
+        </w:rPr>
+        <w:t>跳跃可以在相同悬崖之间跨越鸿沟，</w:t>
+      </w:r>
+      <w:r>
+        <w:rPr>
+          <w:rFonts w:ascii="微软雅黑" w:hAnsi="微软雅黑" w:hint="eastAsia"/>
+        </w:rPr>
+        <w:t>并且</w:t>
+      </w:r>
+      <w:r>
+        <w:rPr>
+          <w:rFonts w:ascii="微软雅黑" w:hAnsi="微软雅黑" w:hint="eastAsia"/>
+          <w:b/>
+        </w:rPr>
+        <w:t>翻越</w:t>
+      </w:r>
+      <w:r>
+        <w:rPr>
+          <w:rFonts w:ascii="微软雅黑" w:hAnsi="微软雅黑" w:hint="eastAsia"/>
+        </w:rPr>
+        <w:t>绿色的通行阻挡线。</w:t>
+      </w:r>
+    </w:p>
+    <w:p>
+      <w:pPr>
+        <w:widowControl w:val="0"/>
+        <w:jc w:val="center"/>
+        <w:rPr>
+          <w:rFonts w:ascii="微软雅黑" w:hAnsi="微软雅黑" w:hint="eastAsia"/>
+          <w:b/>
+        </w:rPr>
+      </w:pPr>
+      <w:r>
+        <w:rPr>
           <w:rFonts w:ascii="微软雅黑" w:hAnsi="微软雅黑"/>
-        </w:rPr>
-      </w:pPr>
-      <w:r>
-        <w:rPr>
-          <w:rFonts w:hint="eastAsia" w:ascii="微软雅黑" w:hAnsi="微软雅黑"/>
-        </w:rPr>
-        <w:t>跳跃可以在相同悬崖之间跨越鸿沟，并且</w:t>
-      </w:r>
-      <w:r>
-        <w:rPr>
-          <w:rFonts w:hint="eastAsia" w:ascii="微软雅黑" w:hAnsi="微软雅黑"/>
-          <w:b/>
-        </w:rPr>
-        <w:t>翻越</w:t>
-      </w:r>
-      <w:r>
-        <w:rPr>
-          <w:rFonts w:hint="eastAsia" w:ascii="微软雅黑" w:hAnsi="微软雅黑"/>
-        </w:rPr>
-        <w:t>绿色的通行阻挡线。</w:t>
-      </w:r>
-    </w:p>
-    <w:p>
-      <w:pPr>
-        <w:widowControl w:val="0"/>
-        <w:jc w:val="center"/>
-        <w:rPr>
-          <w:rFonts w:ascii="微软雅黑" w:hAnsi="微软雅黑"/>
-          <w:b/>
-        </w:rPr>
-      </w:pPr>
-      <w:r>
-        <w:rPr>
-          <w:rFonts w:ascii="微软雅黑" w:hAnsi="微软雅黑"/>
-          <w:b/>
+          <w:b/>
+          <w:noProof/>
         </w:rPr>
         <w:drawing>
-          <wp:inline distT="0" distB="0" distL="0" distR="0">
-            <wp:extent cx="2727960" cy="1785620"/>
+          <wp:inline distT="0" distB="0" distL="0" distR="0" wp14:anchorId="3292287E" wp14:editId="2C283707">
+            <wp:extent cx="2727960" cy="1785998"/>
             <wp:effectExtent l="0" t="0" r="0" b="0"/>
             <wp:docPr id="9" name="图片 9" descr="F:\rpg mv箱\R)81(F}CK)FNRAT@]_L`X564.jpg"/>
             <wp:cNvGraphicFramePr>
@@ -1045,13 +1413,13 @@
               <a:graphicData uri="http://schemas.openxmlformats.org/drawingml/2006/picture">
                 <pic:pic xmlns:pic="http://schemas.openxmlformats.org/drawingml/2006/picture">
                   <pic:nvPicPr>
-                    <pic:cNvPr id="9" name="图片 9" descr="F:\rpg mv箱\R)81(F}CK)FNRAT@]_L`X564.jpg"/>
+                    <pic:cNvPr id="0" name="Picture 3" descr="F:\rpg mv箱\R)81(F}CK)FNRAT@]_L`X564.jpg"/>
                     <pic:cNvPicPr>
                       <a:picLocks noChangeAspect="1" noChangeArrowheads="1"/>
                     </pic:cNvPicPr>
                   </pic:nvPicPr>
                   <pic:blipFill>
-                    <a:blip r:embed="rId11">
+                    <a:blip r:embed="rId12">
                       <a:extLst>
                         <a:ext uri="{28A0092B-C50C-407E-A947-70E740481C1C}">
                           <a14:useLocalDpi xmlns:a14="http://schemas.microsoft.com/office/drawing/2010/main" val="0"/>
@@ -1063,7 +1431,7 @@
                       <a:fillRect/>
                     </a:stretch>
                   </pic:blipFill>
-                  <pic:spPr>
+                  <pic:spPr bwMode="auto">
                     <a:xfrm>
                       <a:off x="0" y="0"/>
                       <a:ext cx="2748988" cy="1799765"/>
@@ -1088,51 +1456,52 @@
         <w:snapToGrid/>
         <w:spacing w:after="0"/>
         <w:rPr>
+          <w:rFonts w:ascii="微软雅黑" w:hAnsi="微软雅黑" w:hint="eastAsia"/>
+          <w:b/>
+        </w:rPr>
+      </w:pPr>
+      <w:r>
+        <w:rPr>
+          <w:rFonts w:ascii="微软雅黑" w:hAnsi="微软雅黑" w:hint="eastAsia"/>
+          <w:b/>
+        </w:rPr>
+        <w:t>不能跳上高地：</w:t>
+      </w:r>
+    </w:p>
+    <w:p>
+      <w:pPr>
+        <w:widowControl w:val="0"/>
+        <w:spacing w:after="0"/>
+        <w:jc w:val="both"/>
+        <w:rPr>
+          <w:rFonts w:ascii="微软雅黑" w:hAnsi="微软雅黑" w:hint="eastAsia"/>
+        </w:rPr>
+      </w:pPr>
+      <w:r>
+        <w:rPr>
+          <w:rFonts w:ascii="微软雅黑" w:hAnsi="微软雅黑" w:hint="eastAsia"/>
+        </w:rPr>
+        <w:t>跳跃不能跳上比当前处在的悬崖高度高的地方。</w:t>
+      </w:r>
+    </w:p>
+    <w:p>
+      <w:pPr>
+        <w:widowControl w:val="0"/>
+        <w:jc w:val="center"/>
+        <w:rPr>
+          <w:rFonts w:ascii="微软雅黑" w:hAnsi="微软雅黑" w:hint="eastAsia"/>
+          <w:b/>
+        </w:rPr>
+      </w:pPr>
+      <w:r>
+        <w:rPr>
           <w:rFonts w:ascii="微软雅黑" w:hAnsi="微软雅黑"/>
           <w:b/>
-        </w:rPr>
-      </w:pPr>
-      <w:r>
-        <w:rPr>
-          <w:rFonts w:hint="eastAsia" w:ascii="微软雅黑" w:hAnsi="微软雅黑"/>
-          <w:b/>
-        </w:rPr>
-        <w:t>不能跳上高地：</w:t>
-      </w:r>
-    </w:p>
-    <w:p>
-      <w:pPr>
-        <w:widowControl w:val="0"/>
-        <w:spacing w:after="0"/>
-        <w:jc w:val="both"/>
-        <w:rPr>
-          <w:rFonts w:ascii="微软雅黑" w:hAnsi="微软雅黑"/>
-        </w:rPr>
-      </w:pPr>
-      <w:r>
-        <w:rPr>
-          <w:rFonts w:hint="eastAsia" w:ascii="微软雅黑" w:hAnsi="微软雅黑"/>
-        </w:rPr>
-        <w:t>跳跃不能跳上比当前处在的悬崖高度高的地方。</w:t>
-      </w:r>
-    </w:p>
-    <w:p>
-      <w:pPr>
-        <w:widowControl w:val="0"/>
-        <w:jc w:val="center"/>
-        <w:rPr>
-          <w:rFonts w:ascii="微软雅黑" w:hAnsi="微软雅黑"/>
-          <w:b/>
-        </w:rPr>
-      </w:pPr>
-      <w:r>
-        <w:rPr>
-          <w:rFonts w:ascii="微软雅黑" w:hAnsi="微软雅黑"/>
-          <w:b/>
+          <w:noProof/>
         </w:rPr>
         <w:drawing>
-          <wp:inline distT="0" distB="0" distL="0" distR="0">
-            <wp:extent cx="2682240" cy="1755775"/>
+          <wp:inline distT="0" distB="0" distL="0" distR="0" wp14:anchorId="1DD3C570" wp14:editId="604A0E83">
+            <wp:extent cx="2682240" cy="1756064"/>
             <wp:effectExtent l="0" t="0" r="0" b="0"/>
             <wp:docPr id="10" name="图片 10" descr="F:\rpg mv箱\R)81(F}CK)FNRAT@]_L`X563.jpg"/>
             <wp:cNvGraphicFramePr>
@@ -1142,13 +1511,13 @@
               <a:graphicData uri="http://schemas.openxmlformats.org/drawingml/2006/picture">
                 <pic:pic xmlns:pic="http://schemas.openxmlformats.org/drawingml/2006/picture">
                   <pic:nvPicPr>
-                    <pic:cNvPr id="10" name="图片 10" descr="F:\rpg mv箱\R)81(F}CK)FNRAT@]_L`X563.jpg"/>
+                    <pic:cNvPr id="0" name="Picture 4" descr="F:\rpg mv箱\R)81(F}CK)FNRAT@]_L`X563.jpg"/>
                     <pic:cNvPicPr>
                       <a:picLocks noChangeAspect="1" noChangeArrowheads="1"/>
                     </pic:cNvPicPr>
                   </pic:nvPicPr>
                   <pic:blipFill>
-                    <a:blip r:embed="rId12">
+                    <a:blip r:embed="rId13">
                       <a:extLst>
                         <a:ext uri="{28A0092B-C50C-407E-A947-70E740481C1C}">
                           <a14:useLocalDpi xmlns:a14="http://schemas.microsoft.com/office/drawing/2010/main" val="0"/>
@@ -1160,7 +1529,7 @@
                       <a:fillRect/>
                     </a:stretch>
                   </pic:blipFill>
-                  <pic:spPr>
+                  <pic:spPr bwMode="auto">
                     <a:xfrm>
                       <a:off x="0" y="0"/>
                       <a:ext cx="2699388" cy="1767291"/>
@@ -1185,63 +1554,77 @@
         <w:widowControl w:val="0"/>
         <w:jc w:val="both"/>
         <w:rPr>
+          <w:rFonts w:ascii="微软雅黑" w:hAnsi="微软雅黑" w:hint="eastAsia"/>
+          <w:b/>
+        </w:rPr>
+      </w:pPr>
+    </w:p>
+    <w:p>
+      <w:pPr>
+        <w:snapToGrid/>
+        <w:spacing w:after="0"/>
+      </w:pPr>
+      <w:r>
+        <w:rPr>
+          <w:rFonts w:ascii="微软雅黑" w:hAnsi="微软雅黑" w:hint="eastAsia"/>
+          <w:b/>
+        </w:rPr>
+        <w:lastRenderedPageBreak/>
+        <w:t>不能翻越高墙</w:t>
+      </w:r>
+      <w:r>
+        <w:rPr>
+          <w:rFonts w:hint="eastAsia"/>
+        </w:rPr>
+        <w:t>：</w:t>
+      </w:r>
+    </w:p>
+    <w:p>
+      <w:pPr>
+        <w:widowControl w:val="0"/>
+        <w:spacing w:after="0"/>
+        <w:jc w:val="both"/>
+        <w:rPr>
+          <w:rFonts w:ascii="微软雅黑" w:hAnsi="微软雅黑" w:hint="eastAsia"/>
+        </w:rPr>
+      </w:pPr>
+      <w:r>
+        <w:rPr>
+          <w:rFonts w:ascii="微软雅黑" w:hAnsi="微软雅黑" w:hint="eastAsia"/>
+        </w:rPr>
+        <w:t>跳跃会被高的悬崖被阻挡</w:t>
+      </w:r>
+      <w:r>
+        <w:rPr>
+          <w:rFonts w:ascii="微软雅黑" w:hAnsi="微软雅黑" w:hint="eastAsia"/>
+        </w:rPr>
+        <w:t>。</w:t>
+      </w:r>
+      <w:r>
+        <w:rPr>
+          <w:rFonts w:ascii="微软雅黑" w:hAnsi="微软雅黑" w:hint="eastAsia"/>
+        </w:rPr>
+        <w:t>（旧版本的跳跃可以翻越高墙）</w:t>
+      </w:r>
+    </w:p>
+    <w:p>
+      <w:pPr>
+        <w:widowControl w:val="0"/>
+        <w:jc w:val="center"/>
+        <w:rPr>
+          <w:rFonts w:ascii="微软雅黑" w:hAnsi="微软雅黑" w:hint="eastAsia"/>
+          <w:b/>
+        </w:rPr>
+      </w:pPr>
+      <w:r>
+        <w:rPr>
           <w:rFonts w:ascii="微软雅黑" w:hAnsi="微软雅黑"/>
           <w:b/>
-        </w:rPr>
-      </w:pPr>
-    </w:p>
-    <w:p>
-      <w:pPr>
-        <w:snapToGrid/>
-        <w:spacing w:after="0"/>
-      </w:pPr>
-      <w:r>
-        <w:rPr>
-          <w:rFonts w:hint="eastAsia" w:ascii="微软雅黑" w:hAnsi="微软雅黑"/>
-          <w:b/>
-        </w:rPr>
-        <w:t>不能翻越高墙</w:t>
-      </w:r>
-      <w:r>
-        <w:rPr>
-          <w:rFonts w:hint="eastAsia"/>
-        </w:rPr>
-        <w:t>：</w:t>
-      </w:r>
-    </w:p>
-    <w:p>
-      <w:pPr>
-        <w:widowControl w:val="0"/>
-        <w:spacing w:after="0"/>
-        <w:jc w:val="both"/>
-        <w:rPr>
-          <w:rFonts w:ascii="微软雅黑" w:hAnsi="微软雅黑"/>
-        </w:rPr>
-      </w:pPr>
-      <w:r>
-        <w:rPr>
-          <w:rFonts w:hint="eastAsia" w:ascii="微软雅黑" w:hAnsi="微软雅黑"/>
-        </w:rPr>
-        <w:t>跳跃会被高的悬崖被阻挡。（旧版本的跳跃可以翻越高墙）</w:t>
-      </w:r>
-    </w:p>
-    <w:p>
-      <w:pPr>
-        <w:widowControl w:val="0"/>
-        <w:jc w:val="center"/>
-        <w:rPr>
-          <w:rFonts w:ascii="微软雅黑" w:hAnsi="微软雅黑"/>
-          <w:b/>
-        </w:rPr>
-      </w:pPr>
-      <w:r>
-        <w:rPr>
-          <w:rFonts w:ascii="微软雅黑" w:hAnsi="微软雅黑"/>
-          <w:b/>
+          <w:noProof/>
         </w:rPr>
         <w:drawing>
-          <wp:inline distT="0" distB="0" distL="0" distR="0">
-            <wp:extent cx="2712720" cy="1689100"/>
+          <wp:inline distT="0" distB="0" distL="0" distR="0" wp14:anchorId="141B939B" wp14:editId="00FA56E3">
+            <wp:extent cx="2712720" cy="1689384"/>
             <wp:effectExtent l="0" t="0" r="0" b="0"/>
             <wp:docPr id="8" name="图片 8" descr="F:\rpg mv箱\R)81(F}CK)FNRAT@]_L`X562.jpg"/>
             <wp:cNvGraphicFramePr>
@@ -1251,13 +1634,13 @@
               <a:graphicData uri="http://schemas.openxmlformats.org/drawingml/2006/picture">
                 <pic:pic xmlns:pic="http://schemas.openxmlformats.org/drawingml/2006/picture">
                   <pic:nvPicPr>
-                    <pic:cNvPr id="8" name="图片 8" descr="F:\rpg mv箱\R)81(F}CK)FNRAT@]_L`X562.jpg"/>
+                    <pic:cNvPr id="0" name="Picture 2" descr="F:\rpg mv箱\R)81(F}CK)FNRAT@]_L`X562.jpg"/>
                     <pic:cNvPicPr>
                       <a:picLocks noChangeAspect="1" noChangeArrowheads="1"/>
                     </pic:cNvPicPr>
                   </pic:nvPicPr>
                   <pic:blipFill>
-                    <a:blip r:embed="rId13">
+                    <a:blip r:embed="rId14">
                       <a:extLst>
                         <a:ext uri="{28A0092B-C50C-407E-A947-70E740481C1C}">
                           <a14:useLocalDpi xmlns:a14="http://schemas.microsoft.com/office/drawing/2010/main" val="0"/>
@@ -1269,7 +1652,7 @@
                       <a:fillRect/>
                     </a:stretch>
                   </pic:blipFill>
-                  <pic:spPr>
+                  <pic:spPr bwMode="auto">
                     <a:xfrm>
                       <a:off x="0" y="0"/>
                       <a:ext cx="2740096" cy="1706433"/>
@@ -1295,32 +1678,39 @@
         <w:snapToGrid/>
         <w:spacing w:line="220" w:lineRule="atLeast"/>
         <w:rPr>
+          <w:rFonts w:ascii="微软雅黑" w:hAnsi="微软雅黑" w:hint="eastAsia"/>
+          <w:b/>
+        </w:rPr>
+      </w:pPr>
+      <w:r>
+        <w:rPr>
           <w:rFonts w:ascii="微软雅黑" w:hAnsi="微软雅黑"/>
           <w:b/>
         </w:rPr>
-      </w:pPr>
-      <w:r>
-        <w:rPr>
-          <w:rFonts w:ascii="微软雅黑" w:hAnsi="微软雅黑"/>
-          <w:b/>
-        </w:rPr>
         <w:br w:type="page"/>
       </w:r>
     </w:p>
     <w:p>
       <w:pPr>
         <w:pStyle w:val="2"/>
-      </w:pPr>
-      <w:r>
-        <w:rPr>
-          <w:rFonts w:hint="eastAsia"/>
-        </w:rPr>
+        <w:rPr>
+          <w:rFonts w:hint="eastAsia"/>
+        </w:rPr>
+      </w:pPr>
+      <w:r>
+        <w:rPr>
+          <w:rFonts w:hint="eastAsia"/>
+        </w:rPr>
+        <w:lastRenderedPageBreak/>
         <w:t>游戏属性</w:t>
       </w:r>
     </w:p>
     <w:p>
       <w:pPr>
         <w:pStyle w:val="3"/>
+        <w:rPr>
+          <w:rFonts w:hint="eastAsia"/>
+        </w:rPr>
       </w:pPr>
       <w:r>
         <w:rPr>
@@ -1331,47 +1721,15 @@
     </w:p>
     <w:tbl>
       <w:tblPr>
-        <w:tblStyle w:val="10"/>
+        <w:tblStyle w:val="af"/>
         <w:tblW w:w="0" w:type="auto"/>
-        <w:tblInd w:w="0" w:type="dxa"/>
-        <w:tblBorders>
-          <w:top w:val="single" w:color="auto" w:sz="4" w:space="0"/>
-          <w:left w:val="single" w:color="auto" w:sz="4" w:space="0"/>
-          <w:bottom w:val="single" w:color="auto" w:sz="4" w:space="0"/>
-          <w:right w:val="single" w:color="auto" w:sz="4" w:space="0"/>
-          <w:insideH w:val="single" w:color="auto" w:sz="4" w:space="0"/>
-          <w:insideV w:val="single" w:color="auto" w:sz="4" w:space="0"/>
-        </w:tblBorders>
         <w:shd w:val="clear" w:color="auto" w:fill="DEEAF6" w:themeFill="accent1" w:themeFillTint="33"/>
-        <w:tblLayout w:type="autofit"/>
-        <w:tblCellMar>
-          <w:top w:w="0" w:type="dxa"/>
-          <w:left w:w="108" w:type="dxa"/>
-          <w:bottom w:w="0" w:type="dxa"/>
-          <w:right w:w="108" w:type="dxa"/>
-        </w:tblCellMar>
+        <w:tblLook w:val="04A0" w:firstRow="1" w:lastRow="0" w:firstColumn="1" w:lastColumn="0" w:noHBand="0" w:noVBand="1"/>
       </w:tblPr>
       <w:tblGrid>
         <w:gridCol w:w="8522"/>
       </w:tblGrid>
       <w:tr>
-        <w:tblPrEx>
-          <w:tblBorders>
-            <w:top w:val="single" w:color="auto" w:sz="4" w:space="0"/>
-            <w:left w:val="single" w:color="auto" w:sz="4" w:space="0"/>
-            <w:bottom w:val="single" w:color="auto" w:sz="4" w:space="0"/>
-            <w:right w:val="single" w:color="auto" w:sz="4" w:space="0"/>
-            <w:insideH w:val="single" w:color="auto" w:sz="4" w:space="0"/>
-            <w:insideV w:val="single" w:color="auto" w:sz="4" w:space="0"/>
-          </w:tblBorders>
-          <w:shd w:val="clear" w:color="auto" w:fill="DEEAF6" w:themeFill="accent1" w:themeFillTint="33"/>
-          <w:tblCellMar>
-            <w:top w:w="0" w:type="dxa"/>
-            <w:left w:w="108" w:type="dxa"/>
-            <w:bottom w:w="0" w:type="dxa"/>
-            <w:right w:w="108" w:type="dxa"/>
-          </w:tblCellMar>
-        </w:tblPrEx>
         <w:tc>
           <w:tcPr>
             <w:tcW w:w="8522" w:type="dxa"/>
@@ -1396,7 +1754,31 @@
               <w:rPr>
                 <w:rFonts w:hint="eastAsia"/>
               </w:rPr>
-              <w:t>举个例子，小爱丽丝从图块A移动到图块B。</w:t>
+              <w:t>举个例子，小爱丽丝从图块</w:t>
+            </w:r>
+            <w:r>
+              <w:rPr>
+                <w:rFonts w:hint="eastAsia"/>
+              </w:rPr>
+              <w:t>A</w:t>
+            </w:r>
+            <w:r>
+              <w:rPr>
+                <w:rFonts w:hint="eastAsia"/>
+              </w:rPr>
+              <w:t>移动到图块</w:t>
+            </w:r>
+            <w:r>
+              <w:rPr>
+                <w:rFonts w:hint="eastAsia"/>
+              </w:rPr>
+              <w:t>B</w:t>
+            </w:r>
+            <w:r>
+              <w:rPr>
+                <w:rFonts w:hint="eastAsia"/>
+              </w:rPr>
+              <w:t>。</w:t>
             </w:r>
           </w:p>
           <w:p>
@@ -1404,8 +1786,11 @@
               <w:jc w:val="center"/>
             </w:pPr>
             <w:r>
+              <w:rPr>
+                <w:noProof/>
+              </w:rPr>
               <w:drawing>
-                <wp:inline distT="0" distB="0" distL="0" distR="0">
+                <wp:inline distT="0" distB="0" distL="0" distR="0" wp14:anchorId="1EE3F113" wp14:editId="29A418A2">
                   <wp:extent cx="1036320" cy="556260"/>
                   <wp:effectExtent l="0" t="0" r="0" b="0"/>
                   <wp:docPr id="20" name="图片 20"/>
@@ -1416,13 +1801,13 @@
                     <a:graphicData uri="http://schemas.openxmlformats.org/drawingml/2006/picture">
                       <pic:pic xmlns:pic="http://schemas.openxmlformats.org/drawingml/2006/picture">
                         <pic:nvPicPr>
-                          <pic:cNvPr id="20" name="图片 20"/>
+                          <pic:cNvPr id="0" name="Picture 1"/>
                           <pic:cNvPicPr>
                             <a:picLocks noChangeAspect="1" noChangeArrowheads="1"/>
                           </pic:cNvPicPr>
                         </pic:nvPicPr>
                         <pic:blipFill>
-                          <a:blip r:embed="rId14">
+                          <a:blip r:embed="rId15">
                             <a:extLst>
                               <a:ext uri="{28A0092B-C50C-407E-A947-70E740481C1C}">
                                 <a14:useLocalDpi xmlns:a14="http://schemas.microsoft.com/office/drawing/2010/main" val="0"/>
@@ -1434,7 +1819,7 @@
                             <a:fillRect/>
                           </a:stretch>
                         </pic:blipFill>
-                        <pic:spPr>
+                        <pic:spPr bwMode="auto">
                           <a:xfrm>
                             <a:off x="0" y="0"/>
                             <a:ext cx="1036320" cy="556260"/>
@@ -1468,7 +1853,23 @@
                 <w:b/>
                 <w:bCs/>
               </w:rPr>
-              <w:t>只要小爱丽丝开始移动，那么小爱丽丝就已经处于B图块位置。</w:t>
+              <w:t>只要小爱丽丝开始移动，那么小爱丽丝就已经处于</w:t>
+            </w:r>
+            <w:r>
+              <w:rPr>
+                <w:rFonts w:hint="eastAsia"/>
+                <w:b/>
+                <w:bCs/>
+              </w:rPr>
+              <w:t>B</w:t>
+            </w:r>
+            <w:r>
+              <w:rPr>
+                <w:rFonts w:hint="eastAsia"/>
+                <w:b/>
+                <w:bCs/>
+              </w:rPr>
+              <w:t>图块位置。</w:t>
             </w:r>
           </w:p>
           <w:p>
@@ -1485,7 +1886,23 @@
                 <w:b/>
                 <w:bCs/>
               </w:rPr>
-              <w:t>跳跃同理，只要起跳，那么小爱丽丝就已经处于B图块位置。</w:t>
+              <w:t>跳跃同理，只要起跳，那么小爱丽丝就已经处于</w:t>
+            </w:r>
+            <w:r>
+              <w:rPr>
+                <w:rFonts w:hint="eastAsia"/>
+                <w:b/>
+                <w:bCs/>
+              </w:rPr>
+              <w:t>B</w:t>
+            </w:r>
+            <w:r>
+              <w:rPr>
+                <w:rFonts w:hint="eastAsia"/>
+                <w:b/>
+                <w:bCs/>
+              </w:rPr>
+              <w:t>图块位置。</w:t>
             </w:r>
           </w:p>
           <w:p>
@@ -1496,7 +1913,31 @@
               <w:rPr>
                 <w:rFonts w:hint="eastAsia"/>
               </w:rPr>
-              <w:t>移动/跳跃过程，仅仅是处在B图块的位置，播放行走过程的动画效果而已。</w:t>
+              <w:t>移动</w:t>
+            </w:r>
+            <w:r>
+              <w:rPr>
+                <w:rFonts w:hint="eastAsia"/>
+              </w:rPr>
+              <w:t>/</w:t>
+            </w:r>
+            <w:r>
+              <w:rPr>
+                <w:rFonts w:hint="eastAsia"/>
+              </w:rPr>
+              <w:t>跳跃过程，仅仅是处在</w:t>
+            </w:r>
+            <w:r>
+              <w:rPr>
+                <w:rFonts w:hint="eastAsia"/>
+              </w:rPr>
+              <w:t>B</w:t>
+            </w:r>
+            <w:r>
+              <w:rPr>
+                <w:rFonts w:hint="eastAsia"/>
+              </w:rPr>
+              <w:t>图块的位置，播放行走过程的动画效果而已。</w:t>
             </w:r>
           </w:p>
           <w:p>
@@ -1507,7 +1948,31 @@
               <w:rPr>
                 <w:rFonts w:hint="eastAsia"/>
               </w:rPr>
-              <w:t>这时候A图块是可通行的，B图块是阻塞的。</w:t>
+              <w:t>这时候</w:t>
+            </w:r>
+            <w:r>
+              <w:rPr>
+                <w:rFonts w:hint="eastAsia"/>
+              </w:rPr>
+              <w:t>A</w:t>
+            </w:r>
+            <w:r>
+              <w:rPr>
+                <w:rFonts w:hint="eastAsia"/>
+              </w:rPr>
+              <w:t>图块是可通行的，</w:t>
+            </w:r>
+            <w:r>
+              <w:rPr>
+                <w:rFonts w:hint="eastAsia"/>
+              </w:rPr>
+              <w:t>B</w:t>
+            </w:r>
+            <w:r>
+              <w:rPr>
+                <w:rFonts w:hint="eastAsia"/>
+              </w:rPr>
+              <w:t>图块是阻塞的。</w:t>
             </w:r>
           </w:p>
         </w:tc>
@@ -1534,7 +1999,31 @@
         <w:rPr>
           <w:rFonts w:hint="eastAsia"/>
         </w:rPr>
-        <w:t>修正后，身体的一半以上到达B区域，才判定为处于B区域。</w:t>
+        <w:t>修正后，身体的一半以上到达</w:t>
+      </w:r>
+      <w:r>
+        <w:rPr>
+          <w:rFonts w:hint="eastAsia"/>
+        </w:rPr>
+        <w:t>B</w:t>
+      </w:r>
+      <w:r>
+        <w:rPr>
+          <w:rFonts w:hint="eastAsia"/>
+        </w:rPr>
+        <w:t>区域，才判定为处于</w:t>
+      </w:r>
+      <w:r>
+        <w:rPr>
+          <w:rFonts w:hint="eastAsia"/>
+        </w:rPr>
+        <w:t>B</w:t>
+      </w:r>
+      <w:r>
+        <w:rPr>
+          <w:rFonts w:hint="eastAsia"/>
+        </w:rPr>
+        <w:t>区域。</w:t>
       </w:r>
     </w:p>
     <w:p>
@@ -1555,20 +2044,21 @@
         <w:spacing w:after="0"/>
         <w:jc w:val="center"/>
         <w:rPr>
-          <w:rFonts w:ascii="宋体" w:hAnsi="宋体" w:eastAsia="宋体" w:cs="宋体"/>
+          <w:rFonts w:ascii="宋体" w:eastAsia="宋体" w:hAnsi="宋体" w:cs="宋体" w:hint="eastAsia"/>
           <w:sz w:val="24"/>
           <w:szCs w:val="24"/>
         </w:rPr>
       </w:pPr>
       <w:r>
         <w:rPr>
-          <w:rFonts w:ascii="宋体" w:hAnsi="宋体" w:eastAsia="宋体" w:cs="宋体"/>
+          <w:rFonts w:ascii="宋体" w:eastAsia="宋体" w:hAnsi="宋体" w:cs="宋体"/>
+          <w:noProof/>
           <w:sz w:val="24"/>
           <w:szCs w:val="24"/>
         </w:rPr>
         <w:drawing>
-          <wp:inline distT="0" distB="0" distL="0" distR="0">
-            <wp:extent cx="2926080" cy="410845"/>
+          <wp:inline distT="0" distB="0" distL="0" distR="0" wp14:anchorId="1751BCB5" wp14:editId="35C13047">
+            <wp:extent cx="2926080" cy="411269"/>
             <wp:effectExtent l="0" t="0" r="0" b="0"/>
             <wp:docPr id="23" name="图片 23"/>
             <wp:cNvGraphicFramePr>
@@ -1578,13 +2068,13 @@
               <a:graphicData uri="http://schemas.openxmlformats.org/drawingml/2006/picture">
                 <pic:pic xmlns:pic="http://schemas.openxmlformats.org/drawingml/2006/picture">
                   <pic:nvPicPr>
-                    <pic:cNvPr id="23" name="图片 23"/>
+                    <pic:cNvPr id="0" name="Picture 9"/>
                     <pic:cNvPicPr>
                       <a:picLocks noChangeAspect="1" noChangeArrowheads="1"/>
                     </pic:cNvPicPr>
                   </pic:nvPicPr>
                   <pic:blipFill>
-                    <a:blip r:embed="rId15">
+                    <a:blip r:embed="rId16">
                       <a:extLst>
                         <a:ext uri="{28A0092B-C50C-407E-A947-70E740481C1C}">
                           <a14:useLocalDpi xmlns:a14="http://schemas.microsoft.com/office/drawing/2010/main" val="0"/>
@@ -1596,7 +2086,7 @@
                       <a:fillRect/>
                     </a:stretch>
                   </pic:blipFill>
-                  <pic:spPr>
+                  <pic:spPr bwMode="auto">
                     <a:xfrm>
                       <a:off x="0" y="0"/>
                       <a:ext cx="2957303" cy="415658"/>
@@ -1641,29 +2131,143 @@
         <w:rPr>
           <w:rFonts w:hint="eastAsia"/>
         </w:rPr>
-        <w:t>个图块；</w:t>
-      </w:r>
-    </w:p>
-    <w:p>
-      <w:pPr>
-        <w:spacing w:after="0"/>
-      </w:pPr>
-      <w:r>
-        <w:rPr>
-          <w:rFonts w:hint="eastAsia"/>
-        </w:rPr>
-        <w:t>如果未修正，由于移动前，小爱丽丝就处于图块B位置。那么跳起后，就是直接从A跳到D，这明显跳出了3个图块的感觉。</w:t>
-      </w:r>
-    </w:p>
-    <w:p>
-      <w:pPr>
-        <w:spacing w:after="0"/>
-      </w:pPr>
-      <w:r>
-        <w:rPr>
-          <w:rFonts w:hint="eastAsia"/>
-        </w:rPr>
-        <w:t>（程序逻辑上是没问题的，如果B阻塞，小爱丽丝是不能移动到B的，这时跳也是从A到C，不会出现跳跃距离超过2的情况）</w:t>
+        <w:t>个图块</w:t>
+      </w:r>
+      <w:r>
+        <w:rPr>
+          <w:rFonts w:hint="eastAsia"/>
+        </w:rPr>
+        <w:t>；</w:t>
+      </w:r>
+    </w:p>
+    <w:p>
+      <w:pPr>
+        <w:spacing w:after="0"/>
+      </w:pPr>
+      <w:r>
+        <w:rPr>
+          <w:rFonts w:hint="eastAsia"/>
+        </w:rPr>
+        <w:t>如果未修正，由于移动前，小爱丽丝就处于图块</w:t>
+      </w:r>
+      <w:r>
+        <w:rPr>
+          <w:rFonts w:hint="eastAsia"/>
+        </w:rPr>
+        <w:t>B</w:t>
+      </w:r>
+      <w:r>
+        <w:rPr>
+          <w:rFonts w:hint="eastAsia"/>
+        </w:rPr>
+        <w:t>位置。那么跳起后，就是直接从</w:t>
+      </w:r>
+      <w:r>
+        <w:rPr>
+          <w:rFonts w:hint="eastAsia"/>
+        </w:rPr>
+        <w:t>A</w:t>
+      </w:r>
+      <w:r>
+        <w:rPr>
+          <w:rFonts w:hint="eastAsia"/>
+        </w:rPr>
+        <w:t>跳到</w:t>
+      </w:r>
+      <w:r>
+        <w:rPr>
+          <w:rFonts w:hint="eastAsia"/>
+        </w:rPr>
+        <w:t>D</w:t>
+      </w:r>
+      <w:r>
+        <w:rPr>
+          <w:rFonts w:hint="eastAsia"/>
+        </w:rPr>
+        <w:t>，这明显跳出了</w:t>
+      </w:r>
+      <w:r>
+        <w:rPr>
+          <w:rFonts w:hint="eastAsia"/>
+        </w:rPr>
+        <w:t>3</w:t>
+      </w:r>
+      <w:r>
+        <w:rPr>
+          <w:rFonts w:hint="eastAsia"/>
+        </w:rPr>
+        <w:t>个图块的感觉。</w:t>
+      </w:r>
+    </w:p>
+    <w:p>
+      <w:pPr>
+        <w:spacing w:after="0"/>
+      </w:pPr>
+      <w:r>
+        <w:rPr>
+          <w:rFonts w:hint="eastAsia"/>
+        </w:rPr>
+        <w:t>（程序逻辑上是没问题的，如果</w:t>
+      </w:r>
+      <w:r>
+        <w:rPr>
+          <w:rFonts w:hint="eastAsia"/>
+        </w:rPr>
+        <w:t>B</w:t>
+      </w:r>
+      <w:r>
+        <w:rPr>
+          <w:rFonts w:hint="eastAsia"/>
+        </w:rPr>
+        <w:t>阻塞，小爱丽丝是不能移动到</w:t>
+      </w:r>
+      <w:r>
+        <w:rPr>
+          <w:rFonts w:hint="eastAsia"/>
+        </w:rPr>
+        <w:t>B</w:t>
+      </w:r>
+      <w:r>
+        <w:rPr>
+          <w:rFonts w:hint="eastAsia"/>
+        </w:rPr>
+        <w:t>的，这时跳也是从</w:t>
+      </w:r>
+      <w:r>
+        <w:rPr>
+          <w:rFonts w:hint="eastAsia"/>
+        </w:rPr>
+        <w:t>A</w:t>
+      </w:r>
+      <w:r>
+        <w:rPr>
+          <w:rFonts w:hint="eastAsia"/>
+        </w:rPr>
+        <w:t>到</w:t>
+      </w:r>
+      <w:r>
+        <w:rPr>
+          <w:rFonts w:hint="eastAsia"/>
+        </w:rPr>
+        <w:t>C</w:t>
+      </w:r>
+      <w:r>
+        <w:rPr>
+          <w:rFonts w:hint="eastAsia"/>
+        </w:rPr>
+        <w:t>，不会出现跳跃距离超过</w:t>
+      </w:r>
+      <w:r>
+        <w:rPr>
+          <w:rFonts w:hint="eastAsia"/>
+        </w:rPr>
+        <w:t>2</w:t>
+      </w:r>
+      <w:r>
+        <w:rPr>
+          <w:rFonts w:hint="eastAsia"/>
+        </w:rPr>
+        <w:t>的情况）</w:t>
       </w:r>
     </w:p>
     <w:p>
@@ -1671,8 +2275,11 @@
         <w:jc w:val="center"/>
       </w:pPr>
       <w:r>
+        <w:rPr>
+          <w:noProof/>
+        </w:rPr>
         <w:drawing>
-          <wp:inline distT="0" distB="0" distL="0" distR="0">
+          <wp:inline distT="0" distB="0" distL="0" distR="0" wp14:anchorId="4F65DEAF" wp14:editId="121CBB4A">
             <wp:extent cx="1935480" cy="762000"/>
             <wp:effectExtent l="0" t="0" r="0" b="0"/>
             <wp:docPr id="25" name="图片 25"/>
@@ -1683,13 +2290,13 @@
               <a:graphicData uri="http://schemas.openxmlformats.org/drawingml/2006/picture">
                 <pic:pic xmlns:pic="http://schemas.openxmlformats.org/drawingml/2006/picture">
                   <pic:nvPicPr>
-                    <pic:cNvPr id="25" name="图片 25"/>
+                    <pic:cNvPr id="0" name="Picture 3"/>
                     <pic:cNvPicPr>
                       <a:picLocks noChangeAspect="1" noChangeArrowheads="1"/>
                     </pic:cNvPicPr>
                   </pic:nvPicPr>
                   <pic:blipFill>
-                    <a:blip r:embed="rId16">
+                    <a:blip r:embed="rId17">
                       <a:extLst>
                         <a:ext uri="{28A0092B-C50C-407E-A947-70E740481C1C}">
                           <a14:useLocalDpi xmlns:a14="http://schemas.microsoft.com/office/drawing/2010/main" val="0"/>
@@ -1701,7 +2308,7 @@
                       <a:fillRect/>
                     </a:stretch>
                   </pic:blipFill>
-                  <pic:spPr>
+                  <pic:spPr bwMode="auto">
                     <a:xfrm>
                       <a:off x="0" y="0"/>
                       <a:ext cx="1935480" cy="762000"/>
@@ -1726,7 +2333,43 @@
         <w:rPr>
           <w:rFonts w:hint="eastAsia"/>
         </w:rPr>
-        <w:t>修正后，由于判定小爱丽丝未完全离开A，所以跳起后，将判定为从A到C。</w:t>
+        <w:t>修正后，由于判定小爱丽丝未完全离开</w:t>
+      </w:r>
+      <w:r>
+        <w:rPr>
+          <w:rFonts w:hint="eastAsia"/>
+        </w:rPr>
+        <w:t>A</w:t>
+      </w:r>
+      <w:r>
+        <w:rPr>
+          <w:rFonts w:hint="eastAsia"/>
+        </w:rPr>
+        <w:t>，所以跳起后，将判定为从</w:t>
+      </w:r>
+      <w:r>
+        <w:rPr>
+          <w:rFonts w:hint="eastAsia"/>
+        </w:rPr>
+        <w:t>A</w:t>
+      </w:r>
+      <w:r>
+        <w:rPr>
+          <w:rFonts w:hint="eastAsia"/>
+        </w:rPr>
+        <w:t>到</w:t>
+      </w:r>
+      <w:r>
+        <w:rPr>
+          <w:rFonts w:hint="eastAsia"/>
+        </w:rPr>
+        <w:t>C</w:t>
+      </w:r>
+      <w:r>
+        <w:rPr>
+          <w:rFonts w:hint="eastAsia"/>
+        </w:rPr>
+        <w:t>。</w:t>
       </w:r>
     </w:p>
     <w:p>
@@ -1734,8 +2377,11 @@
         <w:jc w:val="center"/>
       </w:pPr>
       <w:r>
+        <w:rPr>
+          <w:noProof/>
+        </w:rPr>
         <w:drawing>
-          <wp:inline distT="0" distB="0" distL="0" distR="0">
+          <wp:inline distT="0" distB="0" distL="0" distR="0" wp14:anchorId="7349C5F2" wp14:editId="703BBA5D">
             <wp:extent cx="1935480" cy="762000"/>
             <wp:effectExtent l="0" t="0" r="0" b="0"/>
             <wp:docPr id="24" name="图片 24"/>
@@ -1746,13 +2392,13 @@
               <a:graphicData uri="http://schemas.openxmlformats.org/drawingml/2006/picture">
                 <pic:pic xmlns:pic="http://schemas.openxmlformats.org/drawingml/2006/picture">
                   <pic:nvPicPr>
-                    <pic:cNvPr id="24" name="图片 24"/>
+                    <pic:cNvPr id="0" name="Picture 1"/>
                     <pic:cNvPicPr>
                       <a:picLocks noChangeAspect="1" noChangeArrowheads="1"/>
                     </pic:cNvPicPr>
                   </pic:nvPicPr>
                   <pic:blipFill>
-                    <a:blip r:embed="rId17">
+                    <a:blip r:embed="rId18">
                       <a:extLst>
                         <a:ext uri="{28A0092B-C50C-407E-A947-70E740481C1C}">
                           <a14:useLocalDpi xmlns:a14="http://schemas.microsoft.com/office/drawing/2010/main" val="0"/>
@@ -1764,7 +2410,7 @@
                       <a:fillRect/>
                     </a:stretch>
                   </pic:blipFill>
-                  <pic:spPr>
+                  <pic:spPr bwMode="auto">
                     <a:xfrm>
                       <a:off x="0" y="0"/>
                       <a:ext cx="1935480" cy="762000"/>
@@ -1797,12 +2443,16 @@
     <w:p>
       <w:pPr>
         <w:pStyle w:val="3"/>
+        <w:rPr>
+          <w:rFonts w:hint="eastAsia"/>
+        </w:rPr>
       </w:pPr>
       <w:bookmarkStart w:id="1" w:name="_Hlk34060523"/>
       <w:r>
         <w:rPr>
           <w:rFonts w:hint="eastAsia"/>
         </w:rPr>
+        <w:lastRenderedPageBreak/>
         <w:t>普通跳跃</w:t>
       </w:r>
     </w:p>
@@ -1812,15 +2462,39 @@
         <w:rPr>
           <w:rFonts w:hint="eastAsia"/>
         </w:rPr>
-        <w:t>普通跳跃将考虑事件、悬崖、地形等因素，如果前方有相关地形阻挡，跳跃距离将会产生相应的变化。</w:t>
-      </w:r>
-    </w:p>
-    <w:p>
-      <w:r>
-        <w:rPr>
-          <w:rFonts w:hint="eastAsia"/>
-        </w:rPr>
-        <w:t>普通跳跃时，事件/玩家都不会改变朝向。</w:t>
+        <w:t>普通跳跃将考虑事件、悬崖、地形等因素</w:t>
+      </w:r>
+      <w:r>
+        <w:rPr>
+          <w:rFonts w:hint="eastAsia"/>
+        </w:rPr>
+        <w:t>，如果前方有相关地形阻挡，跳跃距离将会产生相应的变化。</w:t>
+      </w:r>
+    </w:p>
+    <w:p>
+      <w:r>
+        <w:rPr>
+          <w:rFonts w:hint="eastAsia"/>
+        </w:rPr>
+        <w:t>普通跳跃时，事件</w:t>
+      </w:r>
+      <w:r>
+        <w:rPr>
+          <w:rFonts w:hint="eastAsia"/>
+        </w:rPr>
+        <w:t>/</w:t>
+      </w:r>
+      <w:r>
+        <w:rPr>
+          <w:rFonts w:hint="eastAsia"/>
+        </w:rPr>
+        <w:t>玩家都不会改变朝向</w:t>
+      </w:r>
+      <w:r>
+        <w:rPr>
+          <w:rFonts w:hint="eastAsia"/>
+        </w:rPr>
+        <w:t>。</w:t>
       </w:r>
     </w:p>
     <w:p>
@@ -1829,8 +2503,11 @@
         <w:jc w:val="center"/>
       </w:pPr>
       <w:r>
+        <w:rPr>
+          <w:noProof/>
+        </w:rPr>
         <w:drawing>
-          <wp:inline distT="0" distB="0" distL="0" distR="0">
+          <wp:inline distT="0" distB="0" distL="0" distR="0" wp14:anchorId="3E697FE4" wp14:editId="705C1C47">
             <wp:extent cx="3634740" cy="635635"/>
             <wp:effectExtent l="0" t="0" r="0" b="0"/>
             <wp:docPr id="7" name="图片 7"/>
@@ -1841,13 +2518,11 @@
               <a:graphicData uri="http://schemas.openxmlformats.org/drawingml/2006/picture">
                 <pic:pic xmlns:pic="http://schemas.openxmlformats.org/drawingml/2006/picture">
                   <pic:nvPicPr>
-                    <pic:cNvPr id="7" name="图片 7"/>
-                    <pic:cNvPicPr>
-                      <a:picLocks noChangeAspect="1"/>
-                    </pic:cNvPicPr>
+                    <pic:cNvPr id="1" name=""/>
+                    <pic:cNvPicPr/>
                   </pic:nvPicPr>
                   <pic:blipFill>
-                    <a:blip r:embed="rId18"/>
+                    <a:blip r:embed="rId19"/>
                     <a:stretch>
                       <a:fillRect/>
                     </a:stretch>
@@ -1868,9 +2543,12 @@
         </w:drawing>
       </w:r>
       <w:r>
+        <w:rPr>
+          <w:noProof/>
+        </w:rPr>
         <w:drawing>
-          <wp:inline distT="0" distB="0" distL="0" distR="0">
-            <wp:extent cx="3634740" cy="2046605"/>
+          <wp:inline distT="0" distB="0" distL="0" distR="0" wp14:anchorId="18B5B074" wp14:editId="0D3F11E8">
+            <wp:extent cx="3634740" cy="2046747"/>
             <wp:effectExtent l="0" t="0" r="0" b="0"/>
             <wp:docPr id="12" name="图片 12"/>
             <wp:cNvGraphicFramePr>
@@ -1880,13 +2558,11 @@
               <a:graphicData uri="http://schemas.openxmlformats.org/drawingml/2006/picture">
                 <pic:pic xmlns:pic="http://schemas.openxmlformats.org/drawingml/2006/picture">
                   <pic:nvPicPr>
-                    <pic:cNvPr id="12" name="图片 12"/>
-                    <pic:cNvPicPr>
-                      <a:picLocks noChangeAspect="1"/>
-                    </pic:cNvPicPr>
+                    <pic:cNvPr id="1" name=""/>
+                    <pic:cNvPicPr/>
                   </pic:nvPicPr>
                   <pic:blipFill>
-                    <a:blip r:embed="rId6"/>
+                    <a:blip r:embed="rId7"/>
                     <a:stretch>
                       <a:fillRect/>
                     </a:stretch>
@@ -1915,6 +2591,9 @@
     <w:p>
       <w:pPr>
         <w:pStyle w:val="3"/>
+        <w:rPr>
+          <w:rFonts w:hint="eastAsia"/>
+        </w:rPr>
       </w:pPr>
       <w:r>
         <w:rPr>
@@ -1962,9 +2641,12 @@
         <w:jc w:val="center"/>
       </w:pPr>
       <w:r>
+        <w:rPr>
+          <w:noProof/>
+        </w:rPr>
         <w:drawing>
-          <wp:inline distT="0" distB="0" distL="0" distR="0">
-            <wp:extent cx="3307080" cy="1417320"/>
+          <wp:inline distT="0" distB="0" distL="0" distR="0" wp14:anchorId="479EBADC" wp14:editId="2F737200">
+            <wp:extent cx="3307367" cy="1417443"/>
             <wp:effectExtent l="0" t="0" r="7620" b="0"/>
             <wp:docPr id="6" name="图片 6"/>
             <wp:cNvGraphicFramePr>
@@ -1974,13 +2656,11 @@
               <a:graphicData uri="http://schemas.openxmlformats.org/drawingml/2006/picture">
                 <pic:pic xmlns:pic="http://schemas.openxmlformats.org/drawingml/2006/picture">
                   <pic:nvPicPr>
-                    <pic:cNvPr id="6" name="图片 6"/>
-                    <pic:cNvPicPr>
-                      <a:picLocks noChangeAspect="1"/>
-                    </pic:cNvPicPr>
+                    <pic:cNvPr id="1" name=""/>
+                    <pic:cNvPicPr/>
                   </pic:nvPicPr>
                   <pic:blipFill>
-                    <a:blip r:embed="rId19"/>
+                    <a:blip r:embed="rId20"/>
                     <a:stretch>
                       <a:fillRect/>
                     </a:stretch>
@@ -2007,26 +2687,30 @@
         <w:snapToGrid/>
         <w:spacing w:line="220" w:lineRule="atLeast"/>
         <w:rPr>
+          <w:rFonts w:ascii="微软雅黑" w:hAnsi="微软雅黑" w:hint="eastAsia"/>
+          <w:b/>
+        </w:rPr>
+      </w:pPr>
+      <w:r>
+        <w:rPr>
           <w:rFonts w:ascii="微软雅黑" w:hAnsi="微软雅黑"/>
           <w:b/>
         </w:rPr>
-      </w:pPr>
-      <w:r>
-        <w:rPr>
-          <w:rFonts w:ascii="微软雅黑" w:hAnsi="微软雅黑"/>
-          <w:b/>
-        </w:rPr>
         <w:br w:type="page"/>
       </w:r>
     </w:p>
     <w:p>
       <w:pPr>
         <w:pStyle w:val="3"/>
-      </w:pPr>
-      <w:r>
-        <w:rPr>
-          <w:rFonts w:hint="eastAsia"/>
-        </w:rPr>
+        <w:rPr>
+          <w:rFonts w:hint="eastAsia"/>
+        </w:rPr>
+      </w:pPr>
+      <w:r>
+        <w:rPr>
+          <w:rFonts w:hint="eastAsia"/>
+        </w:rPr>
+        <w:lastRenderedPageBreak/>
         <w:t>地形条件</w:t>
       </w:r>
     </w:p>
@@ -2037,7 +2721,7 @@
       </w:pPr>
       <w:r>
         <w:rPr>
-          <w:rFonts w:hint="eastAsia" w:ascii="微软雅黑" w:hAnsi="微软雅黑"/>
+          <w:rFonts w:ascii="微软雅黑" w:hAnsi="微软雅黑" w:hint="eastAsia"/>
           <w:b/>
         </w:rPr>
         <w:t>悬崖高度</w:t>
@@ -2059,7 +2743,25 @@
         <w:rPr>
           <w:rFonts w:hint="eastAsia"/>
         </w:rPr>
-        <w:t>可以通过R图块放置，分别对应悬崖高度1/</w:t>
+        <w:t>可以通过</w:t>
+      </w:r>
+      <w:r>
+        <w:rPr>
+          <w:rFonts w:hint="eastAsia"/>
+        </w:rPr>
+        <w:t>R</w:t>
+      </w:r>
+      <w:r>
+        <w:rPr>
+          <w:rFonts w:hint="eastAsia"/>
+        </w:rPr>
+        <w:t>图块放置，分别对应悬崖高度</w:t>
+      </w:r>
+      <w:r>
+        <w:rPr>
+          <w:rFonts w:hint="eastAsia"/>
+        </w:rPr>
+        <w:t>1/</w:t>
       </w:r>
       <w:r>
         <w:t>2</w:t>
@@ -2117,9 +2819,12 @@
         <w:jc w:val="center"/>
       </w:pPr>
       <w:r>
+        <w:rPr>
+          <w:noProof/>
+        </w:rPr>
         <w:drawing>
-          <wp:inline distT="0" distB="0" distL="0" distR="0">
-            <wp:extent cx="2598420" cy="1211580"/>
+          <wp:inline distT="0" distB="0" distL="0" distR="0" wp14:anchorId="7AE928F0" wp14:editId="5DD46F34">
+            <wp:extent cx="2598420" cy="1212150"/>
             <wp:effectExtent l="0" t="0" r="0" b="0"/>
             <wp:docPr id="18" name="图片 18"/>
             <wp:cNvGraphicFramePr>
@@ -2129,13 +2834,11 @@
               <a:graphicData uri="http://schemas.openxmlformats.org/drawingml/2006/picture">
                 <pic:pic xmlns:pic="http://schemas.openxmlformats.org/drawingml/2006/picture">
                   <pic:nvPicPr>
-                    <pic:cNvPr id="18" name="图片 18"/>
-                    <pic:cNvPicPr>
-                      <a:picLocks noChangeAspect="1"/>
-                    </pic:cNvPicPr>
+                    <pic:cNvPr id="1" name=""/>
+                    <pic:cNvPicPr/>
                   </pic:nvPicPr>
                   <pic:blipFill>
-                    <a:blip r:embed="rId20"/>
+                    <a:blip r:embed="rId21"/>
                     <a:stretch>
                       <a:fillRect/>
                     </a:stretch>
@@ -2165,10 +2868,11 @@
         <w:rPr>
           <w:rFonts w:ascii="微软雅黑" w:hAnsi="微软雅黑"/>
           <w:b/>
+          <w:noProof/>
         </w:rPr>
         <w:drawing>
-          <wp:inline distT="0" distB="0" distL="0" distR="0">
-            <wp:extent cx="2110740" cy="1381760"/>
+          <wp:inline distT="0" distB="0" distL="0" distR="0" wp14:anchorId="39BB0D03" wp14:editId="57EEEDE0">
+            <wp:extent cx="2110740" cy="1381903"/>
             <wp:effectExtent l="0" t="0" r="0" b="0"/>
             <wp:docPr id="17" name="图片 17" descr="F:\rpg mv箱\R)81(F}CK)FNRAT@]_L`X563.jpg"/>
             <wp:cNvGraphicFramePr>
@@ -2178,13 +2882,13 @@
               <a:graphicData uri="http://schemas.openxmlformats.org/drawingml/2006/picture">
                 <pic:pic xmlns:pic="http://schemas.openxmlformats.org/drawingml/2006/picture">
                   <pic:nvPicPr>
-                    <pic:cNvPr id="17" name="图片 17" descr="F:\rpg mv箱\R)81(F}CK)FNRAT@]_L`X563.jpg"/>
+                    <pic:cNvPr id="0" name="Picture 4" descr="F:\rpg mv箱\R)81(F}CK)FNRAT@]_L`X563.jpg"/>
                     <pic:cNvPicPr>
                       <a:picLocks noChangeAspect="1" noChangeArrowheads="1"/>
                     </pic:cNvPicPr>
                   </pic:nvPicPr>
                   <pic:blipFill>
-                    <a:blip r:embed="rId12">
+                    <a:blip r:embed="rId13">
                       <a:extLst>
                         <a:ext uri="{28A0092B-C50C-407E-A947-70E740481C1C}">
                           <a14:useLocalDpi xmlns:a14="http://schemas.microsoft.com/office/drawing/2010/main" val="0"/>
@@ -2196,7 +2900,7 @@
                       <a:fillRect/>
                     </a:stretch>
                   </pic:blipFill>
-                  <pic:spPr>
+                  <pic:spPr bwMode="auto">
                     <a:xfrm>
                       <a:off x="0" y="0"/>
                       <a:ext cx="2153947" cy="1410191"/>
@@ -2223,7 +2927,7 @@
       </w:pPr>
       <w:r>
         <w:rPr>
-          <w:rFonts w:hint="eastAsia" w:ascii="微软雅黑" w:hAnsi="微软雅黑"/>
+          <w:rFonts w:ascii="微软雅黑" w:hAnsi="微软雅黑" w:hint="eastAsia"/>
           <w:b/>
         </w:rPr>
         <w:t>禁止跳跃区</w:t>
@@ -2245,7 +2949,19 @@
         <w:rPr>
           <w:rFonts w:hint="eastAsia"/>
         </w:rPr>
-        <w:t>禁止跳跃区域无法跳跃，并且为最高悬崖高度。（高墙阻挡+无法跳入禁跳区）</w:t>
+        <w:t>禁止跳跃区域无法跳跃，并且为最高悬崖高度。（高墙阻挡</w:t>
+      </w:r>
+      <w:r>
+        <w:rPr>
+          <w:rFonts w:hint="eastAsia"/>
+        </w:rPr>
+        <w:t>+</w:t>
+      </w:r>
+      <w:r>
+        <w:rPr>
+          <w:rFonts w:hint="eastAsia"/>
+        </w:rPr>
+        <w:t>无法跳入禁跳区）</w:t>
       </w:r>
     </w:p>
     <w:p>
@@ -2253,18 +2969,19 @@
         <w:widowControl w:val="0"/>
         <w:jc w:val="center"/>
         <w:rPr>
+          <w:rFonts w:ascii="微软雅黑" w:hAnsi="微软雅黑" w:hint="eastAsia"/>
+          <w:b/>
+        </w:rPr>
+      </w:pPr>
+      <w:r>
+        <w:rPr>
           <w:rFonts w:ascii="微软雅黑" w:hAnsi="微软雅黑"/>
           <w:b/>
-        </w:rPr>
-      </w:pPr>
-      <w:r>
-        <w:rPr>
-          <w:rFonts w:ascii="微软雅黑" w:hAnsi="微软雅黑"/>
-          <w:b/>
+          <w:noProof/>
         </w:rPr>
         <w:drawing>
-          <wp:inline distT="0" distB="0" distL="0" distR="0">
-            <wp:extent cx="2712720" cy="1706245"/>
+          <wp:inline distT="0" distB="0" distL="0" distR="0" wp14:anchorId="042896A6" wp14:editId="242823D7">
+            <wp:extent cx="2712720" cy="1706678"/>
             <wp:effectExtent l="0" t="0" r="0" b="0"/>
             <wp:docPr id="11" name="图片 11" descr="F:\rpg mv箱\)G6{)R36ZNB~V(9P7%X5O5M.png"/>
             <wp:cNvGraphicFramePr>
@@ -2274,13 +2991,13 @@
               <a:graphicData uri="http://schemas.openxmlformats.org/drawingml/2006/picture">
                 <pic:pic xmlns:pic="http://schemas.openxmlformats.org/drawingml/2006/picture">
                   <pic:nvPicPr>
-                    <pic:cNvPr id="11" name="图片 11" descr="F:\rpg mv箱\)G6{)R36ZNB~V(9P7%X5O5M.png"/>
+                    <pic:cNvPr id="0" name="Picture 5" descr="F:\rpg mv箱\)G6{)R36ZNB~V(9P7%X5O5M.png"/>
                     <pic:cNvPicPr>
                       <a:picLocks noChangeAspect="1" noChangeArrowheads="1"/>
                     </pic:cNvPicPr>
                   </pic:nvPicPr>
                   <pic:blipFill>
-                    <a:blip r:embed="rId21">
+                    <a:blip r:embed="rId22">
                       <a:extLst>
                         <a:ext uri="{28A0092B-C50C-407E-A947-70E740481C1C}">
                           <a14:useLocalDpi xmlns:a14="http://schemas.microsoft.com/office/drawing/2010/main" val="0"/>
@@ -2292,7 +3009,7 @@
                       <a:fillRect/>
                     </a:stretch>
                   </pic:blipFill>
-                  <pic:spPr>
+                  <pic:spPr bwMode="auto">
                     <a:xfrm>
                       <a:off x="0" y="0"/>
                       <a:ext cx="2732843" cy="1719338"/>
@@ -2322,7 +3039,19 @@
         <w:rPr>
           <w:rFonts w:hint="eastAsia"/>
         </w:rPr>
-        <w:t>示例中的悬崖高度与禁止跳跃区域如下图：（打开r图块设置可以看到）</w:t>
+        <w:t>示例中的悬崖高度与禁止跳跃区域如下图：（打开</w:t>
+      </w:r>
+      <w:r>
+        <w:rPr>
+          <w:rFonts w:hint="eastAsia"/>
+        </w:rPr>
+        <w:t>r</w:t>
+      </w:r>
+      <w:r>
+        <w:rPr>
+          <w:rFonts w:hint="eastAsia"/>
+        </w:rPr>
+        <w:t>图块设置可以看到）</w:t>
       </w:r>
     </w:p>
     <w:p>
@@ -2330,18 +3059,19 @@
         <w:widowControl w:val="0"/>
         <w:jc w:val="center"/>
         <w:rPr>
+          <w:rFonts w:ascii="微软雅黑" w:hAnsi="微软雅黑" w:hint="eastAsia"/>
+          <w:b/>
+        </w:rPr>
+      </w:pPr>
+      <w:r>
+        <w:rPr>
           <w:rFonts w:ascii="微软雅黑" w:hAnsi="微软雅黑"/>
           <w:b/>
-        </w:rPr>
-      </w:pPr>
-      <w:r>
-        <w:rPr>
-          <w:rFonts w:ascii="微软雅黑" w:hAnsi="微软雅黑"/>
-          <w:b/>
+          <w:noProof/>
         </w:rPr>
         <w:drawing>
-          <wp:inline distT="0" distB="0" distL="0" distR="0">
-            <wp:extent cx="3589020" cy="2286635"/>
+          <wp:inline distT="0" distB="0" distL="0" distR="0" wp14:anchorId="32F3B829" wp14:editId="40E6F48C">
+            <wp:extent cx="3589020" cy="2287140"/>
             <wp:effectExtent l="0" t="0" r="0" b="0"/>
             <wp:docPr id="1" name="图片 1" descr="F:\rpg mv箱\R9B(M0LT6QU{K3D`Y9NMQ$6.jpg"/>
             <wp:cNvGraphicFramePr>
@@ -2351,13 +3081,13 @@
               <a:graphicData uri="http://schemas.openxmlformats.org/drawingml/2006/picture">
                 <pic:pic xmlns:pic="http://schemas.openxmlformats.org/drawingml/2006/picture">
                   <pic:nvPicPr>
-                    <pic:cNvPr id="1" name="图片 1" descr="F:\rpg mv箱\R9B(M0LT6QU{K3D`Y9NMQ$6.jpg"/>
+                    <pic:cNvPr id="0" name="Picture 1" descr="F:\rpg mv箱\R9B(M0LT6QU{K3D`Y9NMQ$6.jpg"/>
                     <pic:cNvPicPr>
                       <a:picLocks noChangeAspect="1" noChangeArrowheads="1"/>
                     </pic:cNvPicPr>
                   </pic:nvPicPr>
                   <pic:blipFill>
-                    <a:blip r:embed="rId22" cstate="print">
+                    <a:blip r:embed="rId23" cstate="print">
                       <a:extLst>
                         <a:ext uri="{28A0092B-C50C-407E-A947-70E740481C1C}">
                           <a14:useLocalDpi xmlns:a14="http://schemas.microsoft.com/office/drawing/2010/main" val="0"/>
@@ -2369,7 +3099,7 @@
                       <a:fillRect/>
                     </a:stretch>
                   </pic:blipFill>
-                  <pic:spPr>
+                  <pic:spPr bwMode="auto">
                     <a:xfrm>
                       <a:off x="0" y="0"/>
                       <a:ext cx="3604130" cy="2296769"/>
@@ -2394,7 +3124,7 @@
         <w:widowControl w:val="0"/>
         <w:jc w:val="both"/>
         <w:rPr>
-          <w:rFonts w:ascii="微软雅黑" w:hAnsi="微软雅黑"/>
+          <w:rFonts w:ascii="微软雅黑" w:hAnsi="微软雅黑" w:hint="eastAsia"/>
           <w:b/>
         </w:rPr>
       </w:pPr>
@@ -2402,11 +3132,15 @@
     <w:p>
       <w:pPr>
         <w:pStyle w:val="3"/>
-      </w:pPr>
-      <w:r>
-        <w:rPr>
-          <w:rFonts w:hint="eastAsia"/>
-        </w:rPr>
+        <w:rPr>
+          <w:rFonts w:hint="eastAsia"/>
+        </w:rPr>
+      </w:pPr>
+      <w:r>
+        <w:rPr>
+          <w:rFonts w:hint="eastAsia"/>
+        </w:rPr>
+        <w:lastRenderedPageBreak/>
         <w:t>跳跃触发</w:t>
       </w:r>
     </w:p>
@@ -2417,12 +3151,12 @@
         <w:spacing w:after="0"/>
         <w:jc w:val="both"/>
         <w:rPr>
-          <w:rFonts w:ascii="微软雅黑" w:hAnsi="微软雅黑"/>
-        </w:rPr>
-      </w:pPr>
-      <w:r>
-        <w:rPr>
-          <w:rFonts w:hint="eastAsia" w:ascii="微软雅黑" w:hAnsi="微软雅黑"/>
+          <w:rFonts w:ascii="微软雅黑" w:hAnsi="微软雅黑" w:hint="eastAsia"/>
+        </w:rPr>
+      </w:pPr>
+      <w:r>
+        <w:rPr>
+          <w:rFonts w:ascii="微软雅黑" w:hAnsi="微软雅黑" w:hint="eastAsia"/>
         </w:rPr>
         <w:t>有些事件可以设置必须跳跃才能触发独立开关，比如在头顶的泡泡。</w:t>
       </w:r>
@@ -2432,13 +3166,16 @@
         <w:widowControl w:val="0"/>
         <w:jc w:val="center"/>
         <w:rPr>
-          <w:rFonts w:ascii="微软雅黑" w:hAnsi="微软雅黑"/>
-        </w:rPr>
-      </w:pPr>
-      <w:r>
+          <w:rFonts w:ascii="微软雅黑" w:hAnsi="微软雅黑" w:hint="eastAsia"/>
+        </w:rPr>
+      </w:pPr>
+      <w:r>
+        <w:rPr>
+          <w:noProof/>
+        </w:rPr>
         <w:drawing>
-          <wp:inline distT="0" distB="0" distL="0" distR="0">
-            <wp:extent cx="2971800" cy="586740"/>
+          <wp:inline distT="0" distB="0" distL="0" distR="0" wp14:anchorId="7B89555F" wp14:editId="5E9D0AE8">
+            <wp:extent cx="2972058" cy="586791"/>
             <wp:effectExtent l="0" t="0" r="0" b="3810"/>
             <wp:docPr id="19" name="图片 19"/>
             <wp:cNvGraphicFramePr>
@@ -2448,13 +3185,11 @@
               <a:graphicData uri="http://schemas.openxmlformats.org/drawingml/2006/picture">
                 <pic:pic xmlns:pic="http://schemas.openxmlformats.org/drawingml/2006/picture">
                   <pic:nvPicPr>
-                    <pic:cNvPr id="19" name="图片 19"/>
-                    <pic:cNvPicPr>
-                      <a:picLocks noChangeAspect="1"/>
-                    </pic:cNvPicPr>
+                    <pic:cNvPr id="1" name=""/>
+                    <pic:cNvPicPr/>
                   </pic:nvPicPr>
                   <pic:blipFill>
-                    <a:blip r:embed="rId23"/>
+                    <a:blip r:embed="rId24"/>
                     <a:stretch>
                       <a:fillRect/>
                     </a:stretch>
@@ -2480,14 +3215,17 @@
         <w:widowControl w:val="0"/>
         <w:jc w:val="center"/>
         <w:rPr>
-          <w:rFonts w:ascii="微软雅黑" w:hAnsi="微软雅黑"/>
-          <w:b/>
-        </w:rPr>
-      </w:pPr>
-      <w:r>
+          <w:rFonts w:ascii="微软雅黑" w:hAnsi="微软雅黑" w:hint="eastAsia"/>
+          <w:b/>
+        </w:rPr>
+      </w:pPr>
+      <w:r>
+        <w:rPr>
+          <w:noProof/>
+        </w:rPr>
         <w:drawing>
-          <wp:inline distT="0" distB="0" distL="0" distR="0">
-            <wp:extent cx="2400300" cy="2095500"/>
+          <wp:inline distT="0" distB="0" distL="0" distR="0" wp14:anchorId="49B8479D" wp14:editId="3DA02A00">
+            <wp:extent cx="2400508" cy="2095682"/>
             <wp:effectExtent l="0" t="0" r="0" b="0"/>
             <wp:docPr id="2" name="图片 2"/>
             <wp:cNvGraphicFramePr>
@@ -2497,13 +3235,11 @@
               <a:graphicData uri="http://schemas.openxmlformats.org/drawingml/2006/picture">
                 <pic:pic xmlns:pic="http://schemas.openxmlformats.org/drawingml/2006/picture">
                   <pic:nvPicPr>
-                    <pic:cNvPr id="2" name="图片 2"/>
-                    <pic:cNvPicPr>
-                      <a:picLocks noChangeAspect="1"/>
-                    </pic:cNvPicPr>
+                    <pic:cNvPr id="1" name=""/>
+                    <pic:cNvPicPr/>
                   </pic:nvPicPr>
                   <pic:blipFill>
-                    <a:blip r:embed="rId24"/>
+                    <a:blip r:embed="rId25"/>
                     <a:stretch>
                       <a:fillRect/>
                     </a:stretch>
@@ -2529,7 +3265,7 @@
         <w:widowControl w:val="0"/>
         <w:jc w:val="both"/>
         <w:rPr>
-          <w:rFonts w:ascii="微软雅黑" w:hAnsi="微软雅黑"/>
+          <w:rFonts w:ascii="微软雅黑" w:hAnsi="微软雅黑" w:hint="eastAsia"/>
           <w:b/>
         </w:rPr>
       </w:pPr>
@@ -2540,24 +3276,28 @@
         <w:snapToGrid/>
         <w:spacing w:line="220" w:lineRule="atLeast"/>
         <w:rPr>
+          <w:rFonts w:ascii="微软雅黑" w:hAnsi="微软雅黑" w:hint="eastAsia"/>
+        </w:rPr>
+      </w:pPr>
+      <w:r>
+        <w:rPr>
           <w:rFonts w:ascii="微软雅黑" w:hAnsi="微软雅黑"/>
         </w:rPr>
-      </w:pPr>
-      <w:r>
-        <w:rPr>
-          <w:rFonts w:ascii="微软雅黑" w:hAnsi="微软雅黑"/>
-        </w:rPr>
         <w:br w:type="page"/>
       </w:r>
     </w:p>
     <w:p>
       <w:pPr>
         <w:pStyle w:val="2"/>
-      </w:pPr>
-      <w:r>
-        <w:rPr>
-          <w:rFonts w:hint="eastAsia"/>
-        </w:rPr>
+        <w:rPr>
+          <w:rFonts w:hint="eastAsia"/>
+        </w:rPr>
+      </w:pPr>
+      <w:r>
+        <w:rPr>
+          <w:rFonts w:hint="eastAsia"/>
+        </w:rPr>
+        <w:lastRenderedPageBreak/>
         <w:t>与其它能力组合</w:t>
       </w:r>
     </w:p>
@@ -2597,16 +3337,17 @@
         <w:spacing w:line="220" w:lineRule="atLeast"/>
         <w:jc w:val="center"/>
         <w:rPr>
+          <w:rFonts w:ascii="微软雅黑" w:hAnsi="微软雅黑" w:hint="eastAsia"/>
+        </w:rPr>
+      </w:pPr>
+      <w:r>
+        <w:rPr>
           <w:rFonts w:ascii="微软雅黑" w:hAnsi="微软雅黑"/>
-        </w:rPr>
-      </w:pPr>
-      <w:r>
-        <w:rPr>
-          <w:rFonts w:ascii="微软雅黑" w:hAnsi="微软雅黑"/>
+          <w:noProof/>
         </w:rPr>
         <w:drawing>
-          <wp:inline distT="0" distB="0" distL="0" distR="0">
-            <wp:extent cx="2743200" cy="1216660"/>
+          <wp:inline distT="0" distB="0" distL="0" distR="0" wp14:anchorId="44782548" wp14:editId="503B087B">
+            <wp:extent cx="2743200" cy="1217107"/>
             <wp:effectExtent l="0" t="0" r="0" b="0"/>
             <wp:docPr id="13" name="图片 13" descr="F:\rpg mv箱\QZH3IN[T4OS(]~G~%(C2BTD4.jpg"/>
             <wp:cNvGraphicFramePr>
@@ -2616,13 +3357,13 @@
               <a:graphicData uri="http://schemas.openxmlformats.org/drawingml/2006/picture">
                 <pic:pic xmlns:pic="http://schemas.openxmlformats.org/drawingml/2006/picture">
                   <pic:nvPicPr>
-                    <pic:cNvPr id="13" name="图片 13" descr="F:\rpg mv箱\QZH3IN[T4OS(]~G~%(C2BTD4.jpg"/>
+                    <pic:cNvPr id="0" name="Picture 11" descr="F:\rpg mv箱\QZH3IN[T4OS(]~G~%(C2BTD4.jpg"/>
                     <pic:cNvPicPr>
                       <a:picLocks noChangeAspect="1" noChangeArrowheads="1"/>
                     </pic:cNvPicPr>
                   </pic:nvPicPr>
                   <pic:blipFill>
-                    <a:blip r:embed="rId25">
+                    <a:blip r:embed="rId26">
                       <a:extLst>
                         <a:ext uri="{28A0092B-C50C-407E-A947-70E740481C1C}">
                           <a14:useLocalDpi xmlns:a14="http://schemas.microsoft.com/office/drawing/2010/main" val="0"/>
@@ -2634,7 +3375,7 @@
                       <a:fillRect/>
                     </a:stretch>
                   </pic:blipFill>
-                  <pic:spPr>
+                  <pic:spPr bwMode="auto">
                     <a:xfrm>
                       <a:off x="0" y="0"/>
                       <a:ext cx="2781083" cy="1233915"/>
@@ -2661,7 +3402,7 @@
       </w:pPr>
       <w:r>
         <w:rPr>
-          <w:rFonts w:hint="eastAsia" w:ascii="微软雅黑" w:hAnsi="微软雅黑"/>
+          <w:rFonts w:ascii="微软雅黑" w:hAnsi="微软雅黑" w:hint="eastAsia"/>
           <w:b/>
         </w:rPr>
         <w:t>在举着花盆时跳</w:t>
@@ -2692,9 +3433,12 @@
         <w:jc w:val="center"/>
       </w:pPr>
       <w:r>
+        <w:rPr>
+          <w:noProof/>
+        </w:rPr>
         <w:drawing>
-          <wp:inline distT="0" distB="0" distL="0" distR="0">
-            <wp:extent cx="2697480" cy="1455420"/>
+          <wp:inline distT="0" distB="0" distL="0" distR="0" wp14:anchorId="03C141E9" wp14:editId="280A385A">
+            <wp:extent cx="2697480" cy="1455911"/>
             <wp:effectExtent l="0" t="0" r="0" b="0"/>
             <wp:docPr id="14" name="图片 14" descr="F:\rpg mv箱\)`%5HJ{(]@8JTR3FB6Q0QY0.jpg"/>
             <wp:cNvGraphicFramePr>
@@ -2704,13 +3448,13 @@
               <a:graphicData uri="http://schemas.openxmlformats.org/drawingml/2006/picture">
                 <pic:pic xmlns:pic="http://schemas.openxmlformats.org/drawingml/2006/picture">
                   <pic:nvPicPr>
-                    <pic:cNvPr id="14" name="图片 14" descr="F:\rpg mv箱\)`%5HJ{(]@8JTR3FB6Q0QY0.jpg"/>
+                    <pic:cNvPr id="0" name="Picture 12" descr="F:\rpg mv箱\)`%5HJ{(]@8JTR3FB6Q0QY0.jpg"/>
                     <pic:cNvPicPr>
                       <a:picLocks noChangeAspect="1" noChangeArrowheads="1"/>
                     </pic:cNvPicPr>
                   </pic:nvPicPr>
                   <pic:blipFill>
-                    <a:blip r:embed="rId26">
+                    <a:blip r:embed="rId27">
                       <a:extLst>
                         <a:ext uri="{28A0092B-C50C-407E-A947-70E740481C1C}">
                           <a14:useLocalDpi xmlns:a14="http://schemas.microsoft.com/office/drawing/2010/main" val="0"/>
@@ -2722,7 +3466,7 @@
                       <a:fillRect/>
                     </a:stretch>
                   </pic:blipFill>
-                  <pic:spPr>
+                  <pic:spPr bwMode="auto">
                     <a:xfrm>
                       <a:off x="0" y="0"/>
                       <a:ext cx="2730339" cy="1473646"/>
@@ -2781,9 +3525,12 @@
         <w:jc w:val="center"/>
       </w:pPr>
       <w:r>
+        <w:rPr>
+          <w:noProof/>
+        </w:rPr>
         <w:drawing>
-          <wp:inline distT="0" distB="0" distL="0" distR="0">
-            <wp:extent cx="2346960" cy="2127250"/>
+          <wp:inline distT="0" distB="0" distL="0" distR="0" wp14:anchorId="2B208AB8" wp14:editId="1A768D43">
+            <wp:extent cx="2346960" cy="2127460"/>
             <wp:effectExtent l="0" t="0" r="0" b="0"/>
             <wp:docPr id="21" name="图片 21"/>
             <wp:cNvGraphicFramePr>
@@ -2793,13 +3540,13 @@
               <a:graphicData uri="http://schemas.openxmlformats.org/drawingml/2006/picture">
                 <pic:pic xmlns:pic="http://schemas.openxmlformats.org/drawingml/2006/picture">
                   <pic:nvPicPr>
-                    <pic:cNvPr id="21" name="图片 21"/>
+                    <pic:cNvPr id="0" name="Picture 1"/>
                     <pic:cNvPicPr>
                       <a:picLocks noChangeAspect="1" noChangeArrowheads="1"/>
                     </pic:cNvPicPr>
                   </pic:nvPicPr>
                   <pic:blipFill>
-                    <a:blip r:embed="rId27">
+                    <a:blip r:embed="rId28">
                       <a:extLst>
                         <a:ext uri="{28A0092B-C50C-407E-A947-70E740481C1C}">
                           <a14:useLocalDpi xmlns:a14="http://schemas.microsoft.com/office/drawing/2010/main" val="0"/>
@@ -2811,7 +3558,7 @@
                       <a:fillRect/>
                     </a:stretch>
                   </pic:blipFill>
-                  <pic:spPr>
+                  <pic:spPr bwMode="auto">
                     <a:xfrm>
                       <a:off x="0" y="0"/>
                       <a:ext cx="2354985" cy="2134735"/>
@@ -2833,33 +3580,46 @@
     </w:p>
     <w:p/>
     <w:sectPr>
-      <w:headerReference r:id="rId4" w:type="default"/>
+      <w:headerReference w:type="default" r:id="rId29"/>
       <w:pgSz w:w="11906" w:h="16838"/>
       <w:pgMar w:top="1440" w:right="1800" w:bottom="1440" w:left="1800" w:header="851" w:footer="992" w:gutter="0"/>
-      <w:cols w:space="425" w:num="1"/>
-      <w:docGrid w:type="lines" w:linePitch="312" w:charSpace="0"/>
+      <w:cols w:space="425"/>
+      <w:docGrid w:type="lines" w:linePitch="312"/>
     </w:sectPr>
   </w:body>
 </w:document>
 </file>
 
+<file path=word/endnotes.xml><?xml version="1.0" encoding="utf-8"?>
+<w:endnotes xmlns:wpc="http://schemas.microsoft.com/office/word/2010/wordprocessingCanvas" xmlns:cx="http://schemas.microsoft.com/office/drawing/2014/chartex" xmlns:cx1="http://schemas.microsoft.com/office/drawing/2015/9/8/chartex" xmlns:cx2="http://schemas.microsoft.com/office/drawing/2015/10/21/chartex" xmlns:cx3="http://schemas.microsoft.com/office/drawing/2016/5/9/chartex" xmlns:cx4="http://schemas.microsoft.com/office/drawing/2016/5/10/chartex" xmlns:cx5="http://schemas.microsoft.com/office/drawing/2016/5/11/chartex" xmlns:cx6="http://schemas.microsoft.com/office/drawing/2016/5/12/chartex" xmlns:cx7="http://schemas.microsoft.com/office/drawing/2016/5/13/chartex" xmlns:cx8="http://schemas.microsoft.com/office/drawing/2016/5/14/chartex" xmlns:mc="http://schemas.openxmlformats.org/markup-compatibility/2006" xmlns:aink="http://schemas.microsoft.com/office/drawing/2016/ink" xmlns:am3d="http://schemas.microsoft.com/office/drawing/2017/model3d" xmlns:o="urn:schemas-microsoft-com:office:office" xmlns:oel="http://schemas.microsoft.com/office/2019/extlst" xmlns:r="http://schemas.openxmlformats.org/officeDocument/2006/relationships" xmlns:m="http://schemas.openxmlformats.org/officeDocument/2006/math" xmlns:v="urn:schemas-microsoft-com:vml" xmlns:wp14="http://schemas.microsoft.com/office/word/2010/wordprocessingDrawing" xmlns:wp="http://schemas.openxmlformats.org/drawingml/2006/wordprocessingDrawing" xmlns:w10="urn:schemas-microsoft-com:office:word" xmlns:w="http://schemas.openxmlformats.org/wordprocessingml/2006/main" xmlns:w14="http://schemas.microsoft.com/office/word/2010/wordml" xmlns:w15="http://schemas.microsoft.com/office/word/2012/wordml" xmlns:w16cex="http://schemas.microsoft.com/office/word/2018/wordml/cex" xmlns:w16cid="http://schemas.microsoft.com/office/word/2016/wordml/cid" xmlns:w16="http://schemas.microsoft.com/office/word/2018/wordml" xmlns:w16du="http://schemas.microsoft.com/office/word/2023/wordml/word16du" xmlns:w16sdtdh="http://schemas.microsoft.com/office/word/2020/wordml/sdtdatahash" xmlns:w16sdtfl="http://schemas.microsoft.com/office/word/2024/wordml/sdtformatlock" xmlns:w16se="http://schemas.microsoft.com/office/word/2015/wordml/symex" xmlns:wpg="http://schemas.microsoft.com/office/word/2010/wordprocessingGroup" xmlns:wpi="http://schemas.microsoft.com/office/word/2010/wordprocessingInk" xmlns:wne="http://schemas.microsoft.com/office/word/2006/wordml" xmlns:wps="http://schemas.microsoft.com/office/word/2010/wordprocessingShape" mc:Ignorable="w14 w15 w16se w16cid w16 w16cex w16sdtdh w16sdtfl w16du wp14">
+  <w:endnote w:type="separator" w:id="-1">
+    <w:p>
+      <w:r>
+        <w:separator/>
+      </w:r>
+    </w:p>
+  </w:endnote>
+  <w:endnote w:type="continuationSeparator" w:id="0">
+    <w:p>
+      <w:r>
+        <w:continuationSeparator/>
+      </w:r>
+    </w:p>
+  </w:endnote>
+</w:endnotes>
+</file>
+
 <file path=word/footnotes.xml><?xml version="1.0" encoding="utf-8"?>
-<w:footnotes xmlns:wpc="http://schemas.microsoft.com/office/word/2010/wordprocessingCanvas" xmlns:mc="http://schemas.openxmlformats.org/markup-compatibility/2006" xmlns:o="urn:schemas-microsoft-com:office:office" xmlns:r="http://schemas.openxmlformats.org/officeDocument/2006/relationships" xmlns:m="http://schemas.openxmlformats.org/officeDocument/2006/math" xmlns:v="urn:schemas-microsoft-com:vml" xmlns:wp14="http://schemas.microsoft.com/office/word/2010/wordprocessingDrawing" xmlns:wp="http://schemas.openxmlformats.org/drawingml/2006/wordprocessingDrawing" xmlns:w="http://schemas.openxmlformats.org/wordprocessingml/2006/main" xmlns:w14="http://schemas.microsoft.com/office/word/2010/wordml" xmlns:w15="http://schemas.microsoft.com/office/word/2012/wordml" xmlns:w10="urn:schemas-microsoft-com:office:word" xmlns:wpg="http://schemas.microsoft.com/office/word/2010/wordprocessingGroup" xmlns:wpi="http://schemas.microsoft.com/office/word/2010/wordprocessingInk" xmlns:wne="http://schemas.microsoft.com/office/word/2006/wordml" xmlns:wps="http://schemas.microsoft.com/office/word/2010/wordprocessingShape" xmlns:wpsCustomData="http://www.wps.cn/officeDocument/2013/wpsCustomData" mc:Ignorable="w14 w15 wp14">
-  <w:footnote w:type="separator" w:id="0">
-    <w:p>
-      <w:pPr>
-        <w:spacing w:before="0" w:after="0"/>
-      </w:pPr>
+<w:footnotes xmlns:wpc="http://schemas.microsoft.com/office/word/2010/wordprocessingCanvas" xmlns:cx="http://schemas.microsoft.com/office/drawing/2014/chartex" xmlns:cx1="http://schemas.microsoft.com/office/drawing/2015/9/8/chartex" xmlns:cx2="http://schemas.microsoft.com/office/drawing/2015/10/21/chartex" xmlns:cx3="http://schemas.microsoft.com/office/drawing/2016/5/9/chartex" xmlns:cx4="http://schemas.microsoft.com/office/drawing/2016/5/10/chartex" xmlns:cx5="http://schemas.microsoft.com/office/drawing/2016/5/11/chartex" xmlns:cx6="http://schemas.microsoft.com/office/drawing/2016/5/12/chartex" xmlns:cx7="http://schemas.microsoft.com/office/drawing/2016/5/13/chartex" xmlns:cx8="http://schemas.microsoft.com/office/drawing/2016/5/14/chartex" xmlns:mc="http://schemas.openxmlformats.org/markup-compatibility/2006" xmlns:aink="http://schemas.microsoft.com/office/drawing/2016/ink" xmlns:am3d="http://schemas.microsoft.com/office/drawing/2017/model3d" xmlns:o="urn:schemas-microsoft-com:office:office" xmlns:oel="http://schemas.microsoft.com/office/2019/extlst" xmlns:r="http://schemas.openxmlformats.org/officeDocument/2006/relationships" xmlns:m="http://schemas.openxmlformats.org/officeDocument/2006/math" xmlns:v="urn:schemas-microsoft-com:vml" xmlns:wp14="http://schemas.microsoft.com/office/word/2010/wordprocessingDrawing" xmlns:wp="http://schemas.openxmlformats.org/drawingml/2006/wordprocessingDrawing" xmlns:w10="urn:schemas-microsoft-com:office:word" xmlns:w="http://schemas.openxmlformats.org/wordprocessingml/2006/main" xmlns:w14="http://schemas.microsoft.com/office/word/2010/wordml" xmlns:w15="http://schemas.microsoft.com/office/word/2012/wordml" xmlns:w16cex="http://schemas.microsoft.com/office/word/2018/wordml/cex" xmlns:w16cid="http://schemas.microsoft.com/office/word/2016/wordml/cid" xmlns:w16="http://schemas.microsoft.com/office/word/2018/wordml" xmlns:w16du="http://schemas.microsoft.com/office/word/2023/wordml/word16du" xmlns:w16sdtdh="http://schemas.microsoft.com/office/word/2020/wordml/sdtdatahash" xmlns:w16sdtfl="http://schemas.microsoft.com/office/word/2024/wordml/sdtformatlock" xmlns:w16se="http://schemas.microsoft.com/office/word/2015/wordml/symex" xmlns:wpg="http://schemas.microsoft.com/office/word/2010/wordprocessingGroup" xmlns:wpi="http://schemas.microsoft.com/office/word/2010/wordprocessingInk" xmlns:wne="http://schemas.microsoft.com/office/word/2006/wordml" xmlns:wps="http://schemas.microsoft.com/office/word/2010/wordprocessingShape" mc:Ignorable="w14 w15 w16se w16cid w16 w16cex w16sdtdh w16sdtfl w16du wp14">
+  <w:footnote w:type="separator" w:id="-1">
+    <w:p>
       <w:r>
         <w:separator/>
       </w:r>
     </w:p>
   </w:footnote>
-  <w:footnote w:type="continuationSeparator" w:id="1">
-    <w:p>
-      <w:pPr>
-        <w:spacing w:before="0" w:after="0"/>
-      </w:pPr>
+  <w:footnote w:type="continuationSeparator" w:id="0">
+    <w:p>
       <w:r>
         <w:continuationSeparator/>
       </w:r>
@@ -2869,22 +3629,23 @@
 </file>
 
 <file path=word/header1.xml><?xml version="1.0" encoding="utf-8"?>
-<w:hdr xmlns:wpc="http://schemas.microsoft.com/office/word/2010/wordprocessingCanvas" xmlns:mc="http://schemas.openxmlformats.org/markup-compatibility/2006" xmlns:o="urn:schemas-microsoft-com:office:office" xmlns:r="http://schemas.openxmlformats.org/officeDocument/2006/relationships" xmlns:m="http://schemas.openxmlformats.org/officeDocument/2006/math" xmlns:v="urn:schemas-microsoft-com:vml" xmlns:wp14="http://schemas.microsoft.com/office/word/2010/wordprocessingDrawing" xmlns:wp="http://schemas.openxmlformats.org/drawingml/2006/wordprocessingDrawing" xmlns:w10="urn:schemas-microsoft-com:office:word" xmlns:w="http://schemas.openxmlformats.org/wordprocessingml/2006/main" xmlns:w14="http://schemas.microsoft.com/office/word/2010/wordml" xmlns:w15="http://schemas.microsoft.com/office/word/2012/wordml" xmlns:wpg="http://schemas.microsoft.com/office/word/2010/wordprocessingGroup" xmlns:wpi="http://schemas.microsoft.com/office/word/2010/wordprocessingInk" xmlns:wne="http://schemas.microsoft.com/office/word/2006/wordml" xmlns:wps="http://schemas.microsoft.com/office/word/2010/wordprocessingShape" xmlns:wpsCustomData="http://www.wps.cn/officeDocument/2013/wpsCustomData" mc:Ignorable="w14 w15 wp14">
+<w:hdr xmlns:wpc="http://schemas.microsoft.com/office/word/2010/wordprocessingCanvas" xmlns:cx="http://schemas.microsoft.com/office/drawing/2014/chartex" xmlns:cx1="http://schemas.microsoft.com/office/drawing/2015/9/8/chartex" xmlns:cx2="http://schemas.microsoft.com/office/drawing/2015/10/21/chartex" xmlns:cx3="http://schemas.microsoft.com/office/drawing/2016/5/9/chartex" xmlns:cx4="http://schemas.microsoft.com/office/drawing/2016/5/10/chartex" xmlns:cx5="http://schemas.microsoft.com/office/drawing/2016/5/11/chartex" xmlns:cx6="http://schemas.microsoft.com/office/drawing/2016/5/12/chartex" xmlns:cx7="http://schemas.microsoft.com/office/drawing/2016/5/13/chartex" xmlns:cx8="http://schemas.microsoft.com/office/drawing/2016/5/14/chartex" xmlns:mc="http://schemas.openxmlformats.org/markup-compatibility/2006" xmlns:aink="http://schemas.microsoft.com/office/drawing/2016/ink" xmlns:am3d="http://schemas.microsoft.com/office/drawing/2017/model3d" xmlns:o="urn:schemas-microsoft-com:office:office" xmlns:oel="http://schemas.microsoft.com/office/2019/extlst" xmlns:r="http://schemas.openxmlformats.org/officeDocument/2006/relationships" xmlns:m="http://schemas.openxmlformats.org/officeDocument/2006/math" xmlns:v="urn:schemas-microsoft-com:vml" xmlns:wp14="http://schemas.microsoft.com/office/word/2010/wordprocessingDrawing" xmlns:wp="http://schemas.openxmlformats.org/drawingml/2006/wordprocessingDrawing" xmlns:w10="urn:schemas-microsoft-com:office:word" xmlns:w="http://schemas.openxmlformats.org/wordprocessingml/2006/main" xmlns:w14="http://schemas.microsoft.com/office/word/2010/wordml" xmlns:w15="http://schemas.microsoft.com/office/word/2012/wordml" xmlns:w16cex="http://schemas.microsoft.com/office/word/2018/wordml/cex" xmlns:w16cid="http://schemas.microsoft.com/office/word/2016/wordml/cid" xmlns:w16="http://schemas.microsoft.com/office/word/2018/wordml" xmlns:w16du="http://schemas.microsoft.com/office/word/2023/wordml/word16du" xmlns:w16sdtdh="http://schemas.microsoft.com/office/word/2020/wordml/sdtdatahash" xmlns:w16sdtfl="http://schemas.microsoft.com/office/word/2024/wordml/sdtformatlock" xmlns:w16se="http://schemas.microsoft.com/office/word/2015/wordml/symex" xmlns:wpg="http://schemas.microsoft.com/office/word/2010/wordprocessingGroup" xmlns:wpi="http://schemas.microsoft.com/office/word/2010/wordprocessingInk" xmlns:wne="http://schemas.microsoft.com/office/word/2006/wordml" xmlns:wps="http://schemas.microsoft.com/office/word/2010/wordprocessingShape" mc:Ignorable="w14 w15 w16se w16cid w16 w16cex w16sdtdh w16sdtfl w16du wp14">
   <w:p>
     <w:pPr>
       <w:jc w:val="center"/>
       <w:rPr>
-        <w:rFonts w:ascii="微软雅黑" w:hAnsi="微软雅黑"/>
+        <w:rFonts w:ascii="微软雅黑" w:hAnsi="微软雅黑" w:hint="eastAsia"/>
         <w:sz w:val="20"/>
       </w:rPr>
     </w:pPr>
     <w:r>
       <w:rPr>
         <w:rFonts w:ascii="微软雅黑" w:hAnsi="微软雅黑"/>
+        <w:noProof/>
         <w:sz w:val="20"/>
       </w:rPr>
       <w:drawing>
-        <wp:anchor distT="0" distB="0" distL="114300" distR="114300" simplePos="0" relativeHeight="251659264" behindDoc="1" locked="0" layoutInCell="1" allowOverlap="1">
+        <wp:anchor distT="0" distB="0" distL="114300" distR="114300" simplePos="0" relativeHeight="251658240" behindDoc="1" locked="0" layoutInCell="1" allowOverlap="1" wp14:anchorId="0BAB6E32" wp14:editId="4AAF22B2">
           <wp:simplePos x="0" y="0"/>
           <wp:positionH relativeFrom="column">
             <wp:posOffset>2247900</wp:posOffset>
@@ -2895,7 +3656,7 @@
           <wp:extent cx="266700" cy="266700"/>
           <wp:effectExtent l="0" t="0" r="0" b="0"/>
           <wp:wrapTight wrapText="bothSides">
-            <wp:wrapPolygon>
+            <wp:wrapPolygon edited="0">
               <wp:start x="4629" y="0"/>
               <wp:lineTo x="0" y="6171"/>
               <wp:lineTo x="0" y="12343"/>
@@ -2915,7 +3676,7 @@
             <a:graphicData uri="http://schemas.openxmlformats.org/drawingml/2006/picture">
               <pic:pic xmlns:pic="http://schemas.openxmlformats.org/drawingml/2006/picture">
                 <pic:nvPicPr>
-                  <pic:cNvPr id="22" name="图片 22" descr="F:\ps箱\正式drill logo 100x100.png"/>
+                  <pic:cNvPr id="0" name="Picture 2" descr="F:\ps箱\正式drill logo 100x100.png"/>
                   <pic:cNvPicPr>
                     <a:picLocks noChangeAspect="1" noChangeArrowheads="1"/>
                   </pic:cNvPicPr>
@@ -2933,7 +3694,7 @@
                     <a:fillRect/>
                   </a:stretch>
                 </pic:blipFill>
-                <pic:spPr>
+                <pic:spPr bwMode="auto">
                   <a:xfrm>
                     <a:off x="0" y="0"/>
                     <a:ext cx="266700" cy="266700"/>
@@ -2957,297 +3718,442 @@
         <w:rFonts w:ascii="微软雅黑" w:hAnsi="微软雅黑"/>
         <w:sz w:val="20"/>
       </w:rPr>
-      <w:t xml:space="preserve">    drill_up</w:t>
+      <w:t xml:space="preserve"> </w:t>
+    </w:r>
+    <w:r>
+      <w:rPr>
+        <w:rFonts w:ascii="微软雅黑" w:hAnsi="微软雅黑"/>
+        <w:sz w:val="20"/>
+      </w:rPr>
+      <w:t xml:space="preserve">   </w:t>
+    </w:r>
+    <w:r>
+      <w:rPr>
+        <w:rFonts w:ascii="微软雅黑" w:hAnsi="微软雅黑"/>
+        <w:sz w:val="20"/>
+      </w:rPr>
+      <w:t>drill_up</w:t>
     </w:r>
   </w:p>
 </w:hdr>
 </file>
 
 <file path=word/styles.xml><?xml version="1.0" encoding="utf-8"?>
-<w:styles xmlns:mc="http://schemas.openxmlformats.org/markup-compatibility/2006" xmlns:o="urn:schemas-microsoft-com:office:office" xmlns:r="http://schemas.openxmlformats.org/officeDocument/2006/relationships" xmlns:m="http://schemas.openxmlformats.org/officeDocument/2006/math" xmlns:v="urn:schemas-microsoft-com:vml" xmlns:w="http://schemas.openxmlformats.org/wordprocessingml/2006/main" xmlns:w14="http://schemas.microsoft.com/office/word/2010/wordml" xmlns:w10="urn:schemas-microsoft-com:office:word" xmlns:sl="http://schemas.openxmlformats.org/schemaLibrary/2006/main" xmlns:wpsCustomData="http://www.wps.cn/officeDocument/2013/wpsCustomData" mc:Ignorable="w14">
+<w:styles xmlns:mc="http://schemas.openxmlformats.org/markup-compatibility/2006" xmlns:r="http://schemas.openxmlformats.org/officeDocument/2006/relationships" xmlns:w="http://schemas.openxmlformats.org/wordprocessingml/2006/main" xmlns:w14="http://schemas.microsoft.com/office/word/2010/wordml" xmlns:w15="http://schemas.microsoft.com/office/word/2012/wordml" xmlns:w16cex="http://schemas.microsoft.com/office/word/2018/wordml/cex" xmlns:w16cid="http://schemas.microsoft.com/office/word/2016/wordml/cid" xmlns:w16="http://schemas.microsoft.com/office/word/2018/wordml" xmlns:w16du="http://schemas.microsoft.com/office/word/2023/wordml/word16du" xmlns:w16sdtdh="http://schemas.microsoft.com/office/word/2020/wordml/sdtdatahash" xmlns:w16sdtfl="http://schemas.microsoft.com/office/word/2024/wordml/sdtformatlock" xmlns:w16se="http://schemas.microsoft.com/office/word/2015/wordml/symex" mc:Ignorable="w14 w15 w16se w16cid w16 w16cex w16sdtdh w16sdtfl w16du">
   <w:docDefaults>
     <w:rPrDefault>
       <w:rPr>
-        <w:rFonts w:asciiTheme="minorHAnsi" w:hAnsiTheme="minorHAnsi" w:eastAsiaTheme="minorEastAsia" w:cstheme="minorBidi"/>
+        <w:rFonts w:asciiTheme="minorHAnsi" w:eastAsiaTheme="minorEastAsia" w:hAnsiTheme="minorHAnsi" w:cstheme="minorBidi"/>
+        <w:kern w:val="2"/>
+        <w:sz w:val="21"/>
+        <w:szCs w:val="22"/>
+        <w:lang w:val="en-US" w:eastAsia="zh-CN" w:bidi="ar-SA"/>
       </w:rPr>
     </w:rPrDefault>
     <w:pPrDefault/>
   </w:docDefaults>
-  <w:latentStyles w:count="260" w:defQFormat="0" w:defUnhideWhenUsed="1" w:defSemiHidden="1" w:defUIPriority="99" w:defLockedState="0">
-    <w:lsdException w:qFormat="1" w:unhideWhenUsed="0" w:uiPriority="0" w:semiHidden="0" w:name="Normal"/>
-    <w:lsdException w:qFormat="1" w:unhideWhenUsed="0" w:uiPriority="9" w:semiHidden="0" w:name="heading 1"/>
-    <w:lsdException w:qFormat="1" w:uiPriority="9" w:semiHidden="0" w:name="heading 2"/>
-    <w:lsdException w:qFormat="1" w:uiPriority="9" w:semiHidden="0" w:name="heading 3"/>
-    <w:lsdException w:qFormat="1" w:uiPriority="9" w:name="heading 4"/>
-    <w:lsdException w:qFormat="1" w:uiPriority="9" w:name="heading 5"/>
-    <w:lsdException w:qFormat="1" w:uiPriority="9" w:name="heading 6"/>
-    <w:lsdException w:qFormat="1" w:uiPriority="9" w:name="heading 7"/>
-    <w:lsdException w:qFormat="1" w:uiPriority="9" w:name="heading 8"/>
-    <w:lsdException w:qFormat="1" w:uiPriority="9" w:name="heading 9"/>
-    <w:lsdException w:uiPriority="99" w:name="index 1"/>
-    <w:lsdException w:uiPriority="99" w:name="index 2"/>
-    <w:lsdException w:uiPriority="99" w:name="index 3"/>
-    <w:lsdException w:uiPriority="99" w:name="index 4"/>
-    <w:lsdException w:uiPriority="99" w:name="index 5"/>
-    <w:lsdException w:uiPriority="99" w:name="index 6"/>
-    <w:lsdException w:uiPriority="99" w:name="index 7"/>
-    <w:lsdException w:uiPriority="99" w:name="index 8"/>
-    <w:lsdException w:uiPriority="99" w:name="index 9"/>
-    <w:lsdException w:uiPriority="39" w:name="toc 1"/>
-    <w:lsdException w:uiPriority="39" w:name="toc 2"/>
-    <w:lsdException w:uiPriority="39" w:name="toc 3"/>
-    <w:lsdException w:uiPriority="39" w:name="toc 4"/>
-    <w:lsdException w:uiPriority="39" w:name="toc 5"/>
-    <w:lsdException w:uiPriority="39" w:name="toc 6"/>
-    <w:lsdException w:uiPriority="39" w:name="toc 7"/>
-    <w:lsdException w:uiPriority="39" w:name="toc 8"/>
-    <w:lsdException w:uiPriority="39" w:name="toc 9"/>
-    <w:lsdException w:uiPriority="99" w:name="Normal Indent"/>
-    <w:lsdException w:uiPriority="99" w:name="footnote text"/>
-    <w:lsdException w:uiPriority="99" w:name="annotation text"/>
-    <w:lsdException w:uiPriority="99" w:semiHidden="0" w:name="header"/>
-    <w:lsdException w:uiPriority="99" w:semiHidden="0" w:name="footer"/>
-    <w:lsdException w:uiPriority="99" w:name="index heading"/>
-    <w:lsdException w:qFormat="1" w:uiPriority="35" w:name="caption"/>
-    <w:lsdException w:uiPriority="99" w:name="table of figures"/>
-    <w:lsdException w:uiPriority="99" w:name="envelope address"/>
-    <w:lsdException w:uiPriority="99" w:name="envelope return"/>
-    <w:lsdException w:uiPriority="99" w:name="footnote reference"/>
-    <w:lsdException w:uiPriority="99" w:name="annotation reference"/>
-    <w:lsdException w:uiPriority="99" w:name="line number"/>
-    <w:lsdException w:uiPriority="99" w:name="page number"/>
-    <w:lsdException w:uiPriority="99" w:name="endnote reference"/>
-    <w:lsdException w:uiPriority="99" w:name="endnote text"/>
-    <w:lsdException w:uiPriority="99" w:name="table of authorities"/>
-    <w:lsdException w:uiPriority="99" w:name="macro"/>
-    <w:lsdException w:uiPriority="99" w:name="toa heading"/>
-    <w:lsdException w:uiPriority="99" w:name="List"/>
-    <w:lsdException w:uiPriority="99" w:name="List Bullet"/>
-    <w:lsdException w:uiPriority="99" w:name="List Number"/>
-    <w:lsdException w:uiPriority="99" w:name="List 2"/>
-    <w:lsdException w:uiPriority="99" w:name="List 3"/>
-    <w:lsdException w:uiPriority="99" w:name="List 4"/>
-    <w:lsdException w:uiPriority="99" w:name="List 5"/>
-    <w:lsdException w:uiPriority="99" w:name="List Bullet 2"/>
-    <w:lsdException w:uiPriority="99" w:name="List Bullet 3"/>
-    <w:lsdException w:uiPriority="99" w:name="List Bullet 4"/>
-    <w:lsdException w:uiPriority="99" w:name="List Bullet 5"/>
-    <w:lsdException w:uiPriority="99" w:name="List Number 2"/>
-    <w:lsdException w:uiPriority="99" w:name="List Number 3"/>
-    <w:lsdException w:uiPriority="99" w:name="List Number 4"/>
-    <w:lsdException w:uiPriority="99" w:name="List Number 5"/>
-    <w:lsdException w:qFormat="1" w:unhideWhenUsed="0" w:uiPriority="10" w:semiHidden="0" w:name="Title"/>
-    <w:lsdException w:uiPriority="99" w:name="Closing"/>
-    <w:lsdException w:uiPriority="99" w:name="Signature"/>
-    <w:lsdException w:uiPriority="1" w:name="Default Paragraph Font"/>
-    <w:lsdException w:uiPriority="99" w:name="Body Text"/>
-    <w:lsdException w:uiPriority="99" w:name="Body Text Indent"/>
-    <w:lsdException w:uiPriority="99" w:name="List Continue"/>
-    <w:lsdException w:uiPriority="99" w:name="List Continue 2"/>
-    <w:lsdException w:uiPriority="99" w:name="List Continue 3"/>
-    <w:lsdException w:uiPriority="99" w:name="List Continue 4"/>
-    <w:lsdException w:uiPriority="99" w:name="List Continue 5"/>
-    <w:lsdException w:uiPriority="99" w:name="Message Header"/>
-    <w:lsdException w:qFormat="1" w:unhideWhenUsed="0" w:uiPriority="11" w:semiHidden="0" w:name="Subtitle"/>
-    <w:lsdException w:uiPriority="99" w:name="Salutation"/>
-    <w:lsdException w:uiPriority="99" w:name="Date"/>
-    <w:lsdException w:uiPriority="99" w:name="Body Text First Indent"/>
-    <w:lsdException w:uiPriority="99" w:name="Body Text First Indent 2"/>
-    <w:lsdException w:uiPriority="99" w:name="Note Heading"/>
-    <w:lsdException w:uiPriority="99" w:name="Body Text 2"/>
-    <w:lsdException w:uiPriority="99" w:name="Body Text 3"/>
-    <w:lsdException w:uiPriority="99" w:name="Body Text Indent 2"/>
-    <w:lsdException w:uiPriority="99" w:name="Body Text Indent 3"/>
-    <w:lsdException w:uiPriority="99" w:name="Block Text"/>
-    <w:lsdException w:uiPriority="99" w:semiHidden="0" w:name="Hyperlink"/>
-    <w:lsdException w:uiPriority="99" w:name="FollowedHyperlink"/>
-    <w:lsdException w:qFormat="1" w:unhideWhenUsed="0" w:uiPriority="22" w:semiHidden="0" w:name="Strong"/>
-    <w:lsdException w:qFormat="1" w:unhideWhenUsed="0" w:uiPriority="20" w:semiHidden="0" w:name="Emphasis"/>
-    <w:lsdException w:uiPriority="99" w:name="Document Map"/>
-    <w:lsdException w:uiPriority="99" w:name="Plain Text"/>
-    <w:lsdException w:uiPriority="99" w:name="E-mail Signature"/>
-    <w:lsdException w:uiPriority="99" w:semiHidden="0" w:name="Normal (Web)"/>
-    <w:lsdException w:uiPriority="99" w:name="HTML Acronym"/>
-    <w:lsdException w:uiPriority="99" w:name="HTML Address"/>
-    <w:lsdException w:uiPriority="99" w:name="HTML Cite"/>
-    <w:lsdException w:uiPriority="99" w:name="HTML Code"/>
-    <w:lsdException w:uiPriority="99" w:name="HTML Definition"/>
-    <w:lsdException w:uiPriority="99" w:name="HTML Keyboard"/>
-    <w:lsdException w:uiPriority="99" w:name="HTML Preformatted"/>
-    <w:lsdException w:uiPriority="99" w:name="HTML Sample"/>
-    <w:lsdException w:uiPriority="99" w:name="HTML Typewriter"/>
-    <w:lsdException w:uiPriority="99" w:name="HTML Variable"/>
-    <w:lsdException w:uiPriority="99" w:name="Normal Table"/>
-    <w:lsdException w:uiPriority="99" w:name="annotation subject"/>
-    <w:lsdException w:uiPriority="99" w:name="Table Simple 1"/>
-    <w:lsdException w:uiPriority="99" w:name="Table Simple 2"/>
-    <w:lsdException w:uiPriority="99" w:name="Table Simple 3"/>
-    <w:lsdException w:uiPriority="99" w:name="Table Classic 1"/>
-    <w:lsdException w:uiPriority="99" w:name="Table Classic 2"/>
-    <w:lsdException w:uiPriority="99" w:name="Table Classic 3"/>
-    <w:lsdException w:uiPriority="99" w:name="Table Classic 4"/>
-    <w:lsdException w:uiPriority="99" w:name="Table Colorful 1"/>
-    <w:lsdException w:uiPriority="99" w:name="Table Colorful 2"/>
-    <w:lsdException w:uiPriority="99" w:name="Table Colorful 3"/>
-    <w:lsdException w:uiPriority="99" w:name="Table Columns 1"/>
-    <w:lsdException w:uiPriority="99" w:name="Table Columns 2"/>
-    <w:lsdException w:uiPriority="99" w:name="Table Columns 3"/>
-    <w:lsdException w:uiPriority="99" w:name="Table Columns 4"/>
-    <w:lsdException w:uiPriority="99" w:name="Table Columns 5"/>
-    <w:lsdException w:uiPriority="99" w:name="Table Grid 1"/>
-    <w:lsdException w:uiPriority="99" w:name="Table Grid 2"/>
-    <w:lsdException w:uiPriority="99" w:name="Table Grid 3"/>
-    <w:lsdException w:uiPriority="99" w:name="Table Grid 4"/>
-    <w:lsdException w:uiPriority="99" w:name="Table Grid 5"/>
-    <w:lsdException w:uiPriority="99" w:name="Table Grid 6"/>
-    <w:lsdException w:uiPriority="99" w:name="Table Grid 7"/>
-    <w:lsdException w:uiPriority="99" w:name="Table Grid 8"/>
-    <w:lsdException w:uiPriority="99" w:name="Table List 1"/>
-    <w:lsdException w:uiPriority="99" w:name="Table List 2"/>
-    <w:lsdException w:uiPriority="99" w:name="Table List 3"/>
-    <w:lsdException w:uiPriority="99" w:name="Table List 4"/>
-    <w:lsdException w:uiPriority="99" w:name="Table List 5"/>
-    <w:lsdException w:uiPriority="99" w:name="Table List 6"/>
-    <w:lsdException w:uiPriority="99" w:name="Table List 7"/>
-    <w:lsdException w:uiPriority="99" w:name="Table List 8"/>
-    <w:lsdException w:uiPriority="99" w:name="Table 3D effects 1"/>
-    <w:lsdException w:uiPriority="99" w:name="Table 3D effects 2"/>
-    <w:lsdException w:uiPriority="99" w:name="Table 3D effects 3"/>
-    <w:lsdException w:uiPriority="99" w:name="Table Contemporary"/>
-    <w:lsdException w:uiPriority="99" w:name="Table Elegant"/>
-    <w:lsdException w:uiPriority="99" w:name="Table Professional"/>
-    <w:lsdException w:uiPriority="99" w:name="Table Subtle 1"/>
-    <w:lsdException w:uiPriority="99" w:name="Table Subtle 2"/>
-    <w:lsdException w:uiPriority="99" w:name="Table Web 1"/>
-    <w:lsdException w:uiPriority="99" w:name="Table Web 2"/>
-    <w:lsdException w:uiPriority="99" w:name="Table Web 3"/>
-    <w:lsdException w:uiPriority="99" w:name="Balloon Text"/>
-    <w:lsdException w:unhideWhenUsed="0" w:uiPriority="59" w:semiHidden="0" w:name="Table Grid"/>
-    <w:lsdException w:uiPriority="99" w:name="Table Theme"/>
-    <w:lsdException w:unhideWhenUsed="0" w:uiPriority="60" w:semiHidden="0" w:name="Light Shading"/>
-    <w:lsdException w:unhideWhenUsed="0" w:uiPriority="61" w:semiHidden="0" w:name="Light List"/>
-    <w:lsdException w:unhideWhenUsed="0" w:uiPriority="62" w:semiHidden="0" w:name="Light Grid"/>
-    <w:lsdException w:unhideWhenUsed="0" w:uiPriority="63" w:semiHidden="0" w:name="Medium Shading 1"/>
-    <w:lsdException w:unhideWhenUsed="0" w:uiPriority="64" w:semiHidden="0" w:name="Medium Shading 2"/>
-    <w:lsdException w:unhideWhenUsed="0" w:uiPriority="65" w:semiHidden="0" w:name="Medium List 1"/>
-    <w:lsdException w:unhideWhenUsed="0" w:uiPriority="66" w:semiHidden="0" w:name="Medium List 2"/>
-    <w:lsdException w:unhideWhenUsed="0" w:uiPriority="67" w:semiHidden="0" w:name="Medium Grid 1"/>
-    <w:lsdException w:unhideWhenUsed="0" w:uiPriority="68" w:semiHidden="0" w:name="Medium Grid 2"/>
-    <w:lsdException w:unhideWhenUsed="0" w:uiPriority="69" w:semiHidden="0" w:name="Medium Grid 3"/>
-    <w:lsdException w:unhideWhenUsed="0" w:uiPriority="70" w:semiHidden="0" w:name="Dark List"/>
-    <w:lsdException w:unhideWhenUsed="0" w:uiPriority="71" w:semiHidden="0" w:name="Colorful Shading"/>
-    <w:lsdException w:unhideWhenUsed="0" w:uiPriority="72" w:semiHidden="0" w:name="Colorful List"/>
-    <w:lsdException w:unhideWhenUsed="0" w:uiPriority="73" w:semiHidden="0" w:name="Colorful Grid"/>
-    <w:lsdException w:unhideWhenUsed="0" w:uiPriority="60" w:semiHidden="0" w:name="Light Shading Accent 1"/>
-    <w:lsdException w:unhideWhenUsed="0" w:uiPriority="61" w:semiHidden="0" w:name="Light List Accent 1"/>
-    <w:lsdException w:unhideWhenUsed="0" w:uiPriority="62" w:semiHidden="0" w:name="Light Grid Accent 1"/>
-    <w:lsdException w:unhideWhenUsed="0" w:uiPriority="63" w:semiHidden="0" w:name="Medium Shading 1 Accent 1"/>
-    <w:lsdException w:unhideWhenUsed="0" w:uiPriority="64" w:semiHidden="0" w:name="Medium Shading 2 Accent 1"/>
-    <w:lsdException w:unhideWhenUsed="0" w:uiPriority="65" w:semiHidden="0" w:name="Medium List 1 Accent 1"/>
-    <w:lsdException w:unhideWhenUsed="0" w:uiPriority="66" w:semiHidden="0" w:name="Medium List 2 Accent 1"/>
-    <w:lsdException w:unhideWhenUsed="0" w:uiPriority="67" w:semiHidden="0" w:name="Medium Grid 1 Accent 1"/>
-    <w:lsdException w:unhideWhenUsed="0" w:uiPriority="68" w:semiHidden="0" w:name="Medium Grid 2 Accent 1"/>
-    <w:lsdException w:unhideWhenUsed="0" w:uiPriority="69" w:semiHidden="0" w:name="Medium Grid 3 Accent 1"/>
-    <w:lsdException w:unhideWhenUsed="0" w:uiPriority="70" w:semiHidden="0" w:name="Dark List Accent 1"/>
-    <w:lsdException w:unhideWhenUsed="0" w:uiPriority="71" w:semiHidden="0" w:name="Colorful Shading Accent 1"/>
-    <w:lsdException w:unhideWhenUsed="0" w:uiPriority="72" w:semiHidden="0" w:name="Colorful List Accent 1"/>
-    <w:lsdException w:unhideWhenUsed="0" w:uiPriority="73" w:semiHidden="0" w:name="Colorful Grid Accent 1"/>
-    <w:lsdException w:unhideWhenUsed="0" w:uiPriority="60" w:semiHidden="0" w:name="Light Shading Accent 2"/>
-    <w:lsdException w:unhideWhenUsed="0" w:uiPriority="61" w:semiHidden="0" w:name="Light List Accent 2"/>
-    <w:lsdException w:unhideWhenUsed="0" w:uiPriority="62" w:semiHidden="0" w:name="Light Grid Accent 2"/>
-    <w:lsdException w:unhideWhenUsed="0" w:uiPriority="63" w:semiHidden="0" w:name="Medium Shading 1 Accent 2"/>
-    <w:lsdException w:unhideWhenUsed="0" w:uiPriority="64" w:semiHidden="0" w:name="Medium Shading 2 Accent 2"/>
-    <w:lsdException w:unhideWhenUsed="0" w:uiPriority="65" w:semiHidden="0" w:name="Medium List 1 Accent 2"/>
-    <w:lsdException w:unhideWhenUsed="0" w:uiPriority="66" w:semiHidden="0" w:name="Medium List 2 Accent 2"/>
-    <w:lsdException w:unhideWhenUsed="0" w:uiPriority="67" w:semiHidden="0" w:name="Medium Grid 1 Accent 2"/>
-    <w:lsdException w:unhideWhenUsed="0" w:uiPriority="68" w:semiHidden="0" w:name="Medium Grid 2 Accent 2"/>
-    <w:lsdException w:unhideWhenUsed="0" w:uiPriority="69" w:semiHidden="0" w:name="Medium Grid 3 Accent 2"/>
-    <w:lsdException w:unhideWhenUsed="0" w:uiPriority="70" w:semiHidden="0" w:name="Dark List Accent 2"/>
-    <w:lsdException w:unhideWhenUsed="0" w:uiPriority="71" w:semiHidden="0" w:name="Colorful Shading Accent 2"/>
-    <w:lsdException w:unhideWhenUsed="0" w:uiPriority="72" w:semiHidden="0" w:name="Colorful List Accent 2"/>
-    <w:lsdException w:unhideWhenUsed="0" w:uiPriority="73" w:semiHidden="0" w:name="Colorful Grid Accent 2"/>
-    <w:lsdException w:unhideWhenUsed="0" w:uiPriority="60" w:semiHidden="0" w:name="Light Shading Accent 3"/>
-    <w:lsdException w:unhideWhenUsed="0" w:uiPriority="61" w:semiHidden="0" w:name="Light List Accent 3"/>
-    <w:lsdException w:unhideWhenUsed="0" w:uiPriority="62" w:semiHidden="0" w:name="Light Grid Accent 3"/>
-    <w:lsdException w:unhideWhenUsed="0" w:uiPriority="63" w:semiHidden="0" w:name="Medium Shading 1 Accent 3"/>
-    <w:lsdException w:unhideWhenUsed="0" w:uiPriority="64" w:semiHidden="0" w:name="Medium Shading 2 Accent 3"/>
-    <w:lsdException w:unhideWhenUsed="0" w:uiPriority="65" w:semiHidden="0" w:name="Medium List 1 Accent 3"/>
-    <w:lsdException w:unhideWhenUsed="0" w:uiPriority="66" w:semiHidden="0" w:name="Medium List 2 Accent 3"/>
-    <w:lsdException w:unhideWhenUsed="0" w:uiPriority="67" w:semiHidden="0" w:name="Medium Grid 1 Accent 3"/>
-    <w:lsdException w:unhideWhenUsed="0" w:uiPriority="68" w:semiHidden="0" w:name="Medium Grid 2 Accent 3"/>
-    <w:lsdException w:unhideWhenUsed="0" w:uiPriority="69" w:semiHidden="0" w:name="Medium Grid 3 Accent 3"/>
-    <w:lsdException w:unhideWhenUsed="0" w:uiPriority="70" w:semiHidden="0" w:name="Dark List Accent 3"/>
-    <w:lsdException w:unhideWhenUsed="0" w:uiPriority="71" w:semiHidden="0" w:name="Colorful Shading Accent 3"/>
-    <w:lsdException w:unhideWhenUsed="0" w:uiPriority="72" w:semiHidden="0" w:name="Colorful List Accent 3"/>
-    <w:lsdException w:unhideWhenUsed="0" w:uiPriority="73" w:semiHidden="0" w:name="Colorful Grid Accent 3"/>
-    <w:lsdException w:unhideWhenUsed="0" w:uiPriority="60" w:semiHidden="0" w:name="Light Shading Accent 4"/>
-    <w:lsdException w:unhideWhenUsed="0" w:uiPriority="61" w:semiHidden="0" w:name="Light List Accent 4"/>
-    <w:lsdException w:unhideWhenUsed="0" w:uiPriority="62" w:semiHidden="0" w:name="Light Grid Accent 4"/>
-    <w:lsdException w:unhideWhenUsed="0" w:uiPriority="63" w:semiHidden="0" w:name="Medium Shading 1 Accent 4"/>
-    <w:lsdException w:unhideWhenUsed="0" w:uiPriority="64" w:semiHidden="0" w:name="Medium Shading 2 Accent 4"/>
-    <w:lsdException w:unhideWhenUsed="0" w:uiPriority="65" w:semiHidden="0" w:name="Medium List 1 Accent 4"/>
-    <w:lsdException w:unhideWhenUsed="0" w:uiPriority="66" w:semiHidden="0" w:name="Medium List 2 Accent 4"/>
-    <w:lsdException w:unhideWhenUsed="0" w:uiPriority="67" w:semiHidden="0" w:name="Medium Grid 1 Accent 4"/>
-    <w:lsdException w:unhideWhenUsed="0" w:uiPriority="68" w:semiHidden="0" w:name="Medium Grid 2 Accent 4"/>
-    <w:lsdException w:unhideWhenUsed="0" w:uiPriority="69" w:semiHidden="0" w:name="Medium Grid 3 Accent 4"/>
-    <w:lsdException w:unhideWhenUsed="0" w:uiPriority="70" w:semiHidden="0" w:name="Dark List Accent 4"/>
-    <w:lsdException w:unhideWhenUsed="0" w:uiPriority="71" w:semiHidden="0" w:name="Colorful Shading Accent 4"/>
-    <w:lsdException w:unhideWhenUsed="0" w:uiPriority="72" w:semiHidden="0" w:name="Colorful List Accent 4"/>
-    <w:lsdException w:unhideWhenUsed="0" w:uiPriority="73" w:semiHidden="0" w:name="Colorful Grid Accent 4"/>
-    <w:lsdException w:unhideWhenUsed="0" w:uiPriority="60" w:semiHidden="0" w:name="Light Shading Accent 5"/>
-    <w:lsdException w:unhideWhenUsed="0" w:uiPriority="61" w:semiHidden="0" w:name="Light List Accent 5"/>
-    <w:lsdException w:unhideWhenUsed="0" w:uiPriority="62" w:semiHidden="0" w:name="Light Grid Accent 5"/>
-    <w:lsdException w:unhideWhenUsed="0" w:uiPriority="63" w:semiHidden="0" w:name="Medium Shading 1 Accent 5"/>
-    <w:lsdException w:unhideWhenUsed="0" w:uiPriority="64" w:semiHidden="0" w:name="Medium Shading 2 Accent 5"/>
-    <w:lsdException w:unhideWhenUsed="0" w:uiPriority="65" w:semiHidden="0" w:name="Medium List 1 Accent 5"/>
-    <w:lsdException w:unhideWhenUsed="0" w:uiPriority="66" w:semiHidden="0" w:name="Medium List 2 Accent 5"/>
-    <w:lsdException w:unhideWhenUsed="0" w:uiPriority="67" w:semiHidden="0" w:name="Medium Grid 1 Accent 5"/>
-    <w:lsdException w:unhideWhenUsed="0" w:uiPriority="68" w:semiHidden="0" w:name="Medium Grid 2 Accent 5"/>
-    <w:lsdException w:unhideWhenUsed="0" w:uiPriority="69" w:semiHidden="0" w:name="Medium Grid 3 Accent 5"/>
-    <w:lsdException w:unhideWhenUsed="0" w:uiPriority="70" w:semiHidden="0" w:name="Dark List Accent 5"/>
-    <w:lsdException w:unhideWhenUsed="0" w:uiPriority="71" w:semiHidden="0" w:name="Colorful Shading Accent 5"/>
-    <w:lsdException w:unhideWhenUsed="0" w:uiPriority="72" w:semiHidden="0" w:name="Colorful List Accent 5"/>
-    <w:lsdException w:unhideWhenUsed="0" w:uiPriority="73" w:semiHidden="0" w:name="Colorful Grid Accent 5"/>
-    <w:lsdException w:unhideWhenUsed="0" w:uiPriority="60" w:semiHidden="0" w:name="Light Shading Accent 6"/>
-    <w:lsdException w:unhideWhenUsed="0" w:uiPriority="61" w:semiHidden="0" w:name="Light List Accent 6"/>
-    <w:lsdException w:unhideWhenUsed="0" w:uiPriority="62" w:semiHidden="0" w:name="Light Grid Accent 6"/>
-    <w:lsdException w:unhideWhenUsed="0" w:uiPriority="63" w:semiHidden="0" w:name="Medium Shading 1 Accent 6"/>
-    <w:lsdException w:unhideWhenUsed="0" w:uiPriority="64" w:semiHidden="0" w:name="Medium Shading 2 Accent 6"/>
-    <w:lsdException w:unhideWhenUsed="0" w:uiPriority="65" w:semiHidden="0" w:name="Medium List 1 Accent 6"/>
-    <w:lsdException w:unhideWhenUsed="0" w:uiPriority="66" w:semiHidden="0" w:name="Medium List 2 Accent 6"/>
-    <w:lsdException w:unhideWhenUsed="0" w:uiPriority="67" w:semiHidden="0" w:name="Medium Grid 1 Accent 6"/>
-    <w:lsdException w:unhideWhenUsed="0" w:uiPriority="68" w:semiHidden="0" w:name="Medium Grid 2 Accent 6"/>
-    <w:lsdException w:unhideWhenUsed="0" w:uiPriority="69" w:semiHidden="0" w:name="Medium Grid 3 Accent 6"/>
-    <w:lsdException w:unhideWhenUsed="0" w:uiPriority="70" w:semiHidden="0" w:name="Dark List Accent 6"/>
-    <w:lsdException w:unhideWhenUsed="0" w:uiPriority="71" w:semiHidden="0" w:name="Colorful Shading Accent 6"/>
-    <w:lsdException w:unhideWhenUsed="0" w:uiPriority="72" w:semiHidden="0" w:name="Colorful List Accent 6"/>
-    <w:lsdException w:unhideWhenUsed="0" w:uiPriority="73" w:semiHidden="0" w:name="Colorful Grid Accent 6"/>
+  <w:latentStyles w:defLockedState="0" w:defUIPriority="99" w:defSemiHidden="0" w:defUnhideWhenUsed="0" w:defQFormat="0" w:count="376">
+    <w:lsdException w:name="Normal" w:uiPriority="0" w:qFormat="1"/>
+    <w:lsdException w:name="heading 1" w:uiPriority="9" w:qFormat="1"/>
+    <w:lsdException w:name="heading 2" w:semiHidden="1" w:uiPriority="9" w:unhideWhenUsed="1" w:qFormat="1"/>
+    <w:lsdException w:name="heading 3" w:semiHidden="1" w:uiPriority="9" w:unhideWhenUsed="1" w:qFormat="1"/>
+    <w:lsdException w:name="heading 4" w:semiHidden="1" w:uiPriority="9" w:unhideWhenUsed="1" w:qFormat="1"/>
+    <w:lsdException w:name="heading 5" w:semiHidden="1" w:uiPriority="9" w:unhideWhenUsed="1" w:qFormat="1"/>
+    <w:lsdException w:name="heading 6" w:semiHidden="1" w:uiPriority="9" w:unhideWhenUsed="1" w:qFormat="1"/>
+    <w:lsdException w:name="heading 7" w:semiHidden="1" w:uiPriority="9" w:unhideWhenUsed="1" w:qFormat="1"/>
+    <w:lsdException w:name="heading 8" w:semiHidden="1" w:uiPriority="9" w:unhideWhenUsed="1" w:qFormat="1"/>
+    <w:lsdException w:name="heading 9" w:semiHidden="1" w:uiPriority="9" w:unhideWhenUsed="1" w:qFormat="1"/>
+    <w:lsdException w:name="index 1" w:semiHidden="1" w:unhideWhenUsed="1"/>
+    <w:lsdException w:name="index 2" w:semiHidden="1" w:unhideWhenUsed="1"/>
+    <w:lsdException w:name="index 3" w:semiHidden="1" w:unhideWhenUsed="1"/>
+    <w:lsdException w:name="index 4" w:semiHidden="1" w:unhideWhenUsed="1"/>
+    <w:lsdException w:name="index 5" w:semiHidden="1" w:unhideWhenUsed="1"/>
+    <w:lsdException w:name="index 6" w:semiHidden="1" w:unhideWhenUsed="1"/>
+    <w:lsdException w:name="index 7" w:semiHidden="1" w:unhideWhenUsed="1"/>
+    <w:lsdException w:name="index 8" w:semiHidden="1" w:unhideWhenUsed="1"/>
+    <w:lsdException w:name="index 9" w:semiHidden="1" w:unhideWhenUsed="1"/>
+    <w:lsdException w:name="toc 1" w:semiHidden="1" w:uiPriority="39" w:unhideWhenUsed="1"/>
+    <w:lsdException w:name="toc 2" w:semiHidden="1" w:uiPriority="39" w:unhideWhenUsed="1"/>
+    <w:lsdException w:name="toc 3" w:semiHidden="1" w:uiPriority="39" w:unhideWhenUsed="1"/>
+    <w:lsdException w:name="toc 4" w:semiHidden="1" w:uiPriority="39" w:unhideWhenUsed="1"/>
+    <w:lsdException w:name="toc 5" w:semiHidden="1" w:uiPriority="39" w:unhideWhenUsed="1"/>
+    <w:lsdException w:name="toc 6" w:semiHidden="1" w:uiPriority="39" w:unhideWhenUsed="1"/>
+    <w:lsdException w:name="toc 7" w:semiHidden="1" w:uiPriority="39" w:unhideWhenUsed="1"/>
+    <w:lsdException w:name="toc 8" w:semiHidden="1" w:uiPriority="39" w:unhideWhenUsed="1"/>
+    <w:lsdException w:name="toc 9" w:semiHidden="1" w:uiPriority="39" w:unhideWhenUsed="1"/>
+    <w:lsdException w:name="Normal Indent" w:semiHidden="1" w:unhideWhenUsed="1"/>
+    <w:lsdException w:name="footnote text" w:semiHidden="1" w:unhideWhenUsed="1"/>
+    <w:lsdException w:name="annotation text" w:semiHidden="1" w:unhideWhenUsed="1"/>
+    <w:lsdException w:name="header" w:semiHidden="1" w:unhideWhenUsed="1"/>
+    <w:lsdException w:name="footer" w:semiHidden="1" w:unhideWhenUsed="1"/>
+    <w:lsdException w:name="index heading" w:semiHidden="1" w:unhideWhenUsed="1"/>
+    <w:lsdException w:name="caption" w:semiHidden="1" w:uiPriority="35" w:unhideWhenUsed="1" w:qFormat="1"/>
+    <w:lsdException w:name="table of figures" w:semiHidden="1" w:unhideWhenUsed="1"/>
+    <w:lsdException w:name="envelope address" w:semiHidden="1" w:unhideWhenUsed="1"/>
+    <w:lsdException w:name="envelope return" w:semiHidden="1" w:unhideWhenUsed="1"/>
+    <w:lsdException w:name="footnote reference" w:semiHidden="1" w:unhideWhenUsed="1"/>
+    <w:lsdException w:name="annotation reference" w:semiHidden="1" w:unhideWhenUsed="1"/>
+    <w:lsdException w:name="line number" w:semiHidden="1" w:unhideWhenUsed="1"/>
+    <w:lsdException w:name="page number" w:semiHidden="1" w:unhideWhenUsed="1"/>
+    <w:lsdException w:name="endnote reference" w:semiHidden="1" w:unhideWhenUsed="1"/>
+    <w:lsdException w:name="endnote text" w:semiHidden="1" w:unhideWhenUsed="1"/>
+    <w:lsdException w:name="table of authorities" w:semiHidden="1" w:unhideWhenUsed="1"/>
+    <w:lsdException w:name="macro" w:semiHidden="1" w:unhideWhenUsed="1"/>
+    <w:lsdException w:name="toa heading" w:semiHidden="1" w:unhideWhenUsed="1"/>
+    <w:lsdException w:name="List" w:semiHidden="1" w:unhideWhenUsed="1"/>
+    <w:lsdException w:name="List Bullet" w:semiHidden="1" w:unhideWhenUsed="1"/>
+    <w:lsdException w:name="List Number" w:semiHidden="1" w:unhideWhenUsed="1"/>
+    <w:lsdException w:name="List 2" w:semiHidden="1" w:unhideWhenUsed="1"/>
+    <w:lsdException w:name="List 3" w:semiHidden="1" w:unhideWhenUsed="1"/>
+    <w:lsdException w:name="List 4" w:semiHidden="1" w:unhideWhenUsed="1"/>
+    <w:lsdException w:name="List 5" w:semiHidden="1" w:unhideWhenUsed="1"/>
+    <w:lsdException w:name="List Bullet 2" w:semiHidden="1" w:unhideWhenUsed="1"/>
+    <w:lsdException w:name="List Bullet 3" w:semiHidden="1" w:unhideWhenUsed="1"/>
+    <w:lsdException w:name="List Bullet 4" w:semiHidden="1" w:unhideWhenUsed="1"/>
+    <w:lsdException w:name="List Bullet 5" w:semiHidden="1" w:unhideWhenUsed="1"/>
+    <w:lsdException w:name="List Number 2" w:semiHidden="1" w:unhideWhenUsed="1"/>
+    <w:lsdException w:name="List Number 3" w:semiHidden="1" w:unhideWhenUsed="1"/>
+    <w:lsdException w:name="List Number 4" w:semiHidden="1" w:unhideWhenUsed="1"/>
+    <w:lsdException w:name="List Number 5" w:semiHidden="1" w:unhideWhenUsed="1"/>
+    <w:lsdException w:name="Title" w:uiPriority="10" w:qFormat="1"/>
+    <w:lsdException w:name="Closing" w:semiHidden="1" w:unhideWhenUsed="1"/>
+    <w:lsdException w:name="Signature" w:semiHidden="1" w:unhideWhenUsed="1"/>
+    <w:lsdException w:name="Default Paragraph Font" w:semiHidden="1" w:uiPriority="1" w:unhideWhenUsed="1"/>
+    <w:lsdException w:name="Body Text" w:semiHidden="1" w:unhideWhenUsed="1"/>
+    <w:lsdException w:name="Body Text Indent" w:semiHidden="1" w:unhideWhenUsed="1"/>
+    <w:lsdException w:name="List Continue" w:semiHidden="1" w:unhideWhenUsed="1"/>
+    <w:lsdException w:name="List Continue 2" w:semiHidden="1" w:unhideWhenUsed="1"/>
+    <w:lsdException w:name="List Continue 3" w:semiHidden="1" w:unhideWhenUsed="1"/>
+    <w:lsdException w:name="List Continue 4" w:semiHidden="1" w:unhideWhenUsed="1"/>
+    <w:lsdException w:name="List Continue 5" w:semiHidden="1" w:unhideWhenUsed="1"/>
+    <w:lsdException w:name="Message Header" w:semiHidden="1" w:unhideWhenUsed="1"/>
+    <w:lsdException w:name="Subtitle" w:uiPriority="11" w:qFormat="1"/>
+    <w:lsdException w:name="Salutation" w:semiHidden="1" w:unhideWhenUsed="1"/>
+    <w:lsdException w:name="Date" w:semiHidden="1" w:unhideWhenUsed="1"/>
+    <w:lsdException w:name="Body Text First Indent" w:semiHidden="1" w:unhideWhenUsed="1"/>
+    <w:lsdException w:name="Body Text First Indent 2" w:semiHidden="1" w:unhideWhenUsed="1"/>
+    <w:lsdException w:name="Note Heading" w:semiHidden="1" w:unhideWhenUsed="1"/>
+    <w:lsdException w:name="Body Text 2" w:semiHidden="1" w:unhideWhenUsed="1"/>
+    <w:lsdException w:name="Body Text 3" w:semiHidden="1" w:unhideWhenUsed="1"/>
+    <w:lsdException w:name="Body Text Indent 2" w:semiHidden="1" w:unhideWhenUsed="1"/>
+    <w:lsdException w:name="Body Text Indent 3" w:semiHidden="1" w:unhideWhenUsed="1"/>
+    <w:lsdException w:name="Block Text" w:semiHidden="1" w:unhideWhenUsed="1"/>
+    <w:lsdException w:name="Hyperlink" w:semiHidden="1" w:unhideWhenUsed="1"/>
+    <w:lsdException w:name="FollowedHyperlink" w:semiHidden="1" w:unhideWhenUsed="1"/>
+    <w:lsdException w:name="Strong" w:uiPriority="22" w:qFormat="1"/>
+    <w:lsdException w:name="Emphasis" w:uiPriority="20" w:qFormat="1"/>
+    <w:lsdException w:name="Document Map" w:semiHidden="1" w:unhideWhenUsed="1"/>
+    <w:lsdException w:name="Plain Text" w:semiHidden="1" w:unhideWhenUsed="1"/>
+    <w:lsdException w:name="E-mail Signature" w:semiHidden="1" w:unhideWhenUsed="1"/>
+    <w:lsdException w:name="HTML Top of Form" w:semiHidden="1" w:unhideWhenUsed="1"/>
+    <w:lsdException w:name="HTML Bottom of Form" w:semiHidden="1" w:unhideWhenUsed="1"/>
+    <w:lsdException w:name="Normal (Web)" w:semiHidden="1" w:unhideWhenUsed="1"/>
+    <w:lsdException w:name="HTML Acronym" w:semiHidden="1" w:unhideWhenUsed="1"/>
+    <w:lsdException w:name="HTML Address" w:semiHidden="1" w:unhideWhenUsed="1"/>
+    <w:lsdException w:name="HTML Cite" w:semiHidden="1" w:unhideWhenUsed="1"/>
+    <w:lsdException w:name="HTML Code" w:semiHidden="1" w:unhideWhenUsed="1"/>
+    <w:lsdException w:name="HTML Definition" w:semiHidden="1" w:unhideWhenUsed="1"/>
+    <w:lsdException w:name="HTML Keyboard" w:semiHidden="1" w:unhideWhenUsed="1"/>
+    <w:lsdException w:name="HTML Preformatted" w:semiHidden="1" w:unhideWhenUsed="1"/>
+    <w:lsdException w:name="HTML Sample" w:semiHidden="1" w:unhideWhenUsed="1"/>
+    <w:lsdException w:name="HTML Typewriter" w:semiHidden="1" w:unhideWhenUsed="1"/>
+    <w:lsdException w:name="HTML Variable" w:semiHidden="1" w:unhideWhenUsed="1"/>
+    <w:lsdException w:name="Normal Table" w:semiHidden="1" w:unhideWhenUsed="1"/>
+    <w:lsdException w:name="annotation subject" w:semiHidden="1" w:unhideWhenUsed="1"/>
+    <w:lsdException w:name="No List" w:semiHidden="1" w:unhideWhenUsed="1"/>
+    <w:lsdException w:name="Outline List 1" w:semiHidden="1" w:unhideWhenUsed="1"/>
+    <w:lsdException w:name="Outline List 2" w:semiHidden="1" w:unhideWhenUsed="1"/>
+    <w:lsdException w:name="Outline List 3" w:semiHidden="1" w:unhideWhenUsed="1"/>
+    <w:lsdException w:name="Table Simple 1" w:semiHidden="1" w:unhideWhenUsed="1"/>
+    <w:lsdException w:name="Table Simple 2" w:semiHidden="1" w:unhideWhenUsed="1"/>
+    <w:lsdException w:name="Table Simple 3" w:semiHidden="1" w:unhideWhenUsed="1"/>
+    <w:lsdException w:name="Table Classic 1" w:semiHidden="1" w:unhideWhenUsed="1"/>
+    <w:lsdException w:name="Table Classic 2" w:semiHidden="1" w:unhideWhenUsed="1"/>
+    <w:lsdException w:name="Table Classic 3" w:semiHidden="1" w:unhideWhenUsed="1"/>
+    <w:lsdException w:name="Table Classic 4" w:semiHidden="1" w:unhideWhenUsed="1"/>
+    <w:lsdException w:name="Table Colorful 1" w:semiHidden="1" w:unhideWhenUsed="1"/>
+    <w:lsdException w:name="Table Colorful 2" w:semiHidden="1" w:unhideWhenUsed="1"/>
+    <w:lsdException w:name="Table Colorful 3" w:semiHidden="1" w:unhideWhenUsed="1"/>
+    <w:lsdException w:name="Table Columns 1" w:semiHidden="1" w:unhideWhenUsed="1"/>
+    <w:lsdException w:name="Table Columns 2" w:semiHidden="1" w:unhideWhenUsed="1"/>
+    <w:lsdException w:name="Table Columns 3" w:semiHidden="1" w:unhideWhenUsed="1"/>
+    <w:lsdException w:name="Table Columns 4" w:semiHidden="1" w:unhideWhenUsed="1"/>
+    <w:lsdException w:name="Table Columns 5" w:semiHidden="1" w:unhideWhenUsed="1"/>
+    <w:lsdException w:name="Table Grid 1" w:semiHidden="1" w:unhideWhenUsed="1"/>
+    <w:lsdException w:name="Table Grid 2" w:semiHidden="1" w:unhideWhenUsed="1"/>
+    <w:lsdException w:name="Table Grid 3" w:semiHidden="1" w:unhideWhenUsed="1"/>
+    <w:lsdException w:name="Table Grid 4" w:semiHidden="1" w:unhideWhenUsed="1"/>
+    <w:lsdException w:name="Table Grid 5" w:semiHidden="1" w:unhideWhenUsed="1"/>
+    <w:lsdException w:name="Table Grid 6" w:semiHidden="1" w:unhideWhenUsed="1"/>
+    <w:lsdException w:name="Table Grid 7" w:semiHidden="1" w:unhideWhenUsed="1"/>
+    <w:lsdException w:name="Table Grid 8" w:semiHidden="1" w:unhideWhenUsed="1"/>
+    <w:lsdException w:name="Table List 1" w:semiHidden="1" w:unhideWhenUsed="1"/>
+    <w:lsdException w:name="Table List 2" w:semiHidden="1" w:unhideWhenUsed="1"/>
+    <w:lsdException w:name="Table List 3" w:semiHidden="1" w:unhideWhenUsed="1"/>
+    <w:lsdException w:name="Table List 4" w:semiHidden="1" w:unhideWhenUsed="1"/>
+    <w:lsdException w:name="Table List 5" w:semiHidden="1" w:unhideWhenUsed="1"/>
+    <w:lsdException w:name="Table List 6" w:semiHidden="1" w:unhideWhenUsed="1"/>
+    <w:lsdException w:name="Table List 7" w:semiHidden="1" w:unhideWhenUsed="1"/>
+    <w:lsdException w:name="Table List 8" w:semiHidden="1" w:unhideWhenUsed="1"/>
+    <w:lsdException w:name="Table 3D effects 1" w:semiHidden="1" w:unhideWhenUsed="1"/>
+    <w:lsdException w:name="Table 3D effects 2" w:semiHidden="1" w:unhideWhenUsed="1"/>
+    <w:lsdException w:name="Table 3D effects 3" w:semiHidden="1" w:unhideWhenUsed="1"/>
+    <w:lsdException w:name="Table Contemporary" w:semiHidden="1" w:unhideWhenUsed="1"/>
+    <w:lsdException w:name="Table Elegant" w:semiHidden="1" w:unhideWhenUsed="1"/>
+    <w:lsdException w:name="Table Professional" w:semiHidden="1" w:unhideWhenUsed="1"/>
+    <w:lsdException w:name="Table Subtle 1" w:semiHidden="1" w:unhideWhenUsed="1"/>
+    <w:lsdException w:name="Table Subtle 2" w:semiHidden="1" w:unhideWhenUsed="1"/>
+    <w:lsdException w:name="Table Web 1" w:semiHidden="1" w:unhideWhenUsed="1"/>
+    <w:lsdException w:name="Table Web 2" w:semiHidden="1" w:unhideWhenUsed="1"/>
+    <w:lsdException w:name="Table Web 3" w:semiHidden="1" w:unhideWhenUsed="1"/>
+    <w:lsdException w:name="Balloon Text" w:semiHidden="1" w:unhideWhenUsed="1"/>
+    <w:lsdException w:name="Table Grid" w:uiPriority="59"/>
+    <w:lsdException w:name="Table Theme" w:semiHidden="1" w:unhideWhenUsed="1"/>
+    <w:lsdException w:name="Placeholder Text" w:semiHidden="1"/>
+    <w:lsdException w:name="No Spacing" w:uiPriority="1" w:qFormat="1"/>
+    <w:lsdException w:name="Light Shading" w:uiPriority="60"/>
+    <w:lsdException w:name="Light List" w:uiPriority="61"/>
+    <w:lsdException w:name="Light Grid" w:uiPriority="62"/>
+    <w:lsdException w:name="Medium Shading 1" w:uiPriority="63"/>
+    <w:lsdException w:name="Medium Shading 2" w:uiPriority="64"/>
+    <w:lsdException w:name="Medium List 1" w:uiPriority="65"/>
+    <w:lsdException w:name="Medium List 2" w:uiPriority="66"/>
+    <w:lsdException w:name="Medium Grid 1" w:uiPriority="67"/>
+    <w:lsdException w:name="Medium Grid 2" w:uiPriority="68"/>
+    <w:lsdException w:name="Medium Grid 3" w:uiPriority="69"/>
+    <w:lsdException w:name="Dark List" w:uiPriority="70"/>
+    <w:lsdException w:name="Colorful Shading" w:uiPriority="71"/>
+    <w:lsdException w:name="Colorful List" w:uiPriority="72"/>
+    <w:lsdException w:name="Colorful Grid" w:uiPriority="73"/>
+    <w:lsdException w:name="Light Shading Accent 1" w:uiPriority="60"/>
+    <w:lsdException w:name="Light List Accent 1" w:uiPriority="61"/>
+    <w:lsdException w:name="Light Grid Accent 1" w:uiPriority="62"/>
+    <w:lsdException w:name="Medium Shading 1 Accent 1" w:uiPriority="63"/>
+    <w:lsdException w:name="Medium Shading 2 Accent 1" w:uiPriority="64"/>
+    <w:lsdException w:name="Medium List 1 Accent 1" w:uiPriority="65"/>
+    <w:lsdException w:name="Revision" w:semiHidden="1"/>
+    <w:lsdException w:name="List Paragraph" w:uiPriority="34" w:qFormat="1"/>
+    <w:lsdException w:name="Quote" w:uiPriority="29" w:qFormat="1"/>
+    <w:lsdException w:name="Intense Quote" w:uiPriority="30" w:qFormat="1"/>
+    <w:lsdException w:name="Medium List 2 Accent 1" w:uiPriority="66"/>
+    <w:lsdException w:name="Medium Grid 1 Accent 1" w:uiPriority="67"/>
+    <w:lsdException w:name="Medium Grid 2 Accent 1" w:uiPriority="68"/>
+    <w:lsdException w:name="Medium Grid 3 Accent 1" w:uiPriority="69"/>
+    <w:lsdException w:name="Dark List Accent 1" w:uiPriority="70"/>
+    <w:lsdException w:name="Colorful Shading Accent 1" w:uiPriority="71"/>
+    <w:lsdException w:name="Colorful List Accent 1" w:uiPriority="72"/>
+    <w:lsdException w:name="Colorful Grid Accent 1" w:uiPriority="73"/>
+    <w:lsdException w:name="Light Shading Accent 2" w:uiPriority="60"/>
+    <w:lsdException w:name="Light List Accent 2" w:uiPriority="61"/>
+    <w:lsdException w:name="Light Grid Accent 2" w:uiPriority="62"/>
+    <w:lsdException w:name="Medium Shading 1 Accent 2" w:uiPriority="63"/>
+    <w:lsdException w:name="Medium Shading 2 Accent 2" w:uiPriority="64"/>
+    <w:lsdException w:name="Medium List 1 Accent 2" w:uiPriority="65"/>
+    <w:lsdException w:name="Medium List 2 Accent 2" w:uiPriority="66"/>
+    <w:lsdException w:name="Medium Grid 1 Accent 2" w:uiPriority="67"/>
+    <w:lsdException w:name="Medium Grid 2 Accent 2" w:uiPriority="68"/>
+    <w:lsdException w:name="Medium Grid 3 Accent 2" w:uiPriority="69"/>
+    <w:lsdException w:name="Dark List Accent 2" w:uiPriority="70"/>
+    <w:lsdException w:name="Colorful Shading Accent 2" w:uiPriority="71"/>
+    <w:lsdException w:name="Colorful List Accent 2" w:uiPriority="72"/>
+    <w:lsdException w:name="Colorful Grid Accent 2" w:uiPriority="73"/>
+    <w:lsdException w:name="Light Shading Accent 3" w:uiPriority="60"/>
+    <w:lsdException w:name="Light List Accent 3" w:uiPriority="61"/>
+    <w:lsdException w:name="Light Grid Accent 3" w:uiPriority="62"/>
+    <w:lsdException w:name="Medium Shading 1 Accent 3" w:uiPriority="63"/>
+    <w:lsdException w:name="Medium Shading 2 Accent 3" w:uiPriority="64"/>
+    <w:lsdException w:name="Medium List 1 Accent 3" w:uiPriority="65"/>
+    <w:lsdException w:name="Medium List 2 Accent 3" w:uiPriority="66"/>
+    <w:lsdException w:name="Medium Grid 1 Accent 3" w:uiPriority="67"/>
+    <w:lsdException w:name="Medium Grid 2 Accent 3" w:uiPriority="68"/>
+    <w:lsdException w:name="Medium Grid 3 Accent 3" w:uiPriority="69"/>
+    <w:lsdException w:name="Dark List Accent 3" w:uiPriority="70"/>
+    <w:lsdException w:name="Colorful Shading Accent 3" w:uiPriority="71"/>
+    <w:lsdException w:name="Colorful List Accent 3" w:uiPriority="72"/>
+    <w:lsdException w:name="Colorful Grid Accent 3" w:uiPriority="73"/>
+    <w:lsdException w:name="Light Shading Accent 4" w:uiPriority="60"/>
+    <w:lsdException w:name="Light List Accent 4" w:uiPriority="61"/>
+    <w:lsdException w:name="Light Grid Accent 4" w:uiPriority="62"/>
+    <w:lsdException w:name="Medium Shading 1 Accent 4" w:uiPriority="63"/>
+    <w:lsdException w:name="Medium Shading 2 Accent 4" w:uiPriority="64"/>
+    <w:lsdException w:name="Medium List 1 Accent 4" w:uiPriority="65"/>
+    <w:lsdException w:name="Medium List 2 Accent 4" w:uiPriority="66"/>
+    <w:lsdException w:name="Medium Grid 1 Accent 4" w:uiPriority="67"/>
+    <w:lsdException w:name="Medium Grid 2 Accent 4" w:uiPriority="68"/>
+    <w:lsdException w:name="Medium Grid 3 Accent 4" w:uiPriority="69"/>
+    <w:lsdException w:name="Dark List Accent 4" w:uiPriority="70"/>
+    <w:lsdException w:name="Colorful Shading Accent 4" w:uiPriority="71"/>
+    <w:lsdException w:name="Colorful List Accent 4" w:uiPriority="72"/>
+    <w:lsdException w:name="Colorful Grid Accent 4" w:uiPriority="73"/>
+    <w:lsdException w:name="Light Shading Accent 5" w:uiPriority="60"/>
+    <w:lsdException w:name="Light List Accent 5" w:uiPriority="61"/>
+    <w:lsdException w:name="Light Grid Accent 5" w:uiPriority="62"/>
+    <w:lsdException w:name="Medium Shading 1 Accent 5" w:uiPriority="63"/>
+    <w:lsdException w:name="Medium Shading 2 Accent 5" w:uiPriority="64"/>
+    <w:lsdException w:name="Medium List 1 Accent 5" w:uiPriority="65"/>
+    <w:lsdException w:name="Medium List 2 Accent 5" w:uiPriority="66"/>
+    <w:lsdException w:name="Medium Grid 1 Accent 5" w:uiPriority="67"/>
+    <w:lsdException w:name="Medium Grid 2 Accent 5" w:uiPriority="68"/>
+    <w:lsdException w:name="Medium Grid 3 Accent 5" w:uiPriority="69"/>
+    <w:lsdException w:name="Dark List Accent 5" w:uiPriority="70"/>
+    <w:lsdException w:name="Colorful Shading Accent 5" w:uiPriority="71"/>
+    <w:lsdException w:name="Colorful List Accent 5" w:uiPriority="72"/>
+    <w:lsdException w:name="Colorful Grid Accent 5" w:uiPriority="73"/>
+    <w:lsdException w:name="Light Shading Accent 6" w:uiPriority="60"/>
+    <w:lsdException w:name="Light List Accent 6" w:uiPriority="61"/>
+    <w:lsdException w:name="Light Grid Accent 6" w:uiPriority="62"/>
+    <w:lsdException w:name="Medium Shading 1 Accent 6" w:uiPriority="63"/>
+    <w:lsdException w:name="Medium Shading 2 Accent 6" w:uiPriority="64"/>
+    <w:lsdException w:name="Medium List 1 Accent 6" w:uiPriority="65"/>
+    <w:lsdException w:name="Medium List 2 Accent 6" w:uiPriority="66"/>
+    <w:lsdException w:name="Medium Grid 1 Accent 6" w:uiPriority="67"/>
+    <w:lsdException w:name="Medium Grid 2 Accent 6" w:uiPriority="68"/>
+    <w:lsdException w:name="Medium Grid 3 Accent 6" w:uiPriority="69"/>
+    <w:lsdException w:name="Dark List Accent 6" w:uiPriority="70"/>
+    <w:lsdException w:name="Colorful Shading Accent 6" w:uiPriority="71"/>
+    <w:lsdException w:name="Colorful List Accent 6" w:uiPriority="72"/>
+    <w:lsdException w:name="Colorful Grid Accent 6" w:uiPriority="73"/>
+    <w:lsdException w:name="Subtle Emphasis" w:uiPriority="19" w:qFormat="1"/>
+    <w:lsdException w:name="Intense Emphasis" w:uiPriority="21" w:qFormat="1"/>
+    <w:lsdException w:name="Subtle Reference" w:uiPriority="31" w:qFormat="1"/>
+    <w:lsdException w:name="Intense Reference" w:uiPriority="32" w:qFormat="1"/>
+    <w:lsdException w:name="Book Title" w:uiPriority="33" w:qFormat="1"/>
+    <w:lsdException w:name="Bibliography" w:semiHidden="1" w:uiPriority="37" w:unhideWhenUsed="1"/>
+    <w:lsdException w:name="TOC Heading" w:semiHidden="1" w:uiPriority="39" w:unhideWhenUsed="1" w:qFormat="1"/>
+    <w:lsdException w:name="Plain Table 1" w:uiPriority="41"/>
+    <w:lsdException w:name="Plain Table 2" w:uiPriority="42"/>
+    <w:lsdException w:name="Plain Table 3" w:uiPriority="43"/>
+    <w:lsdException w:name="Plain Table 4" w:uiPriority="44"/>
+    <w:lsdException w:name="Plain Table 5" w:uiPriority="45"/>
+    <w:lsdException w:name="Grid Table Light" w:uiPriority="40"/>
+    <w:lsdException w:name="Grid Table 1 Light" w:uiPriority="46"/>
+    <w:lsdException w:name="Grid Table 2" w:uiPriority="47"/>
+    <w:lsdException w:name="Grid Table 3" w:uiPriority="48"/>
+    <w:lsdException w:name="Grid Table 4" w:uiPriority="49"/>
+    <w:lsdException w:name="Grid Table 5 Dark" w:uiPriority="50"/>
+    <w:lsdException w:name="Grid Table 6 Colorful" w:uiPriority="51"/>
+    <w:lsdException w:name="Grid Table 7 Colorful" w:uiPriority="52"/>
+    <w:lsdException w:name="Grid Table 1 Light Accent 1" w:uiPriority="46"/>
+    <w:lsdException w:name="Grid Table 2 Accent 1" w:uiPriority="47"/>
+    <w:lsdException w:name="Grid Table 3 Accent 1" w:uiPriority="48"/>
+    <w:lsdException w:name="Grid Table 4 Accent 1" w:uiPriority="49"/>
+    <w:lsdException w:name="Grid Table 5 Dark Accent 1" w:uiPriority="50"/>
+    <w:lsdException w:name="Grid Table 6 Colorful Accent 1" w:uiPriority="51"/>
+    <w:lsdException w:name="Grid Table 7 Colorful Accent 1" w:uiPriority="52"/>
+    <w:lsdException w:name="Grid Table 1 Light Accent 2" w:uiPriority="46"/>
+    <w:lsdException w:name="Grid Table 2 Accent 2" w:uiPriority="47"/>
+    <w:lsdException w:name="Grid Table 3 Accent 2" w:uiPriority="48"/>
+    <w:lsdException w:name="Grid Table 4 Accent 2" w:uiPriority="49"/>
+    <w:lsdException w:name="Grid Table 5 Dark Accent 2" w:uiPriority="50"/>
+    <w:lsdException w:name="Grid Table 6 Colorful Accent 2" w:uiPriority="51"/>
+    <w:lsdException w:name="Grid Table 7 Colorful Accent 2" w:uiPriority="52"/>
+    <w:lsdException w:name="Grid Table 1 Light Accent 3" w:uiPriority="46"/>
+    <w:lsdException w:name="Grid Table 2 Accent 3" w:uiPriority="47"/>
+    <w:lsdException w:name="Grid Table 3 Accent 3" w:uiPriority="48"/>
+    <w:lsdException w:name="Grid Table 4 Accent 3" w:uiPriority="49"/>
+    <w:lsdException w:name="Grid Table 5 Dark Accent 3" w:uiPriority="50"/>
+    <w:lsdException w:name="Grid Table 6 Colorful Accent 3" w:uiPriority="51"/>
+    <w:lsdException w:name="Grid Table 7 Colorful Accent 3" w:uiPriority="52"/>
+    <w:lsdException w:name="Grid Table 1 Light Accent 4" w:uiPriority="46"/>
+    <w:lsdException w:name="Grid Table 2 Accent 4" w:uiPriority="47"/>
+    <w:lsdException w:name="Grid Table 3 Accent 4" w:uiPriority="48"/>
+    <w:lsdException w:name="Grid Table 4 Accent 4" w:uiPriority="49"/>
+    <w:lsdException w:name="Grid Table 5 Dark Accent 4" w:uiPriority="50"/>
+    <w:lsdException w:name="Grid Table 6 Colorful Accent 4" w:uiPriority="51"/>
+    <w:lsdException w:name="Grid Table 7 Colorful Accent 4" w:uiPriority="52"/>
+    <w:lsdException w:name="Grid Table 1 Light Accent 5" w:uiPriority="46"/>
+    <w:lsdException w:name="Grid Table 2 Accent 5" w:uiPriority="47"/>
+    <w:lsdException w:name="Grid Table 3 Accent 5" w:uiPriority="48"/>
+    <w:lsdException w:name="Grid Table 4 Accent 5" w:uiPriority="49"/>
+    <w:lsdException w:name="Grid Table 5 Dark Accent 5" w:uiPriority="50"/>
+    <w:lsdException w:name="Grid Table 6 Colorful Accent 5" w:uiPriority="51"/>
+    <w:lsdException w:name="Grid Table 7 Colorful Accent 5" w:uiPriority="52"/>
+    <w:lsdException w:name="Grid Table 1 Light Accent 6" w:uiPriority="46"/>
+    <w:lsdException w:name="Grid Table 2 Accent 6" w:uiPriority="47"/>
+    <w:lsdException w:name="Grid Table 3 Accent 6" w:uiPriority="48"/>
+    <w:lsdException w:name="Grid Table 4 Accent 6" w:uiPriority="49"/>
+    <w:lsdException w:name="Grid Table 5 Dark Accent 6" w:uiPriority="50"/>
+    <w:lsdException w:name="Grid Table 6 Colorful Accent 6" w:uiPriority="51"/>
+    <w:lsdException w:name="Grid Table 7 Colorful Accent 6" w:uiPriority="52"/>
+    <w:lsdException w:name="List Table 1 Light" w:uiPriority="46"/>
+    <w:lsdException w:name="List Table 2" w:uiPriority="47"/>
+    <w:lsdException w:name="List Table 3" w:uiPriority="48"/>
+    <w:lsdException w:name="List Table 4" w:uiPriority="49"/>
+    <w:lsdException w:name="List Table 5 Dark" w:uiPriority="50"/>
+    <w:lsdException w:name="List Table 6 Colorful" w:uiPriority="51"/>
+    <w:lsdException w:name="List Table 7 Colorful" w:uiPriority="52"/>
+    <w:lsdException w:name="List Table 1 Light Accent 1" w:uiPriority="46"/>
+    <w:lsdException w:name="List Table 2 Accent 1" w:uiPriority="47"/>
+    <w:lsdException w:name="List Table 3 Accent 1" w:uiPriority="48"/>
+    <w:lsdException w:name="List Table 4 Accent 1" w:uiPriority="49"/>
+    <w:lsdException w:name="List Table 5 Dark Accent 1" w:uiPriority="50"/>
+    <w:lsdException w:name="List Table 6 Colorful Accent 1" w:uiPriority="51"/>
+    <w:lsdException w:name="List Table 7 Colorful Accent 1" w:uiPriority="52"/>
+    <w:lsdException w:name="List Table 1 Light Accent 2" w:uiPriority="46"/>
+    <w:lsdException w:name="List Table 2 Accent 2" w:uiPriority="47"/>
+    <w:lsdException w:name="List Table 3 Accent 2" w:uiPriority="48"/>
+    <w:lsdException w:name="List Table 4 Accent 2" w:uiPriority="49"/>
+    <w:lsdException w:name="List Table 5 Dark Accent 2" w:uiPriority="50"/>
+    <w:lsdException w:name="List Table 6 Colorful Accent 2" w:uiPriority="51"/>
+    <w:lsdException w:name="List Table 7 Colorful Accent 2" w:uiPriority="52"/>
+    <w:lsdException w:name="List Table 1 Light Accent 3" w:uiPriority="46"/>
+    <w:lsdException w:name="List Table 2 Accent 3" w:uiPriority="47"/>
+    <w:lsdException w:name="List Table 3 Accent 3" w:uiPriority="48"/>
+    <w:lsdException w:name="List Table 4 Accent 3" w:uiPriority="49"/>
+    <w:lsdException w:name="List Table 5 Dark Accent 3" w:uiPriority="50"/>
+    <w:lsdException w:name="List Table 6 Colorful Accent 3" w:uiPriority="51"/>
+    <w:lsdException w:name="List Table 7 Colorful Accent 3" w:uiPriority="52"/>
+    <w:lsdException w:name="List Table 1 Light Accent 4" w:uiPriority="46"/>
+    <w:lsdException w:name="List Table 2 Accent 4" w:uiPriority="47"/>
+    <w:lsdException w:name="List Table 3 Accent 4" w:uiPriority="48"/>
+    <w:lsdException w:name="List Table 4 Accent 4" w:uiPriority="49"/>
+    <w:lsdException w:name="List Table 5 Dark Accent 4" w:uiPriority="50"/>
+    <w:lsdException w:name="List Table 6 Colorful Accent 4" w:uiPriority="51"/>
+    <w:lsdException w:name="List Table 7 Colorful Accent 4" w:uiPriority="52"/>
+    <w:lsdException w:name="List Table 1 Light Accent 5" w:uiPriority="46"/>
+    <w:lsdException w:name="List Table 2 Accent 5" w:uiPriority="47"/>
+    <w:lsdException w:name="List Table 3 Accent 5" w:uiPriority="48"/>
+    <w:lsdException w:name="List Table 4 Accent 5" w:uiPriority="49"/>
+    <w:lsdException w:name="List Table 5 Dark Accent 5" w:uiPriority="50"/>
+    <w:lsdException w:name="List Table 6 Colorful Accent 5" w:uiPriority="51"/>
+    <w:lsdException w:name="List Table 7 Colorful Accent 5" w:uiPriority="52"/>
+    <w:lsdException w:name="List Table 1 Light Accent 6" w:uiPriority="46"/>
+    <w:lsdException w:name="List Table 2 Accent 6" w:uiPriority="47"/>
+    <w:lsdException w:name="List Table 3 Accent 6" w:uiPriority="48"/>
+    <w:lsdException w:name="List Table 4 Accent 6" w:uiPriority="49"/>
+    <w:lsdException w:name="List Table 5 Dark Accent 6" w:uiPriority="50"/>
+    <w:lsdException w:name="List Table 6 Colorful Accent 6" w:uiPriority="51"/>
+    <w:lsdException w:name="List Table 7 Colorful Accent 6" w:uiPriority="52"/>
+    <w:lsdException w:name="Mention" w:semiHidden="1" w:unhideWhenUsed="1"/>
+    <w:lsdException w:name="Smart Hyperlink" w:semiHidden="1" w:unhideWhenUsed="1"/>
+    <w:lsdException w:name="Hashtag" w:semiHidden="1" w:unhideWhenUsed="1"/>
+    <w:lsdException w:name="Unresolved Mention" w:semiHidden="1" w:unhideWhenUsed="1"/>
+    <w:lsdException w:name="Smart Link" w:semiHidden="1" w:unhideWhenUsed="1"/>
   </w:latentStyles>
-  <w:style w:type="paragraph" w:default="1" w:styleId="1">
+  <w:style w:type="paragraph" w:default="1" w:styleId="a">
     <w:name w:val="Normal"/>
     <w:qFormat/>
-    <w:uiPriority w:val="0"/>
+    <w:rsid w:val="00D732C9"/>
     <w:pPr>
       <w:adjustRightInd w:val="0"/>
       <w:snapToGrid w:val="0"/>
       <w:spacing w:after="200"/>
     </w:pPr>
     <w:rPr>
-      <w:rFonts w:ascii="Tahoma" w:hAnsi="Tahoma" w:eastAsia="微软雅黑" w:cstheme="minorBidi"/>
+      <w:rFonts w:ascii="Tahoma" w:eastAsia="微软雅黑" w:hAnsi="Tahoma"/>
       <w:kern w:val="0"/>
       <w:sz w:val="22"/>
-      <w:szCs w:val="22"/>
-      <w:lang w:val="en-US" w:eastAsia="zh-CN" w:bidi="ar-SA"/>
     </w:rPr>
   </w:style>
   <w:style w:type="paragraph" w:styleId="2">
     <w:name w:val="heading 2"/>
-    <w:basedOn w:val="1"/>
-    <w:next w:val="1"/>
-    <w:link w:val="18"/>
+    <w:basedOn w:val="a"/>
+    <w:next w:val="a"/>
+    <w:link w:val="20"/>
+    <w:uiPriority w:val="9"/>
     <w:unhideWhenUsed/>
     <w:qFormat/>
-    <w:uiPriority w:val="9"/>
+    <w:rsid w:val="0053691D"/>
     <w:pPr>
       <w:keepNext/>
       <w:keepLines/>
@@ -3259,7 +4165,7 @@
       <w:outlineLvl w:val="1"/>
     </w:pPr>
     <w:rPr>
-      <w:rFonts w:asciiTheme="majorHAnsi" w:hAnsiTheme="majorHAnsi" w:eastAsiaTheme="majorEastAsia" w:cstheme="majorBidi"/>
+      <w:rFonts w:asciiTheme="majorHAnsi" w:eastAsiaTheme="majorEastAsia" w:hAnsiTheme="majorHAnsi" w:cstheme="majorBidi"/>
       <w:b/>
       <w:bCs/>
       <w:kern w:val="2"/>
@@ -3269,12 +4175,14 @@
   </w:style>
   <w:style w:type="paragraph" w:styleId="3">
     <w:name w:val="heading 3"/>
-    <w:basedOn w:val="1"/>
-    <w:next w:val="1"/>
-    <w:link w:val="23"/>
+    <w:aliases w:val="第二层条,第三层,h3,1.1.1 标题 3,论文标题 2,1.黑小三,H3,level_3,PIM 3,Level 3 Head,Heading 3 - old,sect1.2.3,sect1.2.31,sect1.2.32,sect1.2.311,sect1.2.33,sect1.2.312,Bold Head,bh,3rd level,3,36标题3,第三层章标题,三级,章标题1,小标题,节标题，三级节名,二级节名,三级标题,BOD 0,1.1.1,标题9,分节,标题 1.1.1,三"/>
+    <w:basedOn w:val="a"/>
+    <w:next w:val="a"/>
+    <w:link w:val="30"/>
+    <w:uiPriority w:val="9"/>
     <w:unhideWhenUsed/>
     <w:qFormat/>
-    <w:uiPriority w:val="9"/>
+    <w:rsid w:val="00F24A2D"/>
     <w:pPr>
       <w:keepNext/>
       <w:keepLines/>
@@ -3286,7 +4194,7 @@
       <w:outlineLvl w:val="2"/>
     </w:pPr>
     <w:rPr>
-      <w:rFonts w:ascii="等线" w:hAnsi="等线" w:eastAsia="等线"/>
+      <w:rFonts w:ascii="等线" w:eastAsia="等线" w:hAnsi="等线"/>
       <w:b/>
       <w:bCs/>
       <w:kern w:val="2"/>
@@ -3294,18 +4202,18 @@
       <w:szCs w:val="32"/>
     </w:rPr>
   </w:style>
-  <w:style w:type="character" w:default="1" w:styleId="11">
+  <w:style w:type="character" w:default="1" w:styleId="a0">
     <w:name w:val="Default Paragraph Font"/>
+    <w:uiPriority w:val="1"/>
+    <w:unhideWhenUsed/>
+  </w:style>
+  <w:style w:type="table" w:default="1" w:styleId="a1">
+    <w:name w:val="Normal Table"/>
+    <w:uiPriority w:val="99"/>
     <w:semiHidden/>
     <w:unhideWhenUsed/>
-    <w:uiPriority w:val="1"/>
-  </w:style>
-  <w:style w:type="table" w:default="1" w:styleId="9">
-    <w:name w:val="Normal Table"/>
-    <w:semiHidden/>
-    <w:unhideWhenUsed/>
-    <w:uiPriority w:val="99"/>
     <w:tblPr>
+      <w:tblInd w:w="0" w:type="dxa"/>
       <w:tblCellMar>
         <w:top w:w="0" w:type="dxa"/>
         <w:left w:w="108" w:type="dxa"/>
@@ -3314,44 +4222,79 @@
       </w:tblCellMar>
     </w:tblPr>
   </w:style>
-  <w:style w:type="paragraph" w:styleId="4">
-    <w:name w:val="Balloon Text"/>
-    <w:basedOn w:val="1"/>
-    <w:link w:val="21"/>
+  <w:style w:type="numbering" w:default="1" w:styleId="a2">
+    <w:name w:val="No List"/>
+    <w:uiPriority w:val="99"/>
     <w:semiHidden/>
     <w:unhideWhenUsed/>
-    <w:uiPriority w:val="99"/>
+  </w:style>
+  <w:style w:type="character" w:styleId="a3">
+    <w:name w:val="Strong"/>
+    <w:basedOn w:val="a0"/>
+    <w:uiPriority w:val="22"/>
+    <w:qFormat/>
+    <w:rsid w:val="00285013"/>
     <w:rPr>
-      <w:sz w:val="18"/>
-      <w:szCs w:val="18"/>
+      <w:b/>
+      <w:bCs/>
     </w:rPr>
   </w:style>
-  <w:style w:type="paragraph" w:styleId="5">
-    <w:name w:val="footer"/>
-    <w:basedOn w:val="1"/>
-    <w:link w:val="20"/>
+  <w:style w:type="character" w:customStyle="1" w:styleId="skimlinks-unlinked">
+    <w:name w:val="skimlinks-unlinked"/>
+    <w:basedOn w:val="a0"/>
+    <w:rsid w:val="00285013"/>
+  </w:style>
+  <w:style w:type="character" w:styleId="a4">
+    <w:name w:val="Hyperlink"/>
+    <w:basedOn w:val="a0"/>
+    <w:uiPriority w:val="99"/>
     <w:unhideWhenUsed/>
-    <w:uiPriority w:val="99"/>
-    <w:pPr>
-      <w:tabs>
-        <w:tab w:val="center" w:pos="4153"/>
-        <w:tab w:val="right" w:pos="8306"/>
-      </w:tabs>
-    </w:pPr>
+    <w:rsid w:val="00285013"/>
     <w:rPr>
-      <w:sz w:val="18"/>
-      <w:szCs w:val="18"/>
+      <w:color w:val="0563C1" w:themeColor="hyperlink"/>
+      <w:u w:val="single"/>
     </w:rPr>
   </w:style>
-  <w:style w:type="paragraph" w:styleId="6">
+  <w:style w:type="character" w:customStyle="1" w:styleId="apple-converted-space">
+    <w:name w:val="apple-converted-space"/>
+    <w:basedOn w:val="a0"/>
+    <w:rsid w:val="00285013"/>
+  </w:style>
+  <w:style w:type="character" w:styleId="a5">
+    <w:name w:val="Emphasis"/>
+    <w:basedOn w:val="a0"/>
+    <w:uiPriority w:val="20"/>
+    <w:qFormat/>
+    <w:rsid w:val="00285013"/>
+    <w:rPr>
+      <w:i/>
+      <w:iCs/>
+    </w:rPr>
+  </w:style>
+  <w:style w:type="character" w:customStyle="1" w:styleId="20">
+    <w:name w:val="标题 2 字符"/>
+    <w:basedOn w:val="a0"/>
+    <w:link w:val="2"/>
+    <w:uiPriority w:val="9"/>
+    <w:rsid w:val="0053691D"/>
+    <w:rPr>
+      <w:rFonts w:asciiTheme="majorHAnsi" w:eastAsiaTheme="majorEastAsia" w:hAnsiTheme="majorHAnsi" w:cstheme="majorBidi"/>
+      <w:b/>
+      <w:bCs/>
+      <w:sz w:val="32"/>
+      <w:szCs w:val="32"/>
+    </w:rPr>
+  </w:style>
+  <w:style w:type="paragraph" w:styleId="a6">
     <w:name w:val="header"/>
-    <w:basedOn w:val="1"/>
-    <w:link w:val="19"/>
+    <w:basedOn w:val="a"/>
+    <w:link w:val="a7"/>
+    <w:uiPriority w:val="99"/>
     <w:unhideWhenUsed/>
-    <w:uiPriority w:val="99"/>
+    <w:rsid w:val="00F268BE"/>
     <w:pPr>
       <w:pBdr>
-        <w:bottom w:val="single" w:color="auto" w:sz="6" w:space="1"/>
+        <w:bottom w:val="single" w:sz="6" w:space="1" w:color="auto"/>
       </w:pBdr>
       <w:tabs>
         <w:tab w:val="center" w:pos="4153"/>
@@ -3364,164 +4307,147 @@
       <w:szCs w:val="18"/>
     </w:rPr>
   </w:style>
-  <w:style w:type="paragraph" w:styleId="7">
-    <w:name w:val="footnote text"/>
-    <w:basedOn w:val="1"/>
-    <w:link w:val="22"/>
-    <w:semiHidden/>
-    <w:unhideWhenUsed/>
+  <w:style w:type="character" w:customStyle="1" w:styleId="a7">
+    <w:name w:val="页眉 字符"/>
+    <w:basedOn w:val="a0"/>
+    <w:link w:val="a6"/>
     <w:uiPriority w:val="99"/>
+    <w:rsid w:val="00F268BE"/>
     <w:rPr>
       <w:sz w:val="18"/>
       <w:szCs w:val="18"/>
     </w:rPr>
   </w:style>
-  <w:style w:type="paragraph" w:styleId="8">
-    <w:name w:val="Normal (Web)"/>
-    <w:basedOn w:val="1"/>
+  <w:style w:type="paragraph" w:styleId="a8">
+    <w:name w:val="footer"/>
+    <w:basedOn w:val="a"/>
+    <w:link w:val="a9"/>
+    <w:uiPriority w:val="99"/>
     <w:unhideWhenUsed/>
-    <w:uiPriority w:val="99"/>
+    <w:rsid w:val="00F268BE"/>
     <w:pPr>
-      <w:spacing w:before="100" w:beforeAutospacing="1" w:after="100" w:afterAutospacing="1"/>
+      <w:tabs>
+        <w:tab w:val="center" w:pos="4153"/>
+        <w:tab w:val="right" w:pos="8306"/>
+      </w:tabs>
     </w:pPr>
-    <w:rPr>
-      <w:rFonts w:ascii="宋体" w:hAnsi="宋体" w:eastAsia="宋体" w:cs="宋体"/>
-      <w:sz w:val="24"/>
-      <w:szCs w:val="24"/>
-    </w:rPr>
-  </w:style>
-  <w:style w:type="table" w:styleId="10">
-    <w:name w:val="Table Grid"/>
-    <w:basedOn w:val="9"/>
-    <w:uiPriority w:val="59"/>
-    <w:tblPr>
-      <w:tblBorders>
-        <w:top w:val="single" w:color="auto" w:sz="4" w:space="0"/>
-        <w:left w:val="single" w:color="auto" w:sz="4" w:space="0"/>
-        <w:bottom w:val="single" w:color="auto" w:sz="4" w:space="0"/>
-        <w:right w:val="single" w:color="auto" w:sz="4" w:space="0"/>
-        <w:insideH w:val="single" w:color="auto" w:sz="4" w:space="0"/>
-        <w:insideV w:val="single" w:color="auto" w:sz="4" w:space="0"/>
-      </w:tblBorders>
-    </w:tblPr>
-  </w:style>
-  <w:style w:type="character" w:styleId="12">
-    <w:name w:val="Strong"/>
-    <w:basedOn w:val="11"/>
-    <w:qFormat/>
-    <w:uiPriority w:val="22"/>
-    <w:rPr>
-      <w:b/>
-      <w:bCs/>
-    </w:rPr>
-  </w:style>
-  <w:style w:type="character" w:styleId="13">
-    <w:name w:val="Emphasis"/>
-    <w:basedOn w:val="11"/>
-    <w:qFormat/>
-    <w:uiPriority w:val="20"/>
-    <w:rPr>
-      <w:i/>
-      <w:iCs/>
-    </w:rPr>
-  </w:style>
-  <w:style w:type="character" w:styleId="14">
-    <w:name w:val="Hyperlink"/>
-    <w:basedOn w:val="11"/>
-    <w:unhideWhenUsed/>
-    <w:uiPriority w:val="99"/>
-    <w:rPr>
-      <w:color w:val="0563C1" w:themeColor="hyperlink"/>
-      <w:u w:val="single"/>
-      <w14:textFill>
-        <w14:solidFill>
-          <w14:schemeClr w14:val="hlink"/>
-        </w14:solidFill>
-      </w14:textFill>
-    </w:rPr>
-  </w:style>
-  <w:style w:type="character" w:styleId="15">
-    <w:name w:val="footnote reference"/>
-    <w:basedOn w:val="11"/>
-    <w:semiHidden/>
-    <w:unhideWhenUsed/>
-    <w:uiPriority w:val="99"/>
-    <w:rPr>
-      <w:vertAlign w:val="superscript"/>
-    </w:rPr>
-  </w:style>
-  <w:style w:type="character" w:customStyle="1" w:styleId="16">
-    <w:name w:val="skimlinks-unlinked"/>
-    <w:basedOn w:val="11"/>
-    <w:uiPriority w:val="0"/>
-  </w:style>
-  <w:style w:type="character" w:customStyle="1" w:styleId="17">
-    <w:name w:val="apple-converted-space"/>
-    <w:basedOn w:val="11"/>
-    <w:uiPriority w:val="0"/>
-  </w:style>
-  <w:style w:type="character" w:customStyle="1" w:styleId="18">
-    <w:name w:val="标题 2 字符"/>
-    <w:basedOn w:val="11"/>
-    <w:link w:val="2"/>
-    <w:uiPriority w:val="9"/>
-    <w:rPr>
-      <w:rFonts w:asciiTheme="majorHAnsi" w:hAnsiTheme="majorHAnsi" w:eastAsiaTheme="majorEastAsia" w:cstheme="majorBidi"/>
-      <w:b/>
-      <w:bCs/>
-      <w:sz w:val="32"/>
-      <w:szCs w:val="32"/>
-    </w:rPr>
-  </w:style>
-  <w:style w:type="character" w:customStyle="1" w:styleId="19">
-    <w:name w:val="页眉 字符"/>
-    <w:basedOn w:val="11"/>
-    <w:link w:val="6"/>
-    <w:uiPriority w:val="99"/>
     <w:rPr>
       <w:sz w:val="18"/>
       <w:szCs w:val="18"/>
     </w:rPr>
   </w:style>
-  <w:style w:type="character" w:customStyle="1" w:styleId="20">
+  <w:style w:type="character" w:customStyle="1" w:styleId="a9">
     <w:name w:val="页脚 字符"/>
-    <w:basedOn w:val="11"/>
-    <w:link w:val="5"/>
+    <w:basedOn w:val="a0"/>
+    <w:link w:val="a8"/>
     <w:uiPriority w:val="99"/>
+    <w:rsid w:val="00F268BE"/>
     <w:rPr>
       <w:sz w:val="18"/>
       <w:szCs w:val="18"/>
     </w:rPr>
   </w:style>
-  <w:style w:type="character" w:customStyle="1" w:styleId="21">
-    <w:name w:val="批注框文本 字符"/>
-    <w:basedOn w:val="11"/>
-    <w:link w:val="4"/>
+  <w:style w:type="paragraph" w:styleId="aa">
+    <w:name w:val="Balloon Text"/>
+    <w:basedOn w:val="a"/>
+    <w:link w:val="ab"/>
+    <w:uiPriority w:val="99"/>
     <w:semiHidden/>
-    <w:uiPriority w:val="99"/>
+    <w:unhideWhenUsed/>
+    <w:rsid w:val="00C91888"/>
     <w:rPr>
       <w:sz w:val="18"/>
       <w:szCs w:val="18"/>
     </w:rPr>
   </w:style>
-  <w:style w:type="character" w:customStyle="1" w:styleId="22">
-    <w:name w:val="脚注文本 字符"/>
-    <w:basedOn w:val="11"/>
-    <w:link w:val="7"/>
+  <w:style w:type="character" w:customStyle="1" w:styleId="ab">
+    <w:name w:val="批注框文本 字符"/>
+    <w:basedOn w:val="a0"/>
+    <w:link w:val="aa"/>
+    <w:uiPriority w:val="99"/>
     <w:semiHidden/>
-    <w:uiPriority w:val="99"/>
+    <w:rsid w:val="00C91888"/>
     <w:rPr>
       <w:sz w:val="18"/>
       <w:szCs w:val="18"/>
     </w:rPr>
   </w:style>
-  <w:style w:type="character" w:customStyle="1" w:styleId="23">
+  <w:style w:type="paragraph" w:styleId="ac">
+    <w:name w:val="footnote text"/>
+    <w:basedOn w:val="a"/>
+    <w:link w:val="ad"/>
+    <w:uiPriority w:val="99"/>
+    <w:semiHidden/>
+    <w:unhideWhenUsed/>
+    <w:rsid w:val="00C91888"/>
+    <w:rPr>
+      <w:sz w:val="18"/>
+      <w:szCs w:val="18"/>
+    </w:rPr>
+  </w:style>
+  <w:style w:type="character" w:customStyle="1" w:styleId="ad">
+    <w:name w:val="脚注文本 字符"/>
+    <w:basedOn w:val="a0"/>
+    <w:link w:val="ac"/>
+    <w:uiPriority w:val="99"/>
+    <w:semiHidden/>
+    <w:rsid w:val="00C91888"/>
+    <w:rPr>
+      <w:sz w:val="18"/>
+      <w:szCs w:val="18"/>
+    </w:rPr>
+  </w:style>
+  <w:style w:type="character" w:styleId="ae">
+    <w:name w:val="footnote reference"/>
+    <w:basedOn w:val="a0"/>
+    <w:uiPriority w:val="99"/>
+    <w:semiHidden/>
+    <w:unhideWhenUsed/>
+    <w:rsid w:val="00C91888"/>
+    <w:rPr>
+      <w:vertAlign w:val="superscript"/>
+    </w:rPr>
+  </w:style>
+  <w:style w:type="table" w:styleId="af">
+    <w:name w:val="Table Grid"/>
+    <w:basedOn w:val="a1"/>
+    <w:uiPriority w:val="59"/>
+    <w:rsid w:val="006D31D0"/>
+    <w:tblPr>
+      <w:tblBorders>
+        <w:top w:val="single" w:sz="4" w:space="0" w:color="auto"/>
+        <w:left w:val="single" w:sz="4" w:space="0" w:color="auto"/>
+        <w:bottom w:val="single" w:sz="4" w:space="0" w:color="auto"/>
+        <w:right w:val="single" w:sz="4" w:space="0" w:color="auto"/>
+        <w:insideH w:val="single" w:sz="4" w:space="0" w:color="auto"/>
+        <w:insideV w:val="single" w:sz="4" w:space="0" w:color="auto"/>
+      </w:tblBorders>
+    </w:tblPr>
+  </w:style>
+  <w:style w:type="paragraph" w:styleId="af0">
+    <w:name w:val="Normal (Web)"/>
+    <w:basedOn w:val="a"/>
+    <w:uiPriority w:val="99"/>
+    <w:unhideWhenUsed/>
+    <w:rsid w:val="00B74258"/>
+    <w:pPr>
+      <w:spacing w:before="100" w:beforeAutospacing="1" w:after="100" w:afterAutospacing="1"/>
+    </w:pPr>
+    <w:rPr>
+      <w:rFonts w:ascii="宋体" w:eastAsia="宋体" w:hAnsi="宋体" w:cs="宋体"/>
+      <w:sz w:val="24"/>
+      <w:szCs w:val="24"/>
+    </w:rPr>
+  </w:style>
+  <w:style w:type="character" w:customStyle="1" w:styleId="30">
     <w:name w:val="标题 3 字符"/>
-    <w:basedOn w:val="11"/>
+    <w:aliases w:val="第二层条 字符,第三层 字符,h3 字符,1.1.1 标题 3 字符,论文标题 2 字符,1.黑小三 字符,H3 字符,level_3 字符,PIM 3 字符,Level 3 Head 字符,Heading 3 - old 字符,sect1.2.3 字符,sect1.2.31 字符,sect1.2.32 字符,sect1.2.311 字符,sect1.2.33 字符,sect1.2.312 字符,Bold Head 字符,bh 字符,3rd level 字符,3 字符,36标题3 字符"/>
+    <w:basedOn w:val="a0"/>
     <w:link w:val="3"/>
     <w:uiPriority w:val="9"/>
+    <w:rsid w:val="00F24A2D"/>
     <w:rPr>
-      <w:rFonts w:ascii="等线" w:hAnsi="等线" w:eastAsia="等线"/>
+      <w:rFonts w:ascii="等线" w:eastAsia="等线" w:hAnsi="等线"/>
       <w:b/>
       <w:bCs/>
       <w:sz w:val="28"/>
@@ -3783,6 +4709,12 @@
     </a:fmtScheme>
   </a:themeElements>
   <a:objectDefaults/>
+  <a:extraClrSchemeLst/>
+  <a:extLst>
+    <a:ext uri="{05A4C25C-085E-4340-85A3-A5531E510DB2}">
+      <thm15:themeFamily xmlns:thm15="http://schemas.microsoft.com/office/thememl/2012/main" name="Office Theme" id="{62F939B6-93AF-4DB8-9C6B-D6C7DFDC589F}" vid="{4A3C46E8-61CC-4603-A589-7422A47A8E4A}"/>
+    </a:ext>
+  </a:extLst>
 </a:theme>
 </file>
 
@@ -3792,6 +4724,8 @@
 
 <file path=customXml/itemProps1.xml><?xml version="1.0" encoding="utf-8"?>
 <ds:datastoreItem xmlns:ds="http://schemas.openxmlformats.org/officeDocument/2006/customXml" ds:itemID="{D96C76F0-F777-41F8-87B1-BFE45A37FFF5}">
-  <ds:schemaRefs/>
+  <ds:schemaRefs>
+    <ds:schemaRef ds:uri="http://schemas.openxmlformats.org/officeDocument/2006/bibliography"/>
+  </ds:schemaRefs>
 </ds:datastoreItem>
 </file>